--- a/SRS.docx
+++ b/SRS.docx
@@ -1,6 +1,6 @@
 
 <file path=word/document.xml><?xml version="1.0" encoding="utf-8"?>
-<w:document xmlns:wpc="http://schemas.microsoft.com/office/word/2010/wordprocessingCanvas" xmlns:mc="http://schemas.openxmlformats.org/markup-compatibility/2006" xmlns:o="urn:schemas-microsoft-com:office:office" xmlns:r="http://schemas.openxmlformats.org/officeDocument/2006/relationships" xmlns:m="http://schemas.openxmlformats.org/officeDocument/2006/math" xmlns:v="urn:schemas-microsoft-com:vml" xmlns:wp14="http://schemas.microsoft.com/office/word/2010/wordprocessingDrawing" xmlns:wp="http://schemas.openxmlformats.org/drawingml/2006/wordprocessingDrawing" xmlns:w="http://schemas.openxmlformats.org/wordprocessingml/2006/main" xmlns:w14="http://schemas.microsoft.com/office/word/2010/wordml" xmlns:w10="urn:schemas-microsoft-com:office:word" xmlns:w15="http://schemas.microsoft.com/office/word/2012/wordml" xmlns:wpg="http://schemas.microsoft.com/office/word/2010/wordprocessingGroup" xmlns:wpi="http://schemas.microsoft.com/office/word/2010/wordprocessingInk" xmlns:wne="http://schemas.microsoft.com/office/word/2006/wordml" xmlns:wps="http://schemas.microsoft.com/office/word/2010/wordprocessingShape" xmlns:wpsCustomData="http://www.wps.cn/officeDocument/2013/wpsCustomData" mc:Ignorable="w14 w15 wp14">
+<w:document xmlns:wpc="http://schemas.microsoft.com/office/word/2010/wordprocessingCanvas" xmlns:cx="http://schemas.microsoft.com/office/drawing/2014/chartex" xmlns:cx1="http://schemas.microsoft.com/office/drawing/2015/9/8/chartex" xmlns:cx2="http://schemas.microsoft.com/office/drawing/2015/10/21/chartex" xmlns:cx3="http://schemas.microsoft.com/office/drawing/2016/5/9/chartex" xmlns:cx4="http://schemas.microsoft.com/office/drawing/2016/5/10/chartex" xmlns:cx5="http://schemas.microsoft.com/office/drawing/2016/5/11/chartex" xmlns:cx6="http://schemas.microsoft.com/office/drawing/2016/5/12/chartex" xmlns:cx7="http://schemas.microsoft.com/office/drawing/2016/5/13/chartex" xmlns:cx8="http://schemas.microsoft.com/office/drawing/2016/5/14/chartex" xmlns:mc="http://schemas.openxmlformats.org/markup-compatibility/2006" xmlns:o="urn:schemas-microsoft-com:office:office" xmlns:r="http://schemas.openxmlformats.org/officeDocument/2006/relationships" xmlns:m="http://schemas.openxmlformats.org/officeDocument/2006/math" xmlns:v="urn:schemas-microsoft-com:vml" xmlns:wp14="http://schemas.microsoft.com/office/word/2010/wordprocessingDrawing" xmlns:wp="http://schemas.openxmlformats.org/drawingml/2006/wordprocessingDrawing" xmlns:w="http://schemas.openxmlformats.org/wordprocessingml/2006/main" xmlns:w14="http://schemas.microsoft.com/office/word/2010/wordml" xmlns:w10="urn:schemas-microsoft-com:office:word" xmlns:w15="http://schemas.microsoft.com/office/word/2012/wordml" xmlns:wpg="http://schemas.microsoft.com/office/word/2010/wordprocessingGroup" xmlns:wpi="http://schemas.microsoft.com/office/word/2010/wordprocessingInk" xmlns:wne="http://schemas.microsoft.com/office/word/2006/wordml" xmlns:wps="http://schemas.microsoft.com/office/word/2010/wordprocessingShape" xmlns:wpsCustomData="http://www.wps.cn/officeDocument/2013/wpsCustomData" mc:Ignorable="w14 w15 wp14">
   <w:body>
     <w:p>
       <w:pPr>
@@ -129,24 +129,7 @@
           <w:vertAlign w:val="baseline"/>
           <w:rtl w:val="0"/>
         </w:rPr>
-        <w:t xml:space="preserve">CAPSTONEPROJECTREPORT </w:t>
-      </w:r>
-      <w:r>
-        <w:rPr>
-          <w:rFonts w:hint="default" w:ascii="Times New Roman" w:hAnsi="Times New Roman" w:eastAsia="Times New Roman" w:cs="Times New Roman"/>
-          <w:b/>
-          <w:i w:val="0"/>
-          <w:smallCaps w:val="0"/>
-          <w:strike w:val="0"/>
-          <w:color w:val="C00000"/>
-          <w:sz w:val="28"/>
-          <w:szCs w:val="28"/>
-          <w:u w:val="none"/>
-          <w:shd w:val="clear" w:fill="auto"/>
-          <w:vertAlign w:val="baseline"/>
-          <w:rtl w:val="0"/>
-        </w:rPr>
-        <w:t xml:space="preserve">Report 3 – Software Requirement Specification </w:t>
+        <w:t xml:space="preserve">CAPSTONEPROJECTREPORT Report 3 – Software Requirement Specification </w:t>
       </w:r>
     </w:p>
     <w:p>
@@ -334,7 +317,7 @@
     </w:p>
     <w:p>
       <w:pPr>
-        <w:pStyle w:val="10"/>
+        <w:pStyle w:val="11"/>
         <w:keepNext w:val="0"/>
         <w:keepLines w:val="0"/>
         <w:widowControl/>
@@ -380,7 +363,7 @@
     </w:p>
     <w:p>
       <w:pPr>
-        <w:pStyle w:val="10"/>
+        <w:pStyle w:val="11"/>
         <w:keepNext w:val="0"/>
         <w:keepLines w:val="0"/>
         <w:widowControl/>
@@ -459,7 +442,7 @@
     </w:p>
     <w:p>
       <w:pPr>
-        <w:pStyle w:val="10"/>
+        <w:pStyle w:val="11"/>
         <w:keepNext w:val="0"/>
         <w:keepLines w:val="0"/>
         <w:widowControl/>
@@ -512,7 +495,7 @@
     </w:p>
     <w:p>
       <w:pPr>
-        <w:pStyle w:val="10"/>
+        <w:pStyle w:val="11"/>
         <w:keepNext w:val="0"/>
         <w:keepLines w:val="0"/>
         <w:widowControl/>
@@ -597,7 +580,7 @@
     </w:p>
     <w:p>
       <w:pPr>
-        <w:pStyle w:val="10"/>
+        <w:pStyle w:val="11"/>
         <w:keepNext w:val="0"/>
         <w:keepLines w:val="0"/>
         <w:widowControl/>
@@ -658,8 +641,6 @@
         </w:rPr>
         <w:t xml:space="preserve"> 5.1 Business Rules ............................................................................................................... 69 5.2 Application Messages List ............................................................................................. 70</w:t>
       </w:r>
-      <w:bookmarkStart w:id="0" w:name="_GoBack"/>
-      <w:bookmarkEnd w:id="0"/>
       <w:r>
         <w:rPr>
           <w:rFonts w:hint="eastAsia" w:ascii="SimSun" w:hAnsi="SimSun" w:eastAsia="SimSun" w:cs="SimSun"/>
@@ -866,7 +847,7 @@
     </w:p>
     <w:p>
       <w:pPr>
-        <w:pStyle w:val="10"/>
+        <w:pStyle w:val="11"/>
         <w:keepNext w:val="0"/>
         <w:keepLines w:val="0"/>
         <w:widowControl/>
@@ -927,7 +908,7 @@
     </w:p>
     <w:p>
       <w:pPr>
-        <w:pStyle w:val="10"/>
+        <w:pStyle w:val="11"/>
         <w:keepNext w:val="0"/>
         <w:keepLines w:val="0"/>
         <w:widowControl/>
@@ -949,7 +930,7 @@
     </w:p>
     <w:p>
       <w:pPr>
-        <w:pStyle w:val="10"/>
+        <w:pStyle w:val="11"/>
         <w:keepNext w:val="0"/>
         <w:keepLines w:val="0"/>
         <w:widowControl/>
@@ -982,7 +963,7 @@
     </w:p>
     <w:p>
       <w:pPr>
-        <w:pStyle w:val="10"/>
+        <w:pStyle w:val="11"/>
         <w:keepNext w:val="0"/>
         <w:keepLines w:val="0"/>
         <w:widowControl/>
@@ -1004,7 +985,7 @@
     </w:p>
     <w:p>
       <w:pPr>
-        <w:pStyle w:val="10"/>
+        <w:pStyle w:val="11"/>
         <w:keepNext w:val="0"/>
         <w:keepLines w:val="0"/>
         <w:widowControl/>
@@ -1045,7 +1026,7 @@
     </w:p>
     <w:p>
       <w:pPr>
-        <w:pStyle w:val="10"/>
+        <w:pStyle w:val="11"/>
         <w:keepNext w:val="0"/>
         <w:keepLines w:val="0"/>
         <w:widowControl/>
@@ -1572,62 +1553,14 @@
           <w:between w:val="none" w:color="auto" w:sz="0" w:space="0"/>
         </w:pBdr>
         <w:shd w:val="clear" w:fill="auto"/>
-        <w:spacing w:before="0" w:after="0" w:line="240" w:lineRule="auto"/>
-        <w:ind w:left="12" w:right="0" w:firstLine="0"/>
-        <w:jc w:val="left"/>
-        <w:rPr>
-          <w:rFonts w:hint="default" w:ascii="Times New Roman" w:hAnsi="Times New Roman" w:eastAsia="Times New Roman" w:cs="Times New Roman"/>
-          <w:b/>
-          <w:i w:val="0"/>
-          <w:smallCaps w:val="0"/>
-          <w:strike w:val="0"/>
-          <w:color w:val="000000"/>
-          <w:sz w:val="28"/>
-          <w:szCs w:val="28"/>
-          <w:u w:val="none"/>
-          <w:shd w:val="clear" w:fill="auto"/>
-          <w:vertAlign w:val="baseline"/>
-        </w:rPr>
-      </w:pPr>
-      <w:r>
-        <w:rPr>
-          <w:rFonts w:hint="default" w:ascii="Times New Roman" w:hAnsi="Times New Roman" w:eastAsia="Times New Roman" w:cs="Times New Roman"/>
-          <w:b/>
-          <w:i w:val="0"/>
-          <w:smallCaps w:val="0"/>
-          <w:strike w:val="0"/>
-          <w:color w:val="000000"/>
-          <w:sz w:val="28"/>
-          <w:szCs w:val="28"/>
-          <w:u w:val="none"/>
-          <w:shd w:val="clear" w:fill="auto"/>
-          <w:vertAlign w:val="baseline"/>
-          <w:rtl w:val="0"/>
-        </w:rPr>
-        <w:t xml:space="preserve">1.2.2 Find A Job </w:t>
-      </w:r>
-    </w:p>
-    <w:p>
-      <w:pPr>
-        <w:keepNext w:val="0"/>
-        <w:keepLines w:val="0"/>
-        <w:pageBreakBefore w:val="0"/>
-        <w:widowControl w:val="0"/>
-        <w:pBdr>
-          <w:top w:val="none" w:color="auto" w:sz="0" w:space="0"/>
-          <w:left w:val="none" w:color="auto" w:sz="0" w:space="0"/>
-          <w:bottom w:val="none" w:color="auto" w:sz="0" w:space="0"/>
-          <w:right w:val="none" w:color="auto" w:sz="0" w:space="0"/>
-          <w:between w:val="none" w:color="auto" w:sz="0" w:space="0"/>
-        </w:pBdr>
-        <w:shd w:val="clear" w:fill="auto"/>
         <w:spacing w:before="157" w:after="0" w:line="203" w:lineRule="auto"/>
         <w:ind w:left="355" w:right="583" w:firstLine="0"/>
-        <w:jc w:val="center"/>
+        <w:jc w:val="both"/>
         <w:rPr>
           <w:rFonts w:hint="default" w:ascii="Times New Roman" w:hAnsi="Times New Roman" w:eastAsia="Times New Roman" w:cs="Times New Roman"/>
           <w:b w:val="0"/>
           <w:i/>
+          <w:iCs/>
           <w:smallCaps w:val="0"/>
           <w:strike w:val="0"/>
           <w:color w:val="000000"/>
@@ -1737,6 +1670,15 @@
       </w:r>
       <w:r>
         <w:rPr>
+          <w:rFonts w:hint="default" w:ascii="Times New Roman" w:hAnsi="Times New Roman" w:cs="Times New Roman"/>
+          <w:sz w:val="28"/>
+          <w:szCs w:val="28"/>
+          <w:lang w:val="en-US"/>
+        </w:rPr>
+        <w:t xml:space="preserve">    </w:t>
+      </w:r>
+      <w:r>
+        <w:rPr>
           <w:rFonts w:hint="default" w:ascii="Times New Roman" w:hAnsi="Times New Roman" w:eastAsia="Times New Roman" w:cs="Times New Roman"/>
           <w:b w:val="0"/>
           <w:i/>
@@ -1766,92 +1708,37 @@
           <w:shd w:val="clear" w:fill="auto"/>
           <w:vertAlign w:val="baseline"/>
           <w:rtl w:val="0"/>
-          <w:lang w:val="vi-VN"/>
+          <w:lang w:val="en-US"/>
         </w:rPr>
         <w:t xml:space="preserve"> </w:t>
       </w:r>
-    </w:p>
-    <w:p>
-      <w:pPr>
-        <w:keepNext w:val="0"/>
-        <w:keepLines w:val="0"/>
-        <w:pageBreakBefore w:val="0"/>
-        <w:widowControl w:val="0"/>
-        <w:pBdr>
-          <w:top w:val="none" w:color="auto" w:sz="0" w:space="0"/>
-          <w:left w:val="none" w:color="auto" w:sz="0" w:space="0"/>
-          <w:bottom w:val="none" w:color="auto" w:sz="0" w:space="0"/>
-          <w:right w:val="none" w:color="auto" w:sz="0" w:space="0"/>
-          <w:between w:val="none" w:color="auto" w:sz="0" w:space="0"/>
-        </w:pBdr>
-        <w:shd w:val="clear" w:fill="auto"/>
-        <w:spacing w:before="286" w:after="0" w:line="240" w:lineRule="auto"/>
-        <w:ind w:left="3075" w:right="0" w:firstLine="0"/>
-        <w:jc w:val="left"/>
+      <w:r>
         <w:rPr>
           <w:rFonts w:hint="default" w:ascii="Times New Roman" w:hAnsi="Times New Roman" w:eastAsia="Times New Roman" w:cs="Times New Roman"/>
           <w:b w:val="0"/>
           <w:i/>
           <w:smallCaps w:val="0"/>
           <w:strike w:val="0"/>
-          <w:color w:val="0563C1"/>
-          <w:sz w:val="28"/>
-          <w:szCs w:val="28"/>
-          <w:u w:val="single"/>
-          <w:shd w:val="clear" w:fill="auto"/>
-          <w:vertAlign w:val="baseline"/>
-        </w:rPr>
-      </w:pPr>
-      <w:r>
-        <w:rPr>
-          <w:rFonts w:hint="default" w:ascii="Times New Roman" w:hAnsi="Times New Roman" w:eastAsia="Times New Roman" w:cs="Times New Roman"/>
-          <w:b w:val="0"/>
-          <w:i/>
-          <w:smallCaps w:val="0"/>
-          <w:strike w:val="0"/>
-          <w:color w:val="000000"/>
-          <w:sz w:val="28"/>
-          <w:szCs w:val="28"/>
-          <w:u w:val="none"/>
-          <w:shd w:val="clear" w:fill="auto"/>
-          <w:vertAlign w:val="baseline"/>
-          <w:rtl w:val="0"/>
-        </w:rPr>
-        <w:t xml:space="preserve">Link of work flow: </w:t>
+          <w:color w:val="000000"/>
+          <w:sz w:val="28"/>
+          <w:szCs w:val="28"/>
+          <w:u w:val="none"/>
+          <w:shd w:val="clear" w:fill="auto"/>
+          <w:vertAlign w:val="baseline"/>
+          <w:rtl w:val="0"/>
+          <w:lang w:val="vi-VN"/>
+        </w:rPr>
+        <w:t xml:space="preserve"> </w:t>
       </w:r>
       <w:r>
         <w:rPr>
-          <w:rFonts w:hint="default" w:ascii="Times New Roman" w:hAnsi="Times New Roman" w:eastAsia="Times New Roman" w:cs="Times New Roman"/>
-          <w:b w:val="0"/>
+          <w:rFonts w:hint="default" w:ascii="Times New Roman" w:hAnsi="Times New Roman" w:eastAsia="SimSun" w:cs="Times New Roman"/>
           <w:i/>
-          <w:smallCaps w:val="0"/>
-          <w:strike w:val="0"/>
-          <w:color w:val="0563C1"/>
-          <w:sz w:val="28"/>
-          <w:szCs w:val="28"/>
-          <w:u w:val="none"/>
-          <w:shd w:val="clear" w:fill="auto"/>
-          <w:vertAlign w:val="baseline"/>
-          <w:rtl w:val="0"/>
-        </w:rPr>
-        <w:t>F</w:t>
-      </w:r>
-      <w:r>
-        <w:rPr>
-          <w:rFonts w:hint="default" w:ascii="Times New Roman" w:hAnsi="Times New Roman" w:eastAsia="Times New Roman" w:cs="Times New Roman"/>
-          <w:b w:val="0"/>
-          <w:i/>
-          <w:smallCaps w:val="0"/>
-          <w:strike w:val="0"/>
-          <w:color w:val="0563C1"/>
-          <w:sz w:val="28"/>
-          <w:szCs w:val="28"/>
-          <w:u w:val="single"/>
-          <w:shd w:val="clear" w:fill="auto"/>
-          <w:vertAlign w:val="baseline"/>
-          <w:rtl w:val="0"/>
-        </w:rPr>
-        <w:t>ind a Job</w:t>
+          <w:iCs/>
+          <w:sz w:val="28"/>
+          <w:szCs w:val="28"/>
+        </w:rPr>
+        <w:t>Farmer Product Posting and Approval</w:t>
       </w:r>
     </w:p>
     <w:p>
@@ -2003,7 +1890,7 @@
     </w:p>
     <w:tbl>
       <w:tblPr>
-        <w:tblStyle w:val="16"/>
+        <w:tblStyle w:val="18"/>
         <w:tblW w:w="8922" w:type="dxa"/>
         <w:tblInd w:w="140" w:type="dxa"/>
         <w:tblBorders>
@@ -2394,6 +2281,7 @@
           </w:tcPr>
           <w:tbl>
             <w:tblPr>
+              <w:tblStyle w:val="9"/>
               <w:tblW w:w="0" w:type="auto"/>
               <w:tblInd w:w="-105" w:type="dxa"/>
               <w:tblBorders>
@@ -2404,7 +2292,7 @@
                 <w:insideH w:val="none" w:color="auto" w:sz="0" w:space="0"/>
                 <w:insideV w:val="none" w:color="auto" w:sz="0" w:space="0"/>
               </w:tblBorders>
-              <w:shd w:val="clear"/>
+              <w:shd w:val="clear" w:color="auto" w:fill="auto"/>
               <w:tblLayout w:type="fixed"/>
               <w:tblCellMar>
                 <w:top w:w="15" w:type="dxa"/>
@@ -2426,7 +2314,13 @@
                   <w:insideH w:val="none" w:color="auto" w:sz="0" w:space="0"/>
                   <w:insideV w:val="none" w:color="auto" w:sz="0" w:space="0"/>
                 </w:tblBorders>
-                <w:shd w:val="clear"/>
+                <w:shd w:val="clear" w:color="auto" w:fill="auto"/>
+                <w:tblCellMar>
+                  <w:top w:w="15" w:type="dxa"/>
+                  <w:left w:w="15" w:type="dxa"/>
+                  <w:bottom w:w="15" w:type="dxa"/>
+                  <w:right w:w="15" w:type="dxa"/>
+                </w:tblCellMar>
               </w:tblPrEx>
               <w:trPr>
                 <w:trHeight w:val="2130" w:hRule="atLeast"/>
@@ -2440,7 +2334,7 @@
                     <w:bottom w:val="single" w:color="000000" w:sz="4" w:space="0"/>
                     <w:right w:val="single" w:color="000000" w:sz="4" w:space="0"/>
                   </w:tcBorders>
-                  <w:shd w:val="clear"/>
+                  <w:shd w:val="clear" w:color="auto" w:fill="auto"/>
                   <w:tcMar>
                     <w:top w:w="0" w:type="dxa"/>
                     <w:left w:w="100" w:type="dxa"/>
@@ -2451,7 +2345,7 @@
                 </w:tcPr>
                 <w:p>
                   <w:pPr>
-                    <w:pStyle w:val="10"/>
+                    <w:pStyle w:val="11"/>
                     <w:keepNext w:val="0"/>
                     <w:keepLines w:val="0"/>
                     <w:widowControl/>
@@ -2479,7 +2373,6 @@
                       <w:sz w:val="28"/>
                       <w:szCs w:val="28"/>
                       <w:u w:val="none"/>
-                      <w:bdr w:val="none" w:color="auto" w:sz="0" w:space="0"/>
                       <w:vertAlign w:val="baseline"/>
                       <w14:textFill>
                         <w14:solidFill>
@@ -2492,7 +2385,7 @@
                 </w:p>
                 <w:p>
                   <w:pPr>
-                    <w:pStyle w:val="10"/>
+                    <w:pStyle w:val="11"/>
                     <w:keepNext w:val="0"/>
                     <w:keepLines w:val="0"/>
                     <w:widowControl/>
@@ -2866,6 +2759,7 @@
           </w:tcPr>
           <w:tbl>
             <w:tblPr>
+              <w:tblStyle w:val="9"/>
               <w:tblW w:w="0" w:type="auto"/>
               <w:tblInd w:w="-105" w:type="dxa"/>
               <w:tblBorders>
@@ -2876,7 +2770,7 @@
                 <w:insideH w:val="none" w:color="auto" w:sz="0" w:space="0"/>
                 <w:insideV w:val="none" w:color="auto" w:sz="0" w:space="0"/>
               </w:tblBorders>
-              <w:shd w:val="clear"/>
+              <w:shd w:val="clear" w:color="auto" w:fill="auto"/>
               <w:tblLayout w:type="fixed"/>
               <w:tblCellMar>
                 <w:top w:w="15" w:type="dxa"/>
@@ -2898,7 +2792,7 @@
                   <w:insideH w:val="none" w:color="auto" w:sz="0" w:space="0"/>
                   <w:insideV w:val="none" w:color="auto" w:sz="0" w:space="0"/>
                 </w:tblBorders>
-                <w:shd w:val="clear"/>
+                <w:shd w:val="clear" w:color="auto" w:fill="auto"/>
                 <w:tblCellMar>
                   <w:top w:w="15" w:type="dxa"/>
                   <w:left w:w="15" w:type="dxa"/>
@@ -2918,7 +2812,7 @@
                     <w:bottom w:val="single" w:color="000000" w:sz="4" w:space="0"/>
                     <w:right w:val="single" w:color="000000" w:sz="4" w:space="0"/>
                   </w:tcBorders>
-                  <w:shd w:val="clear"/>
+                  <w:shd w:val="clear" w:color="auto" w:fill="auto"/>
                   <w:tcMar>
                     <w:top w:w="0" w:type="dxa"/>
                     <w:left w:w="100" w:type="dxa"/>
@@ -2929,7 +2823,7 @@
                 </w:tcPr>
                 <w:p>
                   <w:pPr>
-                    <w:pStyle w:val="10"/>
+                    <w:pStyle w:val="11"/>
                     <w:keepNext w:val="0"/>
                     <w:keepLines w:val="0"/>
                     <w:widowControl/>
@@ -2970,7 +2864,7 @@
                 </w:p>
                 <w:p>
                   <w:pPr>
-                    <w:pStyle w:val="10"/>
+                    <w:pStyle w:val="11"/>
                     <w:keepNext w:val="0"/>
                     <w:keepLines w:val="0"/>
                     <w:widowControl/>
@@ -3322,6 +3216,7 @@
           </w:tcPr>
           <w:tbl>
             <w:tblPr>
+              <w:tblStyle w:val="9"/>
               <w:tblW w:w="0" w:type="auto"/>
               <w:tblInd w:w="-105" w:type="dxa"/>
               <w:tblBorders>
@@ -3332,7 +3227,7 @@
                 <w:insideH w:val="none" w:color="auto" w:sz="0" w:space="0"/>
                 <w:insideV w:val="none" w:color="auto" w:sz="0" w:space="0"/>
               </w:tblBorders>
-              <w:shd w:val="clear"/>
+              <w:shd w:val="clear" w:color="auto" w:fill="auto"/>
               <w:tblLayout w:type="fixed"/>
               <w:tblCellMar>
                 <w:top w:w="15" w:type="dxa"/>
@@ -3354,7 +3249,7 @@
                   <w:insideH w:val="none" w:color="auto" w:sz="0" w:space="0"/>
                   <w:insideV w:val="none" w:color="auto" w:sz="0" w:space="0"/>
                 </w:tblBorders>
-                <w:shd w:val="clear"/>
+                <w:shd w:val="clear" w:color="auto" w:fill="auto"/>
                 <w:tblCellMar>
                   <w:top w:w="15" w:type="dxa"/>
                   <w:left w:w="15" w:type="dxa"/>
@@ -3374,7 +3269,7 @@
                     <w:bottom w:val="single" w:color="000000" w:sz="4" w:space="0"/>
                     <w:right w:val="single" w:color="000000" w:sz="4" w:space="0"/>
                   </w:tcBorders>
-                  <w:shd w:val="clear"/>
+                  <w:shd w:val="clear" w:color="auto" w:fill="auto"/>
                   <w:tcMar>
                     <w:top w:w="0" w:type="dxa"/>
                     <w:left w:w="100" w:type="dxa"/>
@@ -3385,7 +3280,7 @@
                 </w:tcPr>
                 <w:p>
                   <w:pPr>
-                    <w:pStyle w:val="10"/>
+                    <w:pStyle w:val="11"/>
                     <w:keepNext w:val="0"/>
                     <w:keepLines w:val="0"/>
                     <w:widowControl/>
@@ -3426,7 +3321,7 @@
                 </w:p>
                 <w:p>
                   <w:pPr>
-                    <w:pStyle w:val="10"/>
+                    <w:pStyle w:val="11"/>
                     <w:keepNext w:val="0"/>
                     <w:keepLines w:val="0"/>
                     <w:widowControl/>
@@ -3709,6 +3604,7 @@
           </w:tcPr>
           <w:tbl>
             <w:tblPr>
+              <w:tblStyle w:val="9"/>
               <w:tblW w:w="0" w:type="auto"/>
               <w:tblInd w:w="-100" w:type="dxa"/>
               <w:tblBorders>
@@ -3719,7 +3615,7 @@
                 <w:insideH w:val="none" w:color="auto" w:sz="0" w:space="0"/>
                 <w:insideV w:val="none" w:color="auto" w:sz="0" w:space="0"/>
               </w:tblBorders>
-              <w:shd w:val="clear"/>
+              <w:shd w:val="clear" w:color="auto" w:fill="auto"/>
               <w:tblLayout w:type="fixed"/>
               <w:tblCellMar>
                 <w:top w:w="15" w:type="dxa"/>
@@ -3741,7 +3637,7 @@
                   <w:insideH w:val="none" w:color="auto" w:sz="0" w:space="0"/>
                   <w:insideV w:val="none" w:color="auto" w:sz="0" w:space="0"/>
                 </w:tblBorders>
-                <w:shd w:val="clear"/>
+                <w:shd w:val="clear" w:color="auto" w:fill="auto"/>
                 <w:tblCellMar>
                   <w:top w:w="15" w:type="dxa"/>
                   <w:left w:w="15" w:type="dxa"/>
@@ -3755,7 +3651,7 @@
               <w:tc>
                 <w:tcPr>
                   <w:tcW w:w="8640" w:type="dxa"/>
-                  <w:shd w:val="clear"/>
+                  <w:shd w:val="clear" w:color="auto" w:fill="auto"/>
                   <w:tcMar>
                     <w:top w:w="100" w:type="dxa"/>
                     <w:left w:w="100" w:type="dxa"/>
@@ -3766,7 +3662,7 @@
                 </w:tcPr>
                 <w:p>
                   <w:pPr>
-                    <w:pStyle w:val="10"/>
+                    <w:pStyle w:val="11"/>
                     <w:keepNext w:val="0"/>
                     <w:keepLines w:val="0"/>
                     <w:widowControl/>
@@ -3815,7 +3711,7 @@
                 </w:p>
                 <w:p>
                   <w:pPr>
-                    <w:pStyle w:val="10"/>
+                    <w:pStyle w:val="11"/>
                     <w:keepNext w:val="0"/>
                     <w:keepLines w:val="0"/>
                     <w:widowControl/>
@@ -3910,6 +3806,7 @@
           </w:tcPr>
           <w:tbl>
             <w:tblPr>
+              <w:tblStyle w:val="9"/>
               <w:tblW w:w="0" w:type="auto"/>
               <w:tblInd w:w="-105" w:type="dxa"/>
               <w:tblBorders>
@@ -3920,7 +3817,7 @@
                 <w:insideH w:val="none" w:color="auto" w:sz="0" w:space="0"/>
                 <w:insideV w:val="none" w:color="auto" w:sz="0" w:space="0"/>
               </w:tblBorders>
-              <w:shd w:val="clear"/>
+              <w:shd w:val="clear" w:color="auto" w:fill="auto"/>
               <w:tblLayout w:type="fixed"/>
               <w:tblCellMar>
                 <w:top w:w="15" w:type="dxa"/>
@@ -3942,7 +3839,7 @@
                   <w:insideH w:val="none" w:color="auto" w:sz="0" w:space="0"/>
                   <w:insideV w:val="none" w:color="auto" w:sz="0" w:space="0"/>
                 </w:tblBorders>
-                <w:shd w:val="clear"/>
+                <w:shd w:val="clear" w:color="auto" w:fill="auto"/>
                 <w:tblCellMar>
                   <w:top w:w="15" w:type="dxa"/>
                   <w:left w:w="15" w:type="dxa"/>
@@ -3962,7 +3859,7 @@
                     <w:bottom w:val="single" w:color="000000" w:sz="4" w:space="0"/>
                     <w:right w:val="single" w:color="000000" w:sz="4" w:space="0"/>
                   </w:tcBorders>
-                  <w:shd w:val="clear"/>
+                  <w:shd w:val="clear" w:color="auto" w:fill="auto"/>
                   <w:tcMar>
                     <w:top w:w="0" w:type="dxa"/>
                     <w:left w:w="100" w:type="dxa"/>
@@ -3973,7 +3870,7 @@
                 </w:tcPr>
                 <w:p>
                   <w:pPr>
-                    <w:pStyle w:val="10"/>
+                    <w:pStyle w:val="11"/>
                     <w:keepNext w:val="0"/>
                     <w:keepLines w:val="0"/>
                     <w:widowControl/>
@@ -4309,6 +4206,7 @@
           </w:tcPr>
           <w:tbl>
             <w:tblPr>
+              <w:tblStyle w:val="9"/>
               <w:tblW w:w="0" w:type="auto"/>
               <w:tblInd w:w="-105" w:type="dxa"/>
               <w:tblBorders>
@@ -4319,7 +4217,7 @@
                 <w:insideH w:val="none" w:color="auto" w:sz="0" w:space="0"/>
                 <w:insideV w:val="none" w:color="auto" w:sz="0" w:space="0"/>
               </w:tblBorders>
-              <w:shd w:val="clear"/>
+              <w:shd w:val="clear" w:color="auto" w:fill="auto"/>
               <w:tblLayout w:type="fixed"/>
               <w:tblCellMar>
                 <w:top w:w="15" w:type="dxa"/>
@@ -4341,6 +4239,7 @@
                   <w:insideH w:val="none" w:color="auto" w:sz="0" w:space="0"/>
                   <w:insideV w:val="none" w:color="auto" w:sz="0" w:space="0"/>
                 </w:tblBorders>
+                <w:shd w:val="clear" w:color="auto" w:fill="auto"/>
                 <w:tblCellMar>
                   <w:top w:w="15" w:type="dxa"/>
                   <w:left w:w="15" w:type="dxa"/>
@@ -4360,7 +4259,7 @@
                     <w:bottom w:val="single" w:color="000000" w:sz="4" w:space="0"/>
                     <w:right w:val="single" w:color="000000" w:sz="4" w:space="0"/>
                   </w:tcBorders>
-                  <w:shd w:val="clear"/>
+                  <w:shd w:val="clear" w:color="auto" w:fill="auto"/>
                   <w:tcMar>
                     <w:top w:w="0" w:type="dxa"/>
                     <w:left w:w="100" w:type="dxa"/>
@@ -4371,7 +4270,7 @@
                 </w:tcPr>
                 <w:p>
                   <w:pPr>
-                    <w:pStyle w:val="10"/>
+                    <w:pStyle w:val="11"/>
                     <w:keepNext w:val="0"/>
                     <w:keepLines w:val="0"/>
                     <w:widowControl/>
@@ -5057,7 +4956,7 @@
     </w:p>
     <w:p>
       <w:pPr>
-        <w:pStyle w:val="10"/>
+        <w:pStyle w:val="11"/>
         <w:keepNext w:val="0"/>
         <w:keepLines w:val="0"/>
         <w:widowControl/>
@@ -5838,211 +5737,6 @@
           <w:between w:val="none" w:color="auto" w:sz="0" w:space="0"/>
         </w:pBdr>
         <w:shd w:val="clear" w:fill="auto"/>
-        <w:spacing w:before="0" w:after="0" w:line="240" w:lineRule="auto"/>
-        <w:ind w:left="16" w:right="0" w:firstLine="0"/>
-        <w:jc w:val="left"/>
-        <w:rPr>
-          <w:rFonts w:hint="default" w:ascii="Times New Roman" w:hAnsi="Times New Roman" w:eastAsia="Times New Roman" w:cs="Times New Roman"/>
-          <w:b/>
-          <w:i w:val="0"/>
-          <w:smallCaps w:val="0"/>
-          <w:strike w:val="0"/>
-          <w:color w:val="000000"/>
-          <w:sz w:val="28"/>
-          <w:szCs w:val="28"/>
-          <w:u w:val="none"/>
-          <w:shd w:val="clear" w:fill="auto"/>
-          <w:vertAlign w:val="baseline"/>
-        </w:rPr>
-      </w:pPr>
-      <w:r>
-        <w:rPr>
-          <w:rFonts w:hint="default" w:ascii="Times New Roman" w:hAnsi="Times New Roman" w:eastAsia="Times New Roman" w:cs="Times New Roman"/>
-          <w:b/>
-          <w:i w:val="0"/>
-          <w:smallCaps w:val="0"/>
-          <w:strike w:val="0"/>
-          <w:color w:val="000000"/>
-          <w:sz w:val="28"/>
-          <w:szCs w:val="28"/>
-          <w:u w:val="none"/>
-          <w:shd w:val="clear" w:fill="auto"/>
-          <w:vertAlign w:val="baseline"/>
-          <w:rtl w:val="0"/>
-        </w:rPr>
-        <w:t xml:space="preserve">2.2.1.5. Use Case for </w:t>
-      </w:r>
-      <w:r>
-        <w:rPr>
-          <w:rFonts w:hint="default" w:ascii="Times New Roman" w:hAnsi="Times New Roman" w:eastAsia="Times New Roman" w:cs="Times New Roman"/>
-          <w:b/>
-          <w:i w:val="0"/>
-          <w:smallCaps w:val="0"/>
-          <w:strike w:val="0"/>
-          <w:color w:val="000000"/>
-          <w:sz w:val="28"/>
-          <w:szCs w:val="28"/>
-          <w:u w:val="none"/>
-          <w:shd w:val="clear" w:fill="auto"/>
-          <w:vertAlign w:val="baseline"/>
-          <w:rtl w:val="0"/>
-          <w:lang w:val="vi-VN"/>
-        </w:rPr>
-        <w:t>TransportUnit.</w:t>
-      </w:r>
-      <w:r>
-        <w:rPr>
-          <w:rFonts w:hint="default" w:ascii="Times New Roman" w:hAnsi="Times New Roman" w:eastAsia="Times New Roman" w:cs="Times New Roman"/>
-          <w:b/>
-          <w:i w:val="0"/>
-          <w:smallCaps w:val="0"/>
-          <w:strike w:val="0"/>
-          <w:color w:val="000000"/>
-          <w:sz w:val="28"/>
-          <w:szCs w:val="28"/>
-          <w:u w:val="none"/>
-          <w:shd w:val="clear" w:fill="auto"/>
-          <w:vertAlign w:val="baseline"/>
-          <w:rtl w:val="0"/>
-        </w:rPr>
-        <w:t xml:space="preserve"> </w:t>
-      </w:r>
-    </w:p>
-    <w:p>
-      <w:pPr>
-        <w:keepNext w:val="0"/>
-        <w:keepLines w:val="0"/>
-        <w:pageBreakBefore w:val="0"/>
-        <w:widowControl w:val="0"/>
-        <w:pBdr>
-          <w:top w:val="none" w:color="auto" w:sz="0" w:space="0"/>
-          <w:left w:val="none" w:color="auto" w:sz="0" w:space="0"/>
-          <w:bottom w:val="none" w:color="auto" w:sz="0" w:space="0"/>
-          <w:right w:val="none" w:color="auto" w:sz="0" w:space="0"/>
-          <w:between w:val="none" w:color="auto" w:sz="0" w:space="0"/>
-        </w:pBdr>
-        <w:shd w:val="clear" w:fill="auto"/>
-        <w:spacing w:before="137" w:after="0" w:line="210" w:lineRule="auto"/>
-        <w:ind w:left="432" w:right="404" w:firstLine="0"/>
-        <w:jc w:val="center"/>
-        <w:rPr>
-          <w:rFonts w:hint="default" w:ascii="Times New Roman" w:hAnsi="Times New Roman" w:eastAsia="Times New Roman" w:cs="Times New Roman"/>
-          <w:b w:val="0"/>
-          <w:i/>
-          <w:smallCaps w:val="0"/>
-          <w:strike w:val="0"/>
-          <w:color w:val="000000"/>
-          <w:sz w:val="28"/>
-          <w:szCs w:val="28"/>
-          <w:u w:val="none"/>
-          <w:shd w:val="clear" w:fill="auto"/>
-          <w:vertAlign w:val="baseline"/>
-          <w:lang w:val="vi-VN"/>
-        </w:rPr>
-      </w:pPr>
-      <w:r>
-        <w:rPr>
-          <w:rFonts w:hint="default" w:ascii="Times New Roman" w:hAnsi="Times New Roman" w:eastAsia="SimSun" w:cs="Times New Roman"/>
-          <w:i w:val="0"/>
-          <w:iCs w:val="0"/>
-          <w:color w:val="000000"/>
-          <w:sz w:val="28"/>
-          <w:szCs w:val="28"/>
-          <w:u w:val="none"/>
-          <w:vertAlign w:val="baseline"/>
-        </w:rPr>
-        <w:drawing>
-          <wp:inline distT="0" distB="0" distL="114300" distR="114300">
-            <wp:extent cx="5734050" cy="3648075"/>
-            <wp:effectExtent l="0" t="0" r="11430" b="9525"/>
-            <wp:docPr id="34" name="Picture 3" descr="IMG_256"/>
-            <wp:cNvGraphicFramePr>
-              <a:graphicFrameLocks xmlns:a="http://schemas.openxmlformats.org/drawingml/2006/main" noChangeAspect="1"/>
-            </wp:cNvGraphicFramePr>
-            <a:graphic xmlns:a="http://schemas.openxmlformats.org/drawingml/2006/main">
-              <a:graphicData uri="http://schemas.openxmlformats.org/drawingml/2006/picture">
-                <pic:pic xmlns:pic="http://schemas.openxmlformats.org/drawingml/2006/picture">
-                  <pic:nvPicPr>
-                    <pic:cNvPr id="34" name="Picture 3" descr="IMG_256"/>
-                    <pic:cNvPicPr>
-                      <a:picLocks noChangeAspect="1"/>
-                    </pic:cNvPicPr>
-                  </pic:nvPicPr>
-                  <pic:blipFill>
-                    <a:blip r:embed="rId15"/>
-                    <a:stretch>
-                      <a:fillRect/>
-                    </a:stretch>
-                  </pic:blipFill>
-                  <pic:spPr>
-                    <a:xfrm>
-                      <a:off x="0" y="0"/>
-                      <a:ext cx="5734050" cy="3648075"/>
-                    </a:xfrm>
-                    <a:prstGeom prst="rect">
-                      <a:avLst/>
-                    </a:prstGeom>
-                    <a:noFill/>
-                    <a:ln w="9525">
-                      <a:noFill/>
-                    </a:ln>
-                  </pic:spPr>
-                </pic:pic>
-              </a:graphicData>
-            </a:graphic>
-          </wp:inline>
-        </w:drawing>
-      </w:r>
-      <w:r>
-        <w:rPr>
-          <w:rFonts w:hint="default" w:ascii="Times New Roman" w:hAnsi="Times New Roman" w:eastAsia="Times New Roman" w:cs="Times New Roman"/>
-          <w:b w:val="0"/>
-          <w:i/>
-          <w:smallCaps w:val="0"/>
-          <w:strike w:val="0"/>
-          <w:color w:val="000000"/>
-          <w:sz w:val="28"/>
-          <w:szCs w:val="28"/>
-          <w:u w:val="none"/>
-          <w:shd w:val="clear" w:fill="auto"/>
-          <w:vertAlign w:val="baseline"/>
-          <w:rtl w:val="0"/>
-        </w:rPr>
-        <w:t xml:space="preserve">Figure 8: Use case diagram for </w:t>
-      </w:r>
-      <w:r>
-        <w:rPr>
-          <w:rFonts w:hint="default" w:ascii="Times New Roman" w:hAnsi="Times New Roman" w:eastAsia="Times New Roman" w:cs="Times New Roman"/>
-          <w:b w:val="0"/>
-          <w:i/>
-          <w:smallCaps w:val="0"/>
-          <w:strike w:val="0"/>
-          <w:color w:val="000000"/>
-          <w:sz w:val="28"/>
-          <w:szCs w:val="28"/>
-          <w:u w:val="none"/>
-          <w:shd w:val="clear" w:fill="auto"/>
-          <w:vertAlign w:val="baseline"/>
-          <w:rtl w:val="0"/>
-          <w:lang w:val="vi-VN"/>
-        </w:rPr>
-        <w:t>Transport Unit</w:t>
-      </w:r>
-    </w:p>
-    <w:p>
-      <w:pPr>
-        <w:keepNext w:val="0"/>
-        <w:keepLines w:val="0"/>
-        <w:pageBreakBefore w:val="0"/>
-        <w:widowControl w:val="0"/>
-        <w:pBdr>
-          <w:top w:val="none" w:color="auto" w:sz="0" w:space="0"/>
-          <w:left w:val="none" w:color="auto" w:sz="0" w:space="0"/>
-          <w:bottom w:val="none" w:color="auto" w:sz="0" w:space="0"/>
-          <w:right w:val="none" w:color="auto" w:sz="0" w:space="0"/>
-          <w:between w:val="none" w:color="auto" w:sz="0" w:space="0"/>
-        </w:pBdr>
-        <w:shd w:val="clear" w:fill="auto"/>
         <w:spacing w:before="2625" w:after="0" w:line="240" w:lineRule="auto"/>
         <w:ind w:left="4443" w:right="0" w:firstLine="0"/>
         <w:jc w:val="left"/>
@@ -6109,8 +5803,27 @@
           <w:shd w:val="clear" w:fill="auto"/>
           <w:vertAlign w:val="baseline"/>
           <w:rtl w:val="0"/>
+          <w:lang w:val="vi-VN"/>
         </w:rPr>
       </w:pPr>
+      <w:r>
+        <w:rPr>
+          <w:rFonts w:hint="default" w:ascii="Times New Roman" w:hAnsi="Times New Roman" w:eastAsia="Calibri" w:cs="Times New Roman"/>
+          <w:b w:val="0"/>
+          <w:i w:val="0"/>
+          <w:smallCaps w:val="0"/>
+          <w:strike w:val="0"/>
+          <w:color w:val="000000"/>
+          <w:sz w:val="28"/>
+          <w:szCs w:val="28"/>
+          <w:u w:val="none"/>
+          <w:shd w:val="clear" w:fill="auto"/>
+          <w:vertAlign w:val="baseline"/>
+          <w:rtl w:val="0"/>
+          <w:lang w:val="vi-VN"/>
+        </w:rPr>
+        <w:t xml:space="preserve">                                       </w:t>
+      </w:r>
     </w:p>
     <w:p>
       <w:pPr>
@@ -6266,7 +5979,7 @@
     </w:p>
     <w:tbl>
       <w:tblPr>
-        <w:tblStyle w:val="12"/>
+        <w:tblStyle w:val="14"/>
         <w:tblW w:w="0" w:type="auto"/>
         <w:tblInd w:w="0" w:type="dxa"/>
         <w:tblBorders>
@@ -10704,7 +10417,6 @@
           <w:sz w:val="28"/>
           <w:szCs w:val="28"/>
           <w:u w:val="none"/>
-          <w:bdr w:val="none" w:color="auto" w:sz="0" w:space="0"/>
           <w:vertAlign w:val="baseline"/>
         </w:rPr>
         <w:drawing>
@@ -10725,7 +10437,7 @@
                     </pic:cNvPicPr>
                   </pic:nvPicPr>
                   <pic:blipFill>
-                    <a:blip r:embed="rId16"/>
+                    <a:blip r:embed="rId15"/>
                     <a:stretch>
                       <a:fillRect/>
                     </a:stretch>
@@ -10850,7 +10562,7 @@
     </w:p>
     <w:tbl>
       <w:tblPr>
-        <w:tblStyle w:val="12"/>
+        <w:tblStyle w:val="14"/>
         <w:tblW w:w="0" w:type="auto"/>
         <w:tblInd w:w="0" w:type="dxa"/>
         <w:tblBorders>
@@ -11780,12 +11492,6 @@
             <w:insideH w:val="single" w:color="auto" w:sz="4" w:space="0"/>
             <w:insideV w:val="single" w:color="auto" w:sz="4" w:space="0"/>
           </w:tblBorders>
-          <w:tblCellMar>
-            <w:top w:w="0" w:type="dxa"/>
-            <w:left w:w="108" w:type="dxa"/>
-            <w:bottom w:w="0" w:type="dxa"/>
-            <w:right w:w="108" w:type="dxa"/>
-          </w:tblCellMar>
         </w:tblPrEx>
         <w:tc>
           <w:tcPr>
@@ -14324,7 +14030,7 @@
     </w:p>
     <w:tbl>
       <w:tblPr>
-        <w:tblStyle w:val="12"/>
+        <w:tblStyle w:val="14"/>
         <w:tblW w:w="0" w:type="auto"/>
         <w:tblInd w:w="0" w:type="dxa"/>
         <w:tblBorders>
@@ -14787,12 +14493,6 @@
             <w:insideH w:val="single" w:color="auto" w:sz="4" w:space="0"/>
             <w:insideV w:val="single" w:color="auto" w:sz="4" w:space="0"/>
           </w:tblBorders>
-          <w:tblCellMar>
-            <w:top w:w="0" w:type="dxa"/>
-            <w:left w:w="108" w:type="dxa"/>
-            <w:bottom w:w="0" w:type="dxa"/>
-            <w:right w:w="108" w:type="dxa"/>
-          </w:tblCellMar>
         </w:tblPrEx>
         <w:tc>
           <w:tcPr>
@@ -17885,7 +17585,7 @@
     </w:p>
     <w:tbl>
       <w:tblPr>
-        <w:tblStyle w:val="26"/>
+        <w:tblStyle w:val="28"/>
         <w:tblW w:w="9061" w:type="dxa"/>
         <w:tblInd w:w="20" w:type="dxa"/>
         <w:tblBorders>
@@ -19865,7 +19565,7 @@
                     </pic:cNvPicPr>
                   </pic:nvPicPr>
                   <pic:blipFill>
-                    <a:blip r:embed="rId17"/>
+                    <a:blip r:embed="rId16"/>
                     <a:stretch>
                       <a:fillRect/>
                     </a:stretch>
@@ -20106,8 +19806,8 @@
     </w:p>
     <w:tbl>
       <w:tblPr>
-        <w:tblStyle w:val="27"/>
-        <w:tblW w:w="8941" w:type="dxa"/>
+        <w:tblStyle w:val="29"/>
+        <w:tblW w:w="8940" w:type="dxa"/>
         <w:tblInd w:w="140" w:type="dxa"/>
         <w:tblBorders>
           <w:top w:val="single" w:color="000000" w:sz="8" w:space="0"/>
@@ -20152,6 +19852,7 @@
         </w:trPr>
         <w:tc>
           <w:tcPr>
+            <w:tcW w:w="520" w:type="dxa"/>
             <w:shd w:val="clear" w:color="auto" w:fill="auto"/>
             <w:tcMar>
               <w:top w:w="100" w:type="dxa"/>
@@ -20159,24 +19860,17 @@
               <w:bottom w:w="100" w:type="dxa"/>
               <w:right w:w="100" w:type="dxa"/>
             </w:tcMar>
-            <w:vAlign w:val="top"/>
+            <w:vAlign w:val="center"/>
           </w:tcPr>
           <w:p>
             <w:pPr>
               <w:keepNext w:val="0"/>
               <w:keepLines w:val="0"/>
-              <w:pageBreakBefore w:val="0"/>
-              <w:widowControl w:val="0"/>
-              <w:pBdr>
-                <w:top w:val="none" w:color="auto" w:sz="0" w:space="0"/>
-                <w:left w:val="none" w:color="auto" w:sz="0" w:space="0"/>
-                <w:bottom w:val="none" w:color="auto" w:sz="0" w:space="0"/>
-                <w:right w:val="none" w:color="auto" w:sz="0" w:space="0"/>
-                <w:between w:val="none" w:color="auto" w:sz="0" w:space="0"/>
-              </w:pBdr>
-              <w:shd w:val="clear" w:fill="auto"/>
-              <w:spacing w:before="0" w:after="0" w:line="240" w:lineRule="auto"/>
-              <w:ind w:left="139" w:right="0" w:firstLine="0"/>
+              <w:widowControl/>
+              <w:suppressLineNumbers w:val="0"/>
+              <w:bidi w:val="0"/>
+              <w:spacing w:before="0" w:beforeAutospacing="0" w:after="0" w:afterAutospacing="0" w:line="14" w:lineRule="atLeast"/>
+              <w:ind w:left="0" w:leftChars="0" w:right="0" w:rightChars="0"/>
               <w:jc w:val="left"/>
               <w:rPr>
                 <w:rFonts w:hint="default" w:ascii="Times New Roman" w:hAnsi="Times New Roman" w:eastAsia="Times New Roman" w:cs="Times New Roman"/>
@@ -20194,25 +19888,21 @@
             </w:pPr>
             <w:r>
               <w:rPr>
-                <w:rFonts w:hint="default" w:ascii="Times New Roman" w:hAnsi="Times New Roman" w:eastAsia="Times New Roman" w:cs="Times New Roman"/>
-                <w:b/>
-                <w:i w:val="0"/>
-                <w:smallCaps w:val="0"/>
-                <w:strike w:val="0"/>
-                <w:color w:val="000000"/>
-                <w:sz w:val="28"/>
-                <w:szCs w:val="28"/>
-                <w:u w:val="none"/>
-                <w:shd w:val="clear" w:fill="auto"/>
-                <w:vertAlign w:val="baseline"/>
-                <w:rtl w:val="0"/>
-              </w:rPr>
-              <w:t xml:space="preserve"># </w:t>
-            </w:r>
-          </w:p>
-        </w:tc>
-        <w:tc>
-          <w:tcPr>
+                <w:rStyle w:val="12"/>
+                <w:rFonts w:hint="default" w:ascii="Times New Roman" w:hAnsi="Times New Roman" w:eastAsia="sans-serif" w:cs="Times New Roman"/>
+                <w:color w:val="1F1F1F"/>
+                <w:kern w:val="0"/>
+                <w:sz w:val="24"/>
+                <w:szCs w:val="24"/>
+                <w:lang w:val="en-US" w:eastAsia="zh-CN" w:bidi="ar"/>
+              </w:rPr>
+              <w:t>#</w:t>
+            </w:r>
+          </w:p>
+        </w:tc>
+        <w:tc>
+          <w:tcPr>
+            <w:tcW w:w="2381" w:type="dxa"/>
             <w:shd w:val="clear" w:color="auto" w:fill="auto"/>
             <w:tcMar>
               <w:top w:w="100" w:type="dxa"/>
@@ -20220,24 +19910,17 @@
               <w:bottom w:w="100" w:type="dxa"/>
               <w:right w:w="100" w:type="dxa"/>
             </w:tcMar>
-            <w:vAlign w:val="top"/>
+            <w:vAlign w:val="center"/>
           </w:tcPr>
           <w:p>
             <w:pPr>
               <w:keepNext w:val="0"/>
               <w:keepLines w:val="0"/>
-              <w:pageBreakBefore w:val="0"/>
-              <w:widowControl w:val="0"/>
-              <w:pBdr>
-                <w:top w:val="none" w:color="auto" w:sz="0" w:space="0"/>
-                <w:left w:val="none" w:color="auto" w:sz="0" w:space="0"/>
-                <w:bottom w:val="none" w:color="auto" w:sz="0" w:space="0"/>
-                <w:right w:val="none" w:color="auto" w:sz="0" w:space="0"/>
-                <w:between w:val="none" w:color="auto" w:sz="0" w:space="0"/>
-              </w:pBdr>
-              <w:shd w:val="clear" w:fill="auto"/>
-              <w:spacing w:before="0" w:after="0" w:line="240" w:lineRule="auto"/>
-              <w:ind w:left="129" w:right="0" w:firstLine="0"/>
+              <w:widowControl/>
+              <w:suppressLineNumbers w:val="0"/>
+              <w:bidi w:val="0"/>
+              <w:spacing w:before="0" w:beforeAutospacing="0" w:after="0" w:afterAutospacing="0" w:line="14" w:lineRule="atLeast"/>
+              <w:ind w:left="0" w:leftChars="0" w:right="0" w:rightChars="0"/>
               <w:jc w:val="left"/>
               <w:rPr>
                 <w:rFonts w:hint="default" w:ascii="Times New Roman" w:hAnsi="Times New Roman" w:eastAsia="Times New Roman" w:cs="Times New Roman"/>
@@ -20255,25 +19938,21 @@
             </w:pPr>
             <w:r>
               <w:rPr>
-                <w:rFonts w:hint="default" w:ascii="Times New Roman" w:hAnsi="Times New Roman" w:eastAsia="Times New Roman" w:cs="Times New Roman"/>
-                <w:b/>
-                <w:i w:val="0"/>
-                <w:smallCaps w:val="0"/>
-                <w:strike w:val="0"/>
-                <w:color w:val="000000"/>
-                <w:sz w:val="28"/>
-                <w:szCs w:val="28"/>
-                <w:u w:val="none"/>
-                <w:shd w:val="clear" w:fill="auto"/>
-                <w:vertAlign w:val="baseline"/>
-                <w:rtl w:val="0"/>
-              </w:rPr>
-              <w:t xml:space="preserve">Entity </w:t>
-            </w:r>
-          </w:p>
-        </w:tc>
-        <w:tc>
-          <w:tcPr>
+                <w:rStyle w:val="12"/>
+                <w:rFonts w:hint="default" w:ascii="Times New Roman" w:hAnsi="Times New Roman" w:eastAsia="sans-serif" w:cs="Times New Roman"/>
+                <w:color w:val="1F1F1F"/>
+                <w:kern w:val="0"/>
+                <w:sz w:val="24"/>
+                <w:szCs w:val="24"/>
+                <w:lang w:val="en-US" w:eastAsia="zh-CN" w:bidi="ar"/>
+              </w:rPr>
+              <w:t>Entity</w:t>
+            </w:r>
+          </w:p>
+        </w:tc>
+        <w:tc>
+          <w:tcPr>
+            <w:tcW w:w="6039" w:type="dxa"/>
             <w:shd w:val="clear" w:color="auto" w:fill="auto"/>
             <w:tcMar>
               <w:top w:w="100" w:type="dxa"/>
@@ -20281,24 +19960,17 @@
               <w:bottom w:w="100" w:type="dxa"/>
               <w:right w:w="100" w:type="dxa"/>
             </w:tcMar>
-            <w:vAlign w:val="top"/>
+            <w:vAlign w:val="center"/>
           </w:tcPr>
           <w:p>
             <w:pPr>
               <w:keepNext w:val="0"/>
               <w:keepLines w:val="0"/>
-              <w:pageBreakBefore w:val="0"/>
-              <w:widowControl w:val="0"/>
-              <w:pBdr>
-                <w:top w:val="none" w:color="auto" w:sz="0" w:space="0"/>
-                <w:left w:val="none" w:color="auto" w:sz="0" w:space="0"/>
-                <w:bottom w:val="none" w:color="auto" w:sz="0" w:space="0"/>
-                <w:right w:val="none" w:color="auto" w:sz="0" w:space="0"/>
-                <w:between w:val="none" w:color="auto" w:sz="0" w:space="0"/>
-              </w:pBdr>
-              <w:shd w:val="clear" w:fill="auto"/>
-              <w:spacing w:before="0" w:after="0" w:line="240" w:lineRule="auto"/>
-              <w:ind w:left="132" w:right="0" w:firstLine="0"/>
+              <w:widowControl/>
+              <w:suppressLineNumbers w:val="0"/>
+              <w:bidi w:val="0"/>
+              <w:spacing w:before="0" w:beforeAutospacing="0" w:after="0" w:afterAutospacing="0" w:line="14" w:lineRule="atLeast"/>
+              <w:ind w:left="0" w:leftChars="0" w:right="0" w:rightChars="0"/>
               <w:jc w:val="left"/>
               <w:rPr>
                 <w:rFonts w:hint="default" w:ascii="Times New Roman" w:hAnsi="Times New Roman" w:eastAsia="Times New Roman" w:cs="Times New Roman"/>
@@ -20316,18 +19988,13 @@
             </w:pPr>
             <w:r>
               <w:rPr>
-                <w:rFonts w:hint="default" w:ascii="Times New Roman" w:hAnsi="Times New Roman" w:eastAsia="Times New Roman" w:cs="Times New Roman"/>
-                <w:b/>
-                <w:i w:val="0"/>
-                <w:smallCaps w:val="0"/>
-                <w:strike w:val="0"/>
-                <w:color w:val="000000"/>
-                <w:sz w:val="28"/>
-                <w:szCs w:val="28"/>
-                <w:u w:val="none"/>
-                <w:shd w:val="clear" w:fill="auto"/>
-                <w:vertAlign w:val="baseline"/>
-                <w:rtl w:val="0"/>
+                <w:rStyle w:val="12"/>
+                <w:rFonts w:hint="default" w:ascii="Times New Roman" w:hAnsi="Times New Roman" w:eastAsia="sans-serif" w:cs="Times New Roman"/>
+                <w:color w:val="1F1F1F"/>
+                <w:kern w:val="0"/>
+                <w:sz w:val="24"/>
+                <w:szCs w:val="24"/>
+                <w:lang w:val="en-US" w:eastAsia="zh-CN" w:bidi="ar"/>
               </w:rPr>
               <w:t>Description</w:t>
             </w:r>
@@ -20356,6 +20023,7 @@
         </w:trPr>
         <w:tc>
           <w:tcPr>
+            <w:tcW w:w="520" w:type="dxa"/>
             <w:shd w:val="clear" w:color="auto" w:fill="auto"/>
             <w:tcMar>
               <w:top w:w="100" w:type="dxa"/>
@@ -20363,24 +20031,17 @@
               <w:bottom w:w="100" w:type="dxa"/>
               <w:right w:w="100" w:type="dxa"/>
             </w:tcMar>
-            <w:vAlign w:val="top"/>
+            <w:vAlign w:val="center"/>
           </w:tcPr>
           <w:p>
             <w:pPr>
               <w:keepNext w:val="0"/>
               <w:keepLines w:val="0"/>
-              <w:pageBreakBefore w:val="0"/>
-              <w:widowControl w:val="0"/>
-              <w:pBdr>
-                <w:top w:val="none" w:color="auto" w:sz="0" w:space="0"/>
-                <w:left w:val="none" w:color="auto" w:sz="0" w:space="0"/>
-                <w:bottom w:val="none" w:color="auto" w:sz="0" w:space="0"/>
-                <w:right w:val="none" w:color="auto" w:sz="0" w:space="0"/>
-                <w:between w:val="none" w:color="auto" w:sz="0" w:space="0"/>
-              </w:pBdr>
-              <w:shd w:val="clear" w:fill="auto"/>
-              <w:spacing w:before="0" w:after="0" w:line="240" w:lineRule="auto"/>
-              <w:ind w:left="162" w:right="0" w:firstLine="0"/>
+              <w:widowControl/>
+              <w:suppressLineNumbers w:val="0"/>
+              <w:bidi w:val="0"/>
+              <w:spacing w:before="0" w:beforeAutospacing="0" w:after="0" w:afterAutospacing="0" w:line="14" w:lineRule="atLeast"/>
+              <w:ind w:left="0" w:leftChars="0" w:right="0" w:rightChars="0"/>
               <w:jc w:val="left"/>
               <w:rPr>
                 <w:rFonts w:hint="default" w:ascii="Times New Roman" w:hAnsi="Times New Roman" w:eastAsia="Times New Roman" w:cs="Times New Roman"/>
@@ -20398,25 +20059,22 @@
             </w:pPr>
             <w:r>
               <w:rPr>
-                <w:rFonts w:hint="default" w:ascii="Times New Roman" w:hAnsi="Times New Roman" w:eastAsia="Times New Roman" w:cs="Times New Roman"/>
-                <w:b w:val="0"/>
-                <w:i w:val="0"/>
-                <w:smallCaps w:val="0"/>
-                <w:strike w:val="0"/>
-                <w:color w:val="000000"/>
-                <w:sz w:val="28"/>
-                <w:szCs w:val="28"/>
-                <w:u w:val="none"/>
-                <w:shd w:val="clear" w:fill="auto"/>
-                <w:vertAlign w:val="baseline"/>
-                <w:rtl w:val="0"/>
-              </w:rPr>
-              <w:t xml:space="preserve">1 </w:t>
-            </w:r>
-          </w:p>
-        </w:tc>
-        <w:tc>
-          <w:tcPr>
+                <w:rFonts w:hint="default" w:ascii="Times New Roman" w:hAnsi="Times New Roman" w:eastAsia="sans-serif" w:cs="Times New Roman"/>
+                <w:b/>
+                <w:bCs/>
+                <w:color w:val="1F1F1F"/>
+                <w:kern w:val="0"/>
+                <w:sz w:val="24"/>
+                <w:szCs w:val="24"/>
+                <w:lang w:val="en-US" w:eastAsia="zh-CN" w:bidi="ar"/>
+              </w:rPr>
+              <w:t>1</w:t>
+            </w:r>
+          </w:p>
+        </w:tc>
+        <w:tc>
+          <w:tcPr>
+            <w:tcW w:w="2381" w:type="dxa"/>
             <w:shd w:val="clear" w:color="auto" w:fill="auto"/>
             <w:tcMar>
               <w:top w:w="100" w:type="dxa"/>
@@ -20424,24 +20082,17 @@
               <w:bottom w:w="100" w:type="dxa"/>
               <w:right w:w="100" w:type="dxa"/>
             </w:tcMar>
-            <w:vAlign w:val="top"/>
+            <w:vAlign w:val="center"/>
           </w:tcPr>
           <w:p>
             <w:pPr>
               <w:keepNext w:val="0"/>
               <w:keepLines w:val="0"/>
-              <w:pageBreakBefore w:val="0"/>
-              <w:widowControl w:val="0"/>
-              <w:pBdr>
-                <w:top w:val="none" w:color="auto" w:sz="0" w:space="0"/>
-                <w:left w:val="none" w:color="auto" w:sz="0" w:space="0"/>
-                <w:bottom w:val="none" w:color="auto" w:sz="0" w:space="0"/>
-                <w:right w:val="none" w:color="auto" w:sz="0" w:space="0"/>
-                <w:between w:val="none" w:color="auto" w:sz="0" w:space="0"/>
-              </w:pBdr>
-              <w:shd w:val="clear" w:fill="auto"/>
-              <w:spacing w:before="0" w:after="0" w:line="240" w:lineRule="auto"/>
-              <w:ind w:left="125" w:right="0" w:firstLine="0"/>
+              <w:widowControl/>
+              <w:suppressLineNumbers w:val="0"/>
+              <w:bidi w:val="0"/>
+              <w:spacing w:before="0" w:beforeAutospacing="0" w:after="0" w:afterAutospacing="0" w:line="14" w:lineRule="atLeast"/>
+              <w:ind w:left="0" w:leftChars="0" w:right="0" w:rightChars="0"/>
               <w:jc w:val="left"/>
               <w:rPr>
                 <w:rFonts w:hint="default" w:ascii="Times New Roman" w:hAnsi="Times New Roman" w:eastAsia="Times New Roman" w:cs="Times New Roman"/>
@@ -20459,25 +20110,22 @@
             </w:pPr>
             <w:r>
               <w:rPr>
-                <w:rFonts w:hint="default" w:ascii="Times New Roman" w:hAnsi="Times New Roman" w:eastAsia="Times New Roman" w:cs="Times New Roman"/>
-                <w:b w:val="0"/>
-                <w:i w:val="0"/>
-                <w:smallCaps w:val="0"/>
-                <w:strike w:val="0"/>
-                <w:color w:val="000000"/>
-                <w:sz w:val="28"/>
-                <w:szCs w:val="28"/>
-                <w:u w:val="none"/>
-                <w:shd w:val="clear" w:fill="auto"/>
-                <w:vertAlign w:val="baseline"/>
-                <w:rtl w:val="0"/>
-              </w:rPr>
-              <w:t xml:space="preserve">Users </w:t>
-            </w:r>
-          </w:p>
-        </w:tc>
-        <w:tc>
-          <w:tcPr>
+                <w:rFonts w:hint="default" w:ascii="Times New Roman" w:hAnsi="Times New Roman" w:eastAsia="sans-serif" w:cs="Times New Roman"/>
+                <w:b/>
+                <w:bCs/>
+                <w:color w:val="1F1F1F"/>
+                <w:kern w:val="0"/>
+                <w:sz w:val="24"/>
+                <w:szCs w:val="24"/>
+                <w:lang w:val="en-US" w:eastAsia="zh-CN" w:bidi="ar"/>
+              </w:rPr>
+              <w:t>Customer</w:t>
+            </w:r>
+          </w:p>
+        </w:tc>
+        <w:tc>
+          <w:tcPr>
+            <w:tcW w:w="6039" w:type="dxa"/>
             <w:shd w:val="clear" w:color="auto" w:fill="auto"/>
             <w:tcMar>
               <w:top w:w="100" w:type="dxa"/>
@@ -20485,24 +20133,17 @@
               <w:bottom w:w="100" w:type="dxa"/>
               <w:right w:w="100" w:type="dxa"/>
             </w:tcMar>
-            <w:vAlign w:val="top"/>
+            <w:vAlign w:val="center"/>
           </w:tcPr>
           <w:p>
             <w:pPr>
               <w:keepNext w:val="0"/>
               <w:keepLines w:val="0"/>
-              <w:pageBreakBefore w:val="0"/>
-              <w:widowControl w:val="0"/>
-              <w:pBdr>
-                <w:top w:val="none" w:color="auto" w:sz="0" w:space="0"/>
-                <w:left w:val="none" w:color="auto" w:sz="0" w:space="0"/>
-                <w:bottom w:val="none" w:color="auto" w:sz="0" w:space="0"/>
-                <w:right w:val="none" w:color="auto" w:sz="0" w:space="0"/>
-                <w:between w:val="none" w:color="auto" w:sz="0" w:space="0"/>
-              </w:pBdr>
-              <w:shd w:val="clear" w:fill="auto"/>
-              <w:spacing w:before="0" w:after="0" w:line="345" w:lineRule="auto"/>
-              <w:ind w:left="138" w:right="312" w:firstLine="6"/>
+              <w:widowControl/>
+              <w:suppressLineNumbers w:val="0"/>
+              <w:bidi w:val="0"/>
+              <w:spacing w:before="0" w:beforeAutospacing="0" w:after="0" w:afterAutospacing="0" w:line="14" w:lineRule="atLeast"/>
+              <w:ind w:left="0" w:leftChars="0" w:right="0" w:rightChars="0"/>
               <w:jc w:val="left"/>
               <w:rPr>
                 <w:rFonts w:hint="default" w:ascii="Times New Roman" w:hAnsi="Times New Roman" w:eastAsia="Times New Roman" w:cs="Times New Roman"/>
@@ -20520,20 +20161,14 @@
             </w:pPr>
             <w:r>
               <w:rPr>
-                <w:rFonts w:hint="default" w:ascii="Times New Roman" w:hAnsi="Times New Roman" w:eastAsia="Times New Roman" w:cs="Times New Roman"/>
-                <w:b w:val="0"/>
-                <w:i w:val="0"/>
-                <w:smallCaps w:val="0"/>
-                <w:strike w:val="0"/>
-                <w:color w:val="000000"/>
-                <w:sz w:val="28"/>
-                <w:szCs w:val="28"/>
-                <w:u w:val="none"/>
-                <w:shd w:val="clear" w:fill="auto"/>
-                <w:vertAlign w:val="baseline"/>
-                <w:rtl w:val="0"/>
-              </w:rPr>
-              <w:t>Stores user-related data, including email, password, roles,  and verification status.</w:t>
+                <w:rFonts w:hint="default" w:ascii="Times New Roman" w:hAnsi="Times New Roman" w:eastAsia="sans-serif" w:cs="Times New Roman"/>
+                <w:color w:val="1F1F1F"/>
+                <w:kern w:val="0"/>
+                <w:sz w:val="24"/>
+                <w:szCs w:val="24"/>
+                <w:lang w:val="en-US" w:eastAsia="zh-CN" w:bidi="ar"/>
+              </w:rPr>
+              <w:t>Stores customer account and personal details, including full name, email, phone number, password, and account status.</w:t>
             </w:r>
           </w:p>
         </w:tc>
@@ -20560,6 +20195,7 @@
         </w:trPr>
         <w:tc>
           <w:tcPr>
+            <w:tcW w:w="520" w:type="dxa"/>
             <w:shd w:val="clear" w:color="auto" w:fill="auto"/>
             <w:tcMar>
               <w:top w:w="100" w:type="dxa"/>
@@ -20567,24 +20203,17 @@
               <w:bottom w:w="100" w:type="dxa"/>
               <w:right w:w="100" w:type="dxa"/>
             </w:tcMar>
-            <w:vAlign w:val="top"/>
+            <w:vAlign w:val="center"/>
           </w:tcPr>
           <w:p>
             <w:pPr>
               <w:keepNext w:val="0"/>
               <w:keepLines w:val="0"/>
-              <w:pageBreakBefore w:val="0"/>
-              <w:widowControl w:val="0"/>
-              <w:pBdr>
-                <w:top w:val="none" w:color="auto" w:sz="0" w:space="0"/>
-                <w:left w:val="none" w:color="auto" w:sz="0" w:space="0"/>
-                <w:bottom w:val="none" w:color="auto" w:sz="0" w:space="0"/>
-                <w:right w:val="none" w:color="auto" w:sz="0" w:space="0"/>
-                <w:between w:val="none" w:color="auto" w:sz="0" w:space="0"/>
-              </w:pBdr>
-              <w:shd w:val="clear" w:fill="auto"/>
-              <w:spacing w:before="0" w:after="0" w:line="240" w:lineRule="auto"/>
-              <w:ind w:left="139" w:right="0" w:firstLine="0"/>
+              <w:widowControl/>
+              <w:suppressLineNumbers w:val="0"/>
+              <w:bidi w:val="0"/>
+              <w:spacing w:before="0" w:beforeAutospacing="0" w:after="0" w:afterAutospacing="0" w:line="14" w:lineRule="atLeast"/>
+              <w:ind w:left="0" w:leftChars="0" w:right="0" w:rightChars="0"/>
               <w:jc w:val="left"/>
               <w:rPr>
                 <w:rFonts w:hint="default" w:ascii="Times New Roman" w:hAnsi="Times New Roman" w:eastAsia="Times New Roman" w:cs="Times New Roman"/>
@@ -20602,25 +20231,22 @@
             </w:pPr>
             <w:r>
               <w:rPr>
-                <w:rFonts w:hint="default" w:ascii="Times New Roman" w:hAnsi="Times New Roman" w:eastAsia="Times New Roman" w:cs="Times New Roman"/>
-                <w:b w:val="0"/>
-                <w:i w:val="0"/>
-                <w:smallCaps w:val="0"/>
-                <w:strike w:val="0"/>
-                <w:color w:val="000000"/>
-                <w:sz w:val="28"/>
-                <w:szCs w:val="28"/>
-                <w:u w:val="none"/>
-                <w:shd w:val="clear" w:fill="auto"/>
-                <w:vertAlign w:val="baseline"/>
-                <w:rtl w:val="0"/>
-              </w:rPr>
-              <w:t xml:space="preserve">2 </w:t>
-            </w:r>
-          </w:p>
-        </w:tc>
-        <w:tc>
-          <w:tcPr>
+                <w:rFonts w:hint="default" w:ascii="Times New Roman" w:hAnsi="Times New Roman" w:eastAsia="sans-serif" w:cs="Times New Roman"/>
+                <w:b/>
+                <w:bCs/>
+                <w:color w:val="1F1F1F"/>
+                <w:kern w:val="0"/>
+                <w:sz w:val="24"/>
+                <w:szCs w:val="24"/>
+                <w:lang w:val="en-US" w:eastAsia="zh-CN" w:bidi="ar"/>
+              </w:rPr>
+              <w:t>2</w:t>
+            </w:r>
+          </w:p>
+        </w:tc>
+        <w:tc>
+          <w:tcPr>
+            <w:tcW w:w="2381" w:type="dxa"/>
             <w:shd w:val="clear" w:color="auto" w:fill="auto"/>
             <w:tcMar>
               <w:top w:w="100" w:type="dxa"/>
@@ -20628,24 +20254,17 @@
               <w:bottom w:w="100" w:type="dxa"/>
               <w:right w:w="100" w:type="dxa"/>
             </w:tcMar>
-            <w:vAlign w:val="top"/>
+            <w:vAlign w:val="center"/>
           </w:tcPr>
           <w:p>
             <w:pPr>
               <w:keepNext w:val="0"/>
               <w:keepLines w:val="0"/>
-              <w:pageBreakBefore w:val="0"/>
-              <w:widowControl w:val="0"/>
-              <w:pBdr>
-                <w:top w:val="none" w:color="auto" w:sz="0" w:space="0"/>
-                <w:left w:val="none" w:color="auto" w:sz="0" w:space="0"/>
-                <w:bottom w:val="none" w:color="auto" w:sz="0" w:space="0"/>
-                <w:right w:val="none" w:color="auto" w:sz="0" w:space="0"/>
-                <w:between w:val="none" w:color="auto" w:sz="0" w:space="0"/>
-              </w:pBdr>
-              <w:shd w:val="clear" w:fill="auto"/>
-              <w:spacing w:before="0" w:after="0" w:line="240" w:lineRule="auto"/>
-              <w:ind w:left="133" w:right="0" w:firstLine="0"/>
+              <w:widowControl/>
+              <w:suppressLineNumbers w:val="0"/>
+              <w:bidi w:val="0"/>
+              <w:spacing w:before="0" w:beforeAutospacing="0" w:after="0" w:afterAutospacing="0" w:line="14" w:lineRule="atLeast"/>
+              <w:ind w:left="0" w:leftChars="0" w:right="0" w:rightChars="0"/>
               <w:jc w:val="left"/>
               <w:rPr>
                 <w:rFonts w:hint="default" w:ascii="Times New Roman" w:hAnsi="Times New Roman" w:eastAsia="Times New Roman" w:cs="Times New Roman"/>
@@ -20663,25 +20282,22 @@
             </w:pPr>
             <w:r>
               <w:rPr>
-                <w:rFonts w:hint="default" w:ascii="Times New Roman" w:hAnsi="Times New Roman" w:eastAsia="Times New Roman" w:cs="Times New Roman"/>
-                <w:b w:val="0"/>
-                <w:i w:val="0"/>
-                <w:smallCaps w:val="0"/>
-                <w:strike w:val="0"/>
-                <w:color w:val="000000"/>
-                <w:sz w:val="28"/>
-                <w:szCs w:val="28"/>
-                <w:u w:val="none"/>
-                <w:shd w:val="clear" w:fill="auto"/>
-                <w:vertAlign w:val="baseline"/>
-                <w:rtl w:val="0"/>
-              </w:rPr>
-              <w:t xml:space="preserve">Candidate Profile </w:t>
-            </w:r>
-          </w:p>
-        </w:tc>
-        <w:tc>
-          <w:tcPr>
+                <w:rFonts w:hint="default" w:ascii="Times New Roman" w:hAnsi="Times New Roman" w:eastAsia="sans-serif" w:cs="Times New Roman"/>
+                <w:b/>
+                <w:bCs/>
+                <w:color w:val="1F1F1F"/>
+                <w:kern w:val="0"/>
+                <w:sz w:val="24"/>
+                <w:szCs w:val="24"/>
+                <w:lang w:val="en-US" w:eastAsia="zh-CN" w:bidi="ar"/>
+              </w:rPr>
+              <w:t>Farmer</w:t>
+            </w:r>
+          </w:p>
+        </w:tc>
+        <w:tc>
+          <w:tcPr>
+            <w:tcW w:w="6039" w:type="dxa"/>
             <w:shd w:val="clear" w:color="auto" w:fill="auto"/>
             <w:tcMar>
               <w:top w:w="100" w:type="dxa"/>
@@ -20689,24 +20305,17 @@
               <w:bottom w:w="100" w:type="dxa"/>
               <w:right w:w="100" w:type="dxa"/>
             </w:tcMar>
-            <w:vAlign w:val="top"/>
+            <w:vAlign w:val="center"/>
           </w:tcPr>
           <w:p>
             <w:pPr>
               <w:keepNext w:val="0"/>
               <w:keepLines w:val="0"/>
-              <w:pageBreakBefore w:val="0"/>
-              <w:widowControl w:val="0"/>
-              <w:pBdr>
-                <w:top w:val="none" w:color="auto" w:sz="0" w:space="0"/>
-                <w:left w:val="none" w:color="auto" w:sz="0" w:space="0"/>
-                <w:bottom w:val="none" w:color="auto" w:sz="0" w:space="0"/>
-                <w:right w:val="none" w:color="auto" w:sz="0" w:space="0"/>
-                <w:between w:val="none" w:color="auto" w:sz="0" w:space="0"/>
-              </w:pBdr>
-              <w:shd w:val="clear" w:fill="auto"/>
-              <w:spacing w:before="0" w:after="0" w:line="343" w:lineRule="auto"/>
-              <w:ind w:left="137" w:right="69" w:firstLine="7"/>
+              <w:widowControl/>
+              <w:suppressLineNumbers w:val="0"/>
+              <w:bidi w:val="0"/>
+              <w:spacing w:before="0" w:beforeAutospacing="0" w:after="0" w:afterAutospacing="0" w:line="14" w:lineRule="atLeast"/>
+              <w:ind w:left="0" w:leftChars="0" w:right="0" w:rightChars="0"/>
               <w:jc w:val="left"/>
               <w:rPr>
                 <w:rFonts w:hint="default" w:ascii="Times New Roman" w:hAnsi="Times New Roman" w:eastAsia="Times New Roman" w:cs="Times New Roman"/>
@@ -20724,20 +20333,14 @@
             </w:pPr>
             <w:r>
               <w:rPr>
-                <w:rFonts w:hint="default" w:ascii="Times New Roman" w:hAnsi="Times New Roman" w:eastAsia="Times New Roman" w:cs="Times New Roman"/>
-                <w:b w:val="0"/>
-                <w:i w:val="0"/>
-                <w:smallCaps w:val="0"/>
-                <w:strike w:val="0"/>
-                <w:color w:val="000000"/>
-                <w:sz w:val="28"/>
-                <w:szCs w:val="28"/>
-                <w:u w:val="none"/>
-                <w:shd w:val="clear" w:fill="auto"/>
-                <w:vertAlign w:val="baseline"/>
-                <w:rtl w:val="0"/>
-              </w:rPr>
-              <w:t>Stores candidate-specific details like education and personal  descriptions.</w:t>
+                <w:rFonts w:hint="default" w:ascii="Times New Roman" w:hAnsi="Times New Roman" w:eastAsia="sans-serif" w:cs="Times New Roman"/>
+                <w:color w:val="1F1F1F"/>
+                <w:kern w:val="0"/>
+                <w:sz w:val="24"/>
+                <w:szCs w:val="24"/>
+                <w:lang w:val="en-US" w:eastAsia="zh-CN" w:bidi="ar"/>
+              </w:rPr>
+              <w:t>Stores farmer account details, including farm name, address, description, average rating, and verification status.</w:t>
             </w:r>
           </w:p>
         </w:tc>
@@ -20764,6 +20367,7 @@
         </w:trPr>
         <w:tc>
           <w:tcPr>
+            <w:tcW w:w="520" w:type="dxa"/>
             <w:shd w:val="clear" w:color="auto" w:fill="auto"/>
             <w:tcMar>
               <w:top w:w="100" w:type="dxa"/>
@@ -20771,24 +20375,17 @@
               <w:bottom w:w="100" w:type="dxa"/>
               <w:right w:w="100" w:type="dxa"/>
             </w:tcMar>
-            <w:vAlign w:val="top"/>
+            <w:vAlign w:val="center"/>
           </w:tcPr>
           <w:p>
             <w:pPr>
               <w:keepNext w:val="0"/>
               <w:keepLines w:val="0"/>
-              <w:pageBreakBefore w:val="0"/>
-              <w:widowControl w:val="0"/>
-              <w:pBdr>
-                <w:top w:val="none" w:color="auto" w:sz="0" w:space="0"/>
-                <w:left w:val="none" w:color="auto" w:sz="0" w:space="0"/>
-                <w:bottom w:val="none" w:color="auto" w:sz="0" w:space="0"/>
-                <w:right w:val="none" w:color="auto" w:sz="0" w:space="0"/>
-                <w:between w:val="none" w:color="auto" w:sz="0" w:space="0"/>
-              </w:pBdr>
-              <w:shd w:val="clear" w:fill="auto"/>
-              <w:spacing w:before="0" w:after="0" w:line="240" w:lineRule="auto"/>
-              <w:ind w:left="144" w:right="0" w:firstLine="0"/>
+              <w:widowControl/>
+              <w:suppressLineNumbers w:val="0"/>
+              <w:bidi w:val="0"/>
+              <w:spacing w:before="0" w:beforeAutospacing="0" w:after="0" w:afterAutospacing="0" w:line="14" w:lineRule="atLeast"/>
+              <w:ind w:left="0" w:leftChars="0" w:right="0" w:rightChars="0"/>
               <w:jc w:val="left"/>
               <w:rPr>
                 <w:rFonts w:hint="default" w:ascii="Times New Roman" w:hAnsi="Times New Roman" w:eastAsia="Times New Roman" w:cs="Times New Roman"/>
@@ -20806,25 +20403,22 @@
             </w:pPr>
             <w:r>
               <w:rPr>
-                <w:rFonts w:hint="default" w:ascii="Times New Roman" w:hAnsi="Times New Roman" w:eastAsia="Times New Roman" w:cs="Times New Roman"/>
-                <w:b w:val="0"/>
-                <w:i w:val="0"/>
-                <w:smallCaps w:val="0"/>
-                <w:strike w:val="0"/>
-                <w:color w:val="000000"/>
-                <w:sz w:val="28"/>
-                <w:szCs w:val="28"/>
-                <w:u w:val="none"/>
-                <w:shd w:val="clear" w:fill="auto"/>
-                <w:vertAlign w:val="baseline"/>
-                <w:rtl w:val="0"/>
-              </w:rPr>
-              <w:t xml:space="preserve">3 </w:t>
-            </w:r>
-          </w:p>
-        </w:tc>
-        <w:tc>
-          <w:tcPr>
+                <w:rFonts w:hint="default" w:ascii="Times New Roman" w:hAnsi="Times New Roman" w:eastAsia="sans-serif" w:cs="Times New Roman"/>
+                <w:b/>
+                <w:bCs/>
+                <w:color w:val="1F1F1F"/>
+                <w:kern w:val="0"/>
+                <w:sz w:val="24"/>
+                <w:szCs w:val="24"/>
+                <w:lang w:val="en-US" w:eastAsia="zh-CN" w:bidi="ar"/>
+              </w:rPr>
+              <w:t>3</w:t>
+            </w:r>
+          </w:p>
+        </w:tc>
+        <w:tc>
+          <w:tcPr>
+            <w:tcW w:w="2381" w:type="dxa"/>
             <w:shd w:val="clear" w:color="auto" w:fill="auto"/>
             <w:tcMar>
               <w:top w:w="100" w:type="dxa"/>
@@ -20832,24 +20426,17 @@
               <w:bottom w:w="100" w:type="dxa"/>
               <w:right w:w="100" w:type="dxa"/>
             </w:tcMar>
-            <w:vAlign w:val="top"/>
+            <w:vAlign w:val="center"/>
           </w:tcPr>
           <w:p>
             <w:pPr>
               <w:keepNext w:val="0"/>
               <w:keepLines w:val="0"/>
-              <w:pageBreakBefore w:val="0"/>
-              <w:widowControl w:val="0"/>
-              <w:pBdr>
-                <w:top w:val="none" w:color="auto" w:sz="0" w:space="0"/>
-                <w:left w:val="none" w:color="auto" w:sz="0" w:space="0"/>
-                <w:bottom w:val="none" w:color="auto" w:sz="0" w:space="0"/>
-                <w:right w:val="none" w:color="auto" w:sz="0" w:space="0"/>
-                <w:between w:val="none" w:color="auto" w:sz="0" w:space="0"/>
-              </w:pBdr>
-              <w:shd w:val="clear" w:fill="auto"/>
-              <w:spacing w:before="0" w:after="0" w:line="240" w:lineRule="auto"/>
-              <w:ind w:left="133" w:right="0" w:firstLine="0"/>
+              <w:widowControl/>
+              <w:suppressLineNumbers w:val="0"/>
+              <w:bidi w:val="0"/>
+              <w:spacing w:before="0" w:beforeAutospacing="0" w:after="0" w:afterAutospacing="0" w:line="14" w:lineRule="atLeast"/>
+              <w:ind w:left="0" w:leftChars="0" w:right="0" w:rightChars="0"/>
               <w:jc w:val="left"/>
               <w:rPr>
                 <w:rFonts w:hint="default" w:ascii="Times New Roman" w:hAnsi="Times New Roman" w:eastAsia="Times New Roman" w:cs="Times New Roman"/>
@@ -20867,25 +20454,22 @@
             </w:pPr>
             <w:r>
               <w:rPr>
-                <w:rFonts w:hint="default" w:ascii="Times New Roman" w:hAnsi="Times New Roman" w:eastAsia="Times New Roman" w:cs="Times New Roman"/>
-                <w:b w:val="0"/>
-                <w:i w:val="0"/>
-                <w:smallCaps w:val="0"/>
-                <w:strike w:val="0"/>
-                <w:color w:val="000000"/>
-                <w:sz w:val="28"/>
-                <w:szCs w:val="28"/>
-                <w:u w:val="none"/>
-                <w:shd w:val="clear" w:fill="auto"/>
-                <w:vertAlign w:val="baseline"/>
-                <w:rtl w:val="0"/>
-              </w:rPr>
-              <w:t xml:space="preserve">CV </w:t>
-            </w:r>
-          </w:p>
-        </w:tc>
-        <w:tc>
-          <w:tcPr>
+                <w:rFonts w:hint="default" w:ascii="Times New Roman" w:hAnsi="Times New Roman" w:eastAsia="sans-serif" w:cs="Times New Roman"/>
+                <w:b/>
+                <w:bCs/>
+                <w:color w:val="1F1F1F"/>
+                <w:kern w:val="0"/>
+                <w:sz w:val="24"/>
+                <w:szCs w:val="24"/>
+                <w:lang w:val="en-US" w:eastAsia="zh-CN" w:bidi="ar"/>
+              </w:rPr>
+              <w:t>Admin</w:t>
+            </w:r>
+          </w:p>
+        </w:tc>
+        <w:tc>
+          <w:tcPr>
+            <w:tcW w:w="6039" w:type="dxa"/>
             <w:shd w:val="clear" w:color="auto" w:fill="auto"/>
             <w:tcMar>
               <w:top w:w="100" w:type="dxa"/>
@@ -20893,24 +20477,17 @@
               <w:bottom w:w="100" w:type="dxa"/>
               <w:right w:w="100" w:type="dxa"/>
             </w:tcMar>
-            <w:vAlign w:val="top"/>
+            <w:vAlign w:val="center"/>
           </w:tcPr>
           <w:p>
             <w:pPr>
               <w:keepNext w:val="0"/>
               <w:keepLines w:val="0"/>
-              <w:pageBreakBefore w:val="0"/>
-              <w:widowControl w:val="0"/>
-              <w:pBdr>
-                <w:top w:val="none" w:color="auto" w:sz="0" w:space="0"/>
-                <w:left w:val="none" w:color="auto" w:sz="0" w:space="0"/>
-                <w:bottom w:val="none" w:color="auto" w:sz="0" w:space="0"/>
-                <w:right w:val="none" w:color="auto" w:sz="0" w:space="0"/>
-                <w:between w:val="none" w:color="auto" w:sz="0" w:space="0"/>
-              </w:pBdr>
-              <w:shd w:val="clear" w:fill="auto"/>
-              <w:spacing w:before="0" w:after="0" w:line="344" w:lineRule="auto"/>
-              <w:ind w:left="141" w:right="178" w:hanging="3"/>
+              <w:widowControl/>
+              <w:suppressLineNumbers w:val="0"/>
+              <w:bidi w:val="0"/>
+              <w:spacing w:before="0" w:beforeAutospacing="0" w:after="0" w:afterAutospacing="0" w:line="14" w:lineRule="atLeast"/>
+              <w:ind w:left="0" w:leftChars="0" w:right="0" w:rightChars="0"/>
               <w:jc w:val="left"/>
               <w:rPr>
                 <w:rFonts w:hint="default" w:ascii="Times New Roman" w:hAnsi="Times New Roman" w:eastAsia="Times New Roman" w:cs="Times New Roman"/>
@@ -20928,20 +20505,14 @@
             </w:pPr>
             <w:r>
               <w:rPr>
-                <w:rFonts w:hint="default" w:ascii="Times New Roman" w:hAnsi="Times New Roman" w:eastAsia="Times New Roman" w:cs="Times New Roman"/>
-                <w:b w:val="0"/>
-                <w:i w:val="0"/>
-                <w:smallCaps w:val="0"/>
-                <w:strike w:val="0"/>
-                <w:color w:val="000000"/>
-                <w:sz w:val="28"/>
-                <w:szCs w:val="28"/>
-                <w:u w:val="none"/>
-                <w:shd w:val="clear" w:fill="auto"/>
-                <w:vertAlign w:val="baseline"/>
-                <w:rtl w:val="0"/>
-              </w:rPr>
-              <w:t>Contains uploaded CVs with content, titles, PDF links, and  sharing information.</w:t>
+                <w:rFonts w:hint="default" w:ascii="Times New Roman" w:hAnsi="Times New Roman" w:eastAsia="sans-serif" w:cs="Times New Roman"/>
+                <w:color w:val="1F1F1F"/>
+                <w:kern w:val="0"/>
+                <w:sz w:val="24"/>
+                <w:szCs w:val="24"/>
+                <w:lang w:val="en-US" w:eastAsia="zh-CN" w:bidi="ar"/>
+              </w:rPr>
+              <w:t>Stores system administrator account information for platform management.</w:t>
             </w:r>
           </w:p>
         </w:tc>
@@ -20968,6 +20539,7 @@
         </w:trPr>
         <w:tc>
           <w:tcPr>
+            <w:tcW w:w="520" w:type="dxa"/>
             <w:shd w:val="clear" w:color="auto" w:fill="auto"/>
             <w:tcMar>
               <w:top w:w="100" w:type="dxa"/>
@@ -20975,24 +20547,17 @@
               <w:bottom w:w="100" w:type="dxa"/>
               <w:right w:w="100" w:type="dxa"/>
             </w:tcMar>
-            <w:vAlign w:val="top"/>
+            <w:vAlign w:val="center"/>
           </w:tcPr>
           <w:p>
             <w:pPr>
               <w:keepNext w:val="0"/>
               <w:keepLines w:val="0"/>
-              <w:pageBreakBefore w:val="0"/>
-              <w:widowControl w:val="0"/>
-              <w:pBdr>
-                <w:top w:val="none" w:color="auto" w:sz="0" w:space="0"/>
-                <w:left w:val="none" w:color="auto" w:sz="0" w:space="0"/>
-                <w:bottom w:val="none" w:color="auto" w:sz="0" w:space="0"/>
-                <w:right w:val="none" w:color="auto" w:sz="0" w:space="0"/>
-                <w:between w:val="none" w:color="auto" w:sz="0" w:space="0"/>
-              </w:pBdr>
-              <w:shd w:val="clear" w:fill="auto"/>
-              <w:spacing w:before="0" w:after="0" w:line="240" w:lineRule="auto"/>
-              <w:ind w:left="138" w:right="0" w:firstLine="0"/>
+              <w:widowControl/>
+              <w:suppressLineNumbers w:val="0"/>
+              <w:bidi w:val="0"/>
+              <w:spacing w:before="0" w:beforeAutospacing="0" w:after="0" w:afterAutospacing="0" w:line="14" w:lineRule="atLeast"/>
+              <w:ind w:left="0" w:leftChars="0" w:right="0" w:rightChars="0"/>
               <w:jc w:val="left"/>
               <w:rPr>
                 <w:rFonts w:hint="default" w:ascii="Times New Roman" w:hAnsi="Times New Roman" w:eastAsia="Times New Roman" w:cs="Times New Roman"/>
@@ -21010,25 +20575,22 @@
             </w:pPr>
             <w:r>
               <w:rPr>
-                <w:rFonts w:hint="default" w:ascii="Times New Roman" w:hAnsi="Times New Roman" w:eastAsia="Times New Roman" w:cs="Times New Roman"/>
-                <w:b w:val="0"/>
-                <w:i w:val="0"/>
-                <w:smallCaps w:val="0"/>
-                <w:strike w:val="0"/>
-                <w:color w:val="000000"/>
-                <w:sz w:val="28"/>
-                <w:szCs w:val="28"/>
-                <w:u w:val="none"/>
-                <w:shd w:val="clear" w:fill="auto"/>
-                <w:vertAlign w:val="baseline"/>
-                <w:rtl w:val="0"/>
-              </w:rPr>
-              <w:t xml:space="preserve">4 </w:t>
-            </w:r>
-          </w:p>
-        </w:tc>
-        <w:tc>
-          <w:tcPr>
+                <w:rFonts w:hint="default" w:ascii="Times New Roman" w:hAnsi="Times New Roman" w:eastAsia="sans-serif" w:cs="Times New Roman"/>
+                <w:b/>
+                <w:bCs/>
+                <w:color w:val="1F1F1F"/>
+                <w:kern w:val="0"/>
+                <w:sz w:val="24"/>
+                <w:szCs w:val="24"/>
+                <w:lang w:val="en-US" w:eastAsia="zh-CN" w:bidi="ar"/>
+              </w:rPr>
+              <w:t>4</w:t>
+            </w:r>
+          </w:p>
+        </w:tc>
+        <w:tc>
+          <w:tcPr>
+            <w:tcW w:w="2381" w:type="dxa"/>
             <w:shd w:val="clear" w:color="auto" w:fill="auto"/>
             <w:tcMar>
               <w:top w:w="100" w:type="dxa"/>
@@ -21036,24 +20598,17 @@
               <w:bottom w:w="100" w:type="dxa"/>
               <w:right w:w="100" w:type="dxa"/>
             </w:tcMar>
-            <w:vAlign w:val="top"/>
+            <w:vAlign w:val="center"/>
           </w:tcPr>
           <w:p>
             <w:pPr>
               <w:keepNext w:val="0"/>
               <w:keepLines w:val="0"/>
-              <w:pageBreakBefore w:val="0"/>
-              <w:widowControl w:val="0"/>
-              <w:pBdr>
-                <w:top w:val="none" w:color="auto" w:sz="0" w:space="0"/>
-                <w:left w:val="none" w:color="auto" w:sz="0" w:space="0"/>
-                <w:bottom w:val="none" w:color="auto" w:sz="0" w:space="0"/>
-                <w:right w:val="none" w:color="auto" w:sz="0" w:space="0"/>
-                <w:between w:val="none" w:color="auto" w:sz="0" w:space="0"/>
-              </w:pBdr>
-              <w:shd w:val="clear" w:fill="auto"/>
-              <w:spacing w:before="0" w:after="0" w:line="240" w:lineRule="auto"/>
-              <w:ind w:left="133" w:right="0" w:firstLine="0"/>
+              <w:widowControl/>
+              <w:suppressLineNumbers w:val="0"/>
+              <w:bidi w:val="0"/>
+              <w:spacing w:before="0" w:beforeAutospacing="0" w:after="0" w:afterAutospacing="0" w:line="14" w:lineRule="atLeast"/>
+              <w:ind w:left="0" w:leftChars="0" w:right="0" w:rightChars="0"/>
               <w:jc w:val="left"/>
               <w:rPr>
                 <w:rFonts w:hint="default" w:ascii="Times New Roman" w:hAnsi="Times New Roman" w:eastAsia="Times New Roman" w:cs="Times New Roman"/>
@@ -21071,25 +20626,22 @@
             </w:pPr>
             <w:r>
               <w:rPr>
-                <w:rFonts w:hint="default" w:ascii="Times New Roman" w:hAnsi="Times New Roman" w:eastAsia="Times New Roman" w:cs="Times New Roman"/>
-                <w:b w:val="0"/>
-                <w:i w:val="0"/>
-                <w:smallCaps w:val="0"/>
-                <w:strike w:val="0"/>
-                <w:color w:val="000000"/>
-                <w:sz w:val="28"/>
-                <w:szCs w:val="28"/>
-                <w:u w:val="none"/>
-                <w:shd w:val="clear" w:fill="auto"/>
-                <w:vertAlign w:val="baseline"/>
-                <w:rtl w:val="0"/>
-              </w:rPr>
-              <w:t xml:space="preserve">Company </w:t>
-            </w:r>
-          </w:p>
-        </w:tc>
-        <w:tc>
-          <w:tcPr>
+                <w:rFonts w:hint="default" w:ascii="Times New Roman" w:hAnsi="Times New Roman" w:eastAsia="sans-serif" w:cs="Times New Roman"/>
+                <w:b/>
+                <w:bCs/>
+                <w:color w:val="1F1F1F"/>
+                <w:kern w:val="0"/>
+                <w:sz w:val="24"/>
+                <w:szCs w:val="24"/>
+                <w:lang w:val="en-US" w:eastAsia="zh-CN" w:bidi="ar"/>
+              </w:rPr>
+              <w:t>Product</w:t>
+            </w:r>
+          </w:p>
+        </w:tc>
+        <w:tc>
+          <w:tcPr>
+            <w:tcW w:w="6039" w:type="dxa"/>
             <w:shd w:val="clear" w:color="auto" w:fill="auto"/>
             <w:tcMar>
               <w:top w:w="100" w:type="dxa"/>
@@ -21097,24 +20649,17 @@
               <w:bottom w:w="100" w:type="dxa"/>
               <w:right w:w="100" w:type="dxa"/>
             </w:tcMar>
-            <w:vAlign w:val="top"/>
+            <w:vAlign w:val="center"/>
           </w:tcPr>
           <w:p>
             <w:pPr>
               <w:keepNext w:val="0"/>
               <w:keepLines w:val="0"/>
-              <w:pageBreakBefore w:val="0"/>
-              <w:widowControl w:val="0"/>
-              <w:pBdr>
-                <w:top w:val="none" w:color="auto" w:sz="0" w:space="0"/>
-                <w:left w:val="none" w:color="auto" w:sz="0" w:space="0"/>
-                <w:bottom w:val="none" w:color="auto" w:sz="0" w:space="0"/>
-                <w:right w:val="none" w:color="auto" w:sz="0" w:space="0"/>
-                <w:between w:val="none" w:color="auto" w:sz="0" w:space="0"/>
-              </w:pBdr>
-              <w:shd w:val="clear" w:fill="auto"/>
-              <w:spacing w:before="0" w:after="0" w:line="345" w:lineRule="auto"/>
-              <w:ind w:left="129" w:right="628" w:firstLine="8"/>
+              <w:widowControl/>
+              <w:suppressLineNumbers w:val="0"/>
+              <w:bidi w:val="0"/>
+              <w:spacing w:before="0" w:beforeAutospacing="0" w:after="0" w:afterAutospacing="0" w:line="14" w:lineRule="atLeast"/>
+              <w:ind w:left="0" w:leftChars="0" w:right="0" w:rightChars="0"/>
               <w:jc w:val="left"/>
               <w:rPr>
                 <w:rFonts w:hint="default" w:ascii="Times New Roman" w:hAnsi="Times New Roman" w:eastAsia="Times New Roman" w:cs="Times New Roman"/>
@@ -21132,20 +20677,14 @@
             </w:pPr>
             <w:r>
               <w:rPr>
-                <w:rFonts w:hint="default" w:ascii="Times New Roman" w:hAnsi="Times New Roman" w:eastAsia="Times New Roman" w:cs="Times New Roman"/>
-                <w:b w:val="0"/>
-                <w:i w:val="0"/>
-                <w:smallCaps w:val="0"/>
-                <w:strike w:val="0"/>
-                <w:color w:val="000000"/>
-                <w:sz w:val="28"/>
-                <w:szCs w:val="28"/>
-                <w:u w:val="none"/>
-                <w:shd w:val="clear" w:fill="auto"/>
-                <w:vertAlign w:val="baseline"/>
-                <w:rtl w:val="0"/>
-              </w:rPr>
-              <w:t>Company data including name, industry, tax code, and  business license info.</w:t>
+                <w:rFonts w:hint="default" w:ascii="Times New Roman" w:hAnsi="Times New Roman" w:eastAsia="sans-serif" w:cs="Times New Roman"/>
+                <w:color w:val="1F1F1F"/>
+                <w:kern w:val="0"/>
+                <w:sz w:val="24"/>
+                <w:szCs w:val="24"/>
+                <w:lang w:val="en-US" w:eastAsia="zh-CN" w:bidi="ar"/>
+              </w:rPr>
+              <w:t>Manages agricultural product listings created by farmers, including pricing, stock quantity, unit, harvest date, and AI description.</w:t>
             </w:r>
           </w:p>
         </w:tc>
@@ -21172,6 +20711,7 @@
         </w:trPr>
         <w:tc>
           <w:tcPr>
+            <w:tcW w:w="520" w:type="dxa"/>
             <w:shd w:val="clear" w:color="auto" w:fill="auto"/>
             <w:tcMar>
               <w:top w:w="100" w:type="dxa"/>
@@ -21179,24 +20719,17 @@
               <w:bottom w:w="100" w:type="dxa"/>
               <w:right w:w="100" w:type="dxa"/>
             </w:tcMar>
-            <w:vAlign w:val="top"/>
+            <w:vAlign w:val="center"/>
           </w:tcPr>
           <w:p>
             <w:pPr>
               <w:keepNext w:val="0"/>
               <w:keepLines w:val="0"/>
-              <w:pageBreakBefore w:val="0"/>
-              <w:widowControl w:val="0"/>
-              <w:pBdr>
-                <w:top w:val="none" w:color="auto" w:sz="0" w:space="0"/>
-                <w:left w:val="none" w:color="auto" w:sz="0" w:space="0"/>
-                <w:bottom w:val="none" w:color="auto" w:sz="0" w:space="0"/>
-                <w:right w:val="none" w:color="auto" w:sz="0" w:space="0"/>
-                <w:between w:val="none" w:color="auto" w:sz="0" w:space="0"/>
-              </w:pBdr>
-              <w:shd w:val="clear" w:fill="auto"/>
-              <w:spacing w:before="0" w:after="0" w:line="240" w:lineRule="auto"/>
-              <w:ind w:left="145" w:right="0" w:firstLine="0"/>
+              <w:widowControl/>
+              <w:suppressLineNumbers w:val="0"/>
+              <w:bidi w:val="0"/>
+              <w:spacing w:before="0" w:beforeAutospacing="0" w:after="0" w:afterAutospacing="0" w:line="14" w:lineRule="atLeast"/>
+              <w:ind w:left="0" w:leftChars="0" w:right="0" w:rightChars="0"/>
               <w:jc w:val="left"/>
               <w:rPr>
                 <w:rFonts w:hint="default" w:ascii="Times New Roman" w:hAnsi="Times New Roman" w:eastAsia="Times New Roman" w:cs="Times New Roman"/>
@@ -21214,25 +20747,22 @@
             </w:pPr>
             <w:r>
               <w:rPr>
-                <w:rFonts w:hint="default" w:ascii="Times New Roman" w:hAnsi="Times New Roman" w:eastAsia="Times New Roman" w:cs="Times New Roman"/>
-                <w:b w:val="0"/>
-                <w:i w:val="0"/>
-                <w:smallCaps w:val="0"/>
-                <w:strike w:val="0"/>
-                <w:color w:val="000000"/>
-                <w:sz w:val="28"/>
-                <w:szCs w:val="28"/>
-                <w:u w:val="none"/>
-                <w:shd w:val="clear" w:fill="auto"/>
-                <w:vertAlign w:val="baseline"/>
-                <w:rtl w:val="0"/>
-              </w:rPr>
-              <w:t xml:space="preserve">5 </w:t>
-            </w:r>
-          </w:p>
-        </w:tc>
-        <w:tc>
-          <w:tcPr>
+                <w:rFonts w:hint="default" w:ascii="Times New Roman" w:hAnsi="Times New Roman" w:eastAsia="sans-serif" w:cs="Times New Roman"/>
+                <w:b/>
+                <w:bCs/>
+                <w:color w:val="1F1F1F"/>
+                <w:kern w:val="0"/>
+                <w:sz w:val="24"/>
+                <w:szCs w:val="24"/>
+                <w:lang w:val="en-US" w:eastAsia="zh-CN" w:bidi="ar"/>
+              </w:rPr>
+              <w:t>5</w:t>
+            </w:r>
+          </w:p>
+        </w:tc>
+        <w:tc>
+          <w:tcPr>
+            <w:tcW w:w="2381" w:type="dxa"/>
             <w:shd w:val="clear" w:color="auto" w:fill="auto"/>
             <w:tcMar>
               <w:top w:w="100" w:type="dxa"/>
@@ -21240,24 +20770,17 @@
               <w:bottom w:w="100" w:type="dxa"/>
               <w:right w:w="100" w:type="dxa"/>
             </w:tcMar>
-            <w:vAlign w:val="top"/>
+            <w:vAlign w:val="center"/>
           </w:tcPr>
           <w:p>
             <w:pPr>
               <w:keepNext w:val="0"/>
               <w:keepLines w:val="0"/>
-              <w:pageBreakBefore w:val="0"/>
-              <w:widowControl w:val="0"/>
-              <w:pBdr>
-                <w:top w:val="none" w:color="auto" w:sz="0" w:space="0"/>
-                <w:left w:val="none" w:color="auto" w:sz="0" w:space="0"/>
-                <w:bottom w:val="none" w:color="auto" w:sz="0" w:space="0"/>
-                <w:right w:val="none" w:color="auto" w:sz="0" w:space="0"/>
-                <w:between w:val="none" w:color="auto" w:sz="0" w:space="0"/>
-              </w:pBdr>
-              <w:shd w:val="clear" w:fill="auto"/>
-              <w:spacing w:before="0" w:after="0" w:line="240" w:lineRule="auto"/>
-              <w:ind w:left="129" w:right="0" w:firstLine="0"/>
+              <w:widowControl/>
+              <w:suppressLineNumbers w:val="0"/>
+              <w:bidi w:val="0"/>
+              <w:spacing w:before="0" w:beforeAutospacing="0" w:after="0" w:afterAutospacing="0" w:line="14" w:lineRule="atLeast"/>
+              <w:ind w:left="0" w:leftChars="0" w:right="0" w:rightChars="0"/>
               <w:jc w:val="left"/>
               <w:rPr>
                 <w:rFonts w:hint="default" w:ascii="Times New Roman" w:hAnsi="Times New Roman" w:eastAsia="Times New Roman" w:cs="Times New Roman"/>
@@ -21275,25 +20798,22 @@
             </w:pPr>
             <w:r>
               <w:rPr>
-                <w:rFonts w:hint="default" w:ascii="Times New Roman" w:hAnsi="Times New Roman" w:eastAsia="Times New Roman" w:cs="Times New Roman"/>
-                <w:b w:val="0"/>
-                <w:i w:val="0"/>
-                <w:smallCaps w:val="0"/>
-                <w:strike w:val="0"/>
-                <w:color w:val="000000"/>
-                <w:sz w:val="28"/>
-                <w:szCs w:val="28"/>
-                <w:u w:val="none"/>
-                <w:shd w:val="clear" w:fill="auto"/>
-                <w:vertAlign w:val="baseline"/>
-                <w:rtl w:val="0"/>
-              </w:rPr>
-              <w:t xml:space="preserve">Job </w:t>
-            </w:r>
-          </w:p>
-        </w:tc>
-        <w:tc>
-          <w:tcPr>
+                <w:rFonts w:hint="default" w:ascii="Times New Roman" w:hAnsi="Times New Roman" w:eastAsia="sans-serif" w:cs="Times New Roman"/>
+                <w:b/>
+                <w:bCs/>
+                <w:color w:val="1F1F1F"/>
+                <w:kern w:val="0"/>
+                <w:sz w:val="24"/>
+                <w:szCs w:val="24"/>
+                <w:lang w:val="en-US" w:eastAsia="zh-CN" w:bidi="ar"/>
+              </w:rPr>
+              <w:t>Categories</w:t>
+            </w:r>
+          </w:p>
+        </w:tc>
+        <w:tc>
+          <w:tcPr>
+            <w:tcW w:w="6039" w:type="dxa"/>
             <w:shd w:val="clear" w:color="auto" w:fill="auto"/>
             <w:tcMar>
               <w:top w:w="100" w:type="dxa"/>
@@ -21301,24 +20821,17 @@
               <w:bottom w:w="100" w:type="dxa"/>
               <w:right w:w="100" w:type="dxa"/>
             </w:tcMar>
-            <w:vAlign w:val="top"/>
+            <w:vAlign w:val="center"/>
           </w:tcPr>
           <w:p>
             <w:pPr>
               <w:keepNext w:val="0"/>
               <w:keepLines w:val="0"/>
-              <w:pageBreakBefore w:val="0"/>
-              <w:widowControl w:val="0"/>
-              <w:pBdr>
-                <w:top w:val="none" w:color="auto" w:sz="0" w:space="0"/>
-                <w:left w:val="none" w:color="auto" w:sz="0" w:space="0"/>
-                <w:bottom w:val="none" w:color="auto" w:sz="0" w:space="0"/>
-                <w:right w:val="none" w:color="auto" w:sz="0" w:space="0"/>
-                <w:between w:val="none" w:color="auto" w:sz="0" w:space="0"/>
-              </w:pBdr>
-              <w:shd w:val="clear" w:fill="auto"/>
-              <w:spacing w:before="0" w:after="0" w:line="343" w:lineRule="auto"/>
-              <w:ind w:left="138" w:right="398" w:hanging="3"/>
+              <w:widowControl/>
+              <w:suppressLineNumbers w:val="0"/>
+              <w:bidi w:val="0"/>
+              <w:spacing w:before="0" w:beforeAutospacing="0" w:after="0" w:afterAutospacing="0" w:line="14" w:lineRule="atLeast"/>
+              <w:ind w:left="0" w:leftChars="0" w:right="0" w:rightChars="0"/>
               <w:jc w:val="left"/>
               <w:rPr>
                 <w:rFonts w:hint="default" w:ascii="Times New Roman" w:hAnsi="Times New Roman" w:eastAsia="Times New Roman" w:cs="Times New Roman"/>
@@ -21336,20 +20849,14 @@
             </w:pPr>
             <w:r>
               <w:rPr>
-                <w:rFonts w:hint="default" w:ascii="Times New Roman" w:hAnsi="Times New Roman" w:eastAsia="Times New Roman" w:cs="Times New Roman"/>
-                <w:b w:val="0"/>
-                <w:i w:val="0"/>
-                <w:smallCaps w:val="0"/>
-                <w:strike w:val="0"/>
-                <w:color w:val="000000"/>
-                <w:sz w:val="28"/>
-                <w:szCs w:val="28"/>
-                <w:u w:val="none"/>
-                <w:shd w:val="clear" w:fill="auto"/>
-                <w:vertAlign w:val="baseline"/>
-                <w:rtl w:val="0"/>
-              </w:rPr>
-              <w:t>Job postings with details such as title, salary, experience,  and location.</w:t>
+                <w:rFonts w:hint="default" w:ascii="Times New Roman" w:hAnsi="Times New Roman" w:eastAsia="sans-serif" w:cs="Times New Roman"/>
+                <w:color w:val="1F1F1F"/>
+                <w:kern w:val="0"/>
+                <w:sz w:val="24"/>
+                <w:szCs w:val="24"/>
+                <w:lang w:val="en-US" w:eastAsia="zh-CN" w:bidi="ar"/>
+              </w:rPr>
+              <w:t>Categorizes products with support for parent-child category hierarchies.</w:t>
             </w:r>
           </w:p>
         </w:tc>
@@ -21376,6 +20883,7 @@
         </w:trPr>
         <w:tc>
           <w:tcPr>
+            <w:tcW w:w="520" w:type="dxa"/>
             <w:shd w:val="clear" w:color="auto" w:fill="auto"/>
             <w:tcMar>
               <w:top w:w="100" w:type="dxa"/>
@@ -21383,24 +20891,17 @@
               <w:bottom w:w="100" w:type="dxa"/>
               <w:right w:w="100" w:type="dxa"/>
             </w:tcMar>
-            <w:vAlign w:val="top"/>
+            <w:vAlign w:val="center"/>
           </w:tcPr>
           <w:p>
             <w:pPr>
               <w:keepNext w:val="0"/>
               <w:keepLines w:val="0"/>
-              <w:pageBreakBefore w:val="0"/>
-              <w:widowControl w:val="0"/>
-              <w:pBdr>
-                <w:top w:val="none" w:color="auto" w:sz="0" w:space="0"/>
-                <w:left w:val="none" w:color="auto" w:sz="0" w:space="0"/>
-                <w:bottom w:val="none" w:color="auto" w:sz="0" w:space="0"/>
-                <w:right w:val="none" w:color="auto" w:sz="0" w:space="0"/>
-                <w:between w:val="none" w:color="auto" w:sz="0" w:space="0"/>
-              </w:pBdr>
-              <w:shd w:val="clear" w:fill="auto"/>
-              <w:spacing w:before="0" w:after="0" w:line="240" w:lineRule="auto"/>
-              <w:ind w:left="144" w:right="0" w:firstLine="0"/>
+              <w:widowControl/>
+              <w:suppressLineNumbers w:val="0"/>
+              <w:bidi w:val="0"/>
+              <w:spacing w:before="0" w:beforeAutospacing="0" w:after="0" w:afterAutospacing="0" w:line="14" w:lineRule="atLeast"/>
+              <w:ind w:left="0" w:leftChars="0" w:right="0" w:rightChars="0"/>
               <w:jc w:val="left"/>
               <w:rPr>
                 <w:rFonts w:hint="default" w:ascii="Times New Roman" w:hAnsi="Times New Roman" w:eastAsia="Times New Roman" w:cs="Times New Roman"/>
@@ -21418,25 +20919,22 @@
             </w:pPr>
             <w:r>
               <w:rPr>
-                <w:rFonts w:hint="default" w:ascii="Times New Roman" w:hAnsi="Times New Roman" w:eastAsia="Times New Roman" w:cs="Times New Roman"/>
-                <w:b w:val="0"/>
-                <w:i w:val="0"/>
-                <w:smallCaps w:val="0"/>
-                <w:strike w:val="0"/>
-                <w:color w:val="000000"/>
-                <w:sz w:val="28"/>
-                <w:szCs w:val="28"/>
-                <w:u w:val="none"/>
-                <w:shd w:val="clear" w:fill="auto"/>
-                <w:vertAlign w:val="baseline"/>
-                <w:rtl w:val="0"/>
-              </w:rPr>
-              <w:t xml:space="preserve">6 </w:t>
-            </w:r>
-          </w:p>
-        </w:tc>
-        <w:tc>
-          <w:tcPr>
+                <w:rFonts w:hint="default" w:ascii="Times New Roman" w:hAnsi="Times New Roman" w:eastAsia="sans-serif" w:cs="Times New Roman"/>
+                <w:b/>
+                <w:bCs/>
+                <w:color w:val="1F1F1F"/>
+                <w:kern w:val="0"/>
+                <w:sz w:val="24"/>
+                <w:szCs w:val="24"/>
+                <w:lang w:val="en-US" w:eastAsia="zh-CN" w:bidi="ar"/>
+              </w:rPr>
+              <w:t>6</w:t>
+            </w:r>
+          </w:p>
+        </w:tc>
+        <w:tc>
+          <w:tcPr>
+            <w:tcW w:w="2381" w:type="dxa"/>
             <w:shd w:val="clear" w:color="auto" w:fill="auto"/>
             <w:tcMar>
               <w:top w:w="100" w:type="dxa"/>
@@ -21444,24 +20942,17 @@
               <w:bottom w:w="100" w:type="dxa"/>
               <w:right w:w="100" w:type="dxa"/>
             </w:tcMar>
-            <w:vAlign w:val="top"/>
+            <w:vAlign w:val="center"/>
           </w:tcPr>
           <w:p>
             <w:pPr>
               <w:keepNext w:val="0"/>
               <w:keepLines w:val="0"/>
-              <w:pageBreakBefore w:val="0"/>
-              <w:widowControl w:val="0"/>
-              <w:pBdr>
-                <w:top w:val="none" w:color="auto" w:sz="0" w:space="0"/>
-                <w:left w:val="none" w:color="auto" w:sz="0" w:space="0"/>
-                <w:bottom w:val="none" w:color="auto" w:sz="0" w:space="0"/>
-                <w:right w:val="none" w:color="auto" w:sz="0" w:space="0"/>
-                <w:between w:val="none" w:color="auto" w:sz="0" w:space="0"/>
-              </w:pBdr>
-              <w:shd w:val="clear" w:fill="auto"/>
-              <w:spacing w:before="0" w:after="0" w:line="240" w:lineRule="auto"/>
-              <w:ind w:left="129" w:right="0" w:firstLine="0"/>
+              <w:widowControl/>
+              <w:suppressLineNumbers w:val="0"/>
+              <w:bidi w:val="0"/>
+              <w:spacing w:before="0" w:beforeAutospacing="0" w:after="0" w:afterAutospacing="0" w:line="14" w:lineRule="atLeast"/>
+              <w:ind w:left="0" w:leftChars="0" w:right="0" w:rightChars="0"/>
               <w:jc w:val="left"/>
               <w:rPr>
                 <w:rFonts w:hint="default" w:ascii="Times New Roman" w:hAnsi="Times New Roman" w:eastAsia="Times New Roman" w:cs="Times New Roman"/>
@@ -21479,25 +20970,22 @@
             </w:pPr>
             <w:r>
               <w:rPr>
-                <w:rFonts w:hint="default" w:ascii="Times New Roman" w:hAnsi="Times New Roman" w:eastAsia="Times New Roman" w:cs="Times New Roman"/>
-                <w:b w:val="0"/>
-                <w:i w:val="0"/>
-                <w:smallCaps w:val="0"/>
-                <w:strike w:val="0"/>
-                <w:color w:val="000000"/>
-                <w:sz w:val="28"/>
-                <w:szCs w:val="28"/>
-                <w:u w:val="none"/>
-                <w:shd w:val="clear" w:fill="auto"/>
-                <w:vertAlign w:val="baseline"/>
-                <w:rtl w:val="0"/>
-              </w:rPr>
-              <w:t xml:space="preserve">Job Application </w:t>
-            </w:r>
-          </w:p>
-        </w:tc>
-        <w:tc>
-          <w:tcPr>
+                <w:rFonts w:hint="default" w:ascii="Times New Roman" w:hAnsi="Times New Roman" w:eastAsia="sans-serif" w:cs="Times New Roman"/>
+                <w:b/>
+                <w:bCs/>
+                <w:color w:val="1F1F1F"/>
+                <w:kern w:val="0"/>
+                <w:sz w:val="24"/>
+                <w:szCs w:val="24"/>
+                <w:lang w:val="en-US" w:eastAsia="zh-CN" w:bidi="ar"/>
+              </w:rPr>
+              <w:t>Product Image</w:t>
+            </w:r>
+          </w:p>
+        </w:tc>
+        <w:tc>
+          <w:tcPr>
+            <w:tcW w:w="6039" w:type="dxa"/>
             <w:shd w:val="clear" w:color="auto" w:fill="auto"/>
             <w:tcMar>
               <w:top w:w="100" w:type="dxa"/>
@@ -21505,24 +20993,17 @@
               <w:bottom w:w="100" w:type="dxa"/>
               <w:right w:w="100" w:type="dxa"/>
             </w:tcMar>
-            <w:vAlign w:val="top"/>
+            <w:vAlign w:val="center"/>
           </w:tcPr>
           <w:p>
             <w:pPr>
               <w:keepNext w:val="0"/>
               <w:keepLines w:val="0"/>
-              <w:pageBreakBefore w:val="0"/>
-              <w:widowControl w:val="0"/>
-              <w:pBdr>
-                <w:top w:val="none" w:color="auto" w:sz="0" w:space="0"/>
-                <w:left w:val="none" w:color="auto" w:sz="0" w:space="0"/>
-                <w:bottom w:val="none" w:color="auto" w:sz="0" w:space="0"/>
-                <w:right w:val="none" w:color="auto" w:sz="0" w:space="0"/>
-                <w:between w:val="none" w:color="auto" w:sz="0" w:space="0"/>
-              </w:pBdr>
-              <w:shd w:val="clear" w:fill="auto"/>
-              <w:spacing w:before="0" w:after="0" w:line="345" w:lineRule="auto"/>
-              <w:ind w:left="138" w:right="372" w:hanging="4"/>
+              <w:widowControl/>
+              <w:suppressLineNumbers w:val="0"/>
+              <w:bidi w:val="0"/>
+              <w:spacing w:before="0" w:beforeAutospacing="0" w:after="0" w:afterAutospacing="0" w:line="14" w:lineRule="atLeast"/>
+              <w:ind w:left="0" w:leftChars="0" w:right="0" w:rightChars="0"/>
               <w:jc w:val="left"/>
               <w:rPr>
                 <w:rFonts w:hint="default" w:ascii="Times New Roman" w:hAnsi="Times New Roman" w:eastAsia="Times New Roman" w:cs="Times New Roman"/>
@@ -21540,20 +21021,14 @@
             </w:pPr>
             <w:r>
               <w:rPr>
-                <w:rFonts w:hint="default" w:ascii="Times New Roman" w:hAnsi="Times New Roman" w:eastAsia="Times New Roman" w:cs="Times New Roman"/>
-                <w:b w:val="0"/>
-                <w:i w:val="0"/>
-                <w:smallCaps w:val="0"/>
-                <w:strike w:val="0"/>
-                <w:color w:val="000000"/>
-                <w:sz w:val="28"/>
-                <w:szCs w:val="28"/>
-                <w:u w:val="none"/>
-                <w:shd w:val="clear" w:fill="auto"/>
-                <w:vertAlign w:val="baseline"/>
-                <w:rtl w:val="0"/>
-              </w:rPr>
-              <w:t>Represents user applications to jobs, including status and  attached CVs.</w:t>
+                <w:rFonts w:hint="default" w:ascii="Times New Roman" w:hAnsi="Times New Roman" w:eastAsia="sans-serif" w:cs="Times New Roman"/>
+                <w:color w:val="1F1F1F"/>
+                <w:kern w:val="0"/>
+                <w:sz w:val="24"/>
+                <w:szCs w:val="24"/>
+                <w:lang w:val="en-US" w:eastAsia="zh-CN" w:bidi="ar"/>
+              </w:rPr>
+              <w:t>Stores detailed images and thumbnails for each product listing.</w:t>
             </w:r>
           </w:p>
         </w:tc>
@@ -21580,6 +21055,7 @@
         </w:trPr>
         <w:tc>
           <w:tcPr>
+            <w:tcW w:w="520" w:type="dxa"/>
             <w:shd w:val="clear" w:color="auto" w:fill="auto"/>
             <w:tcMar>
               <w:top w:w="100" w:type="dxa"/>
@@ -21587,24 +21063,17 @@
               <w:bottom w:w="100" w:type="dxa"/>
               <w:right w:w="100" w:type="dxa"/>
             </w:tcMar>
-            <w:vAlign w:val="top"/>
+            <w:vAlign w:val="center"/>
           </w:tcPr>
           <w:p>
             <w:pPr>
               <w:keepNext w:val="0"/>
               <w:keepLines w:val="0"/>
-              <w:pageBreakBefore w:val="0"/>
-              <w:widowControl w:val="0"/>
-              <w:pBdr>
-                <w:top w:val="none" w:color="auto" w:sz="0" w:space="0"/>
-                <w:left w:val="none" w:color="auto" w:sz="0" w:space="0"/>
-                <w:bottom w:val="none" w:color="auto" w:sz="0" w:space="0"/>
-                <w:right w:val="none" w:color="auto" w:sz="0" w:space="0"/>
-                <w:between w:val="none" w:color="auto" w:sz="0" w:space="0"/>
-              </w:pBdr>
-              <w:shd w:val="clear" w:fill="auto"/>
-              <w:spacing w:before="0" w:after="0" w:line="240" w:lineRule="auto"/>
-              <w:ind w:left="143" w:right="0" w:firstLine="0"/>
+              <w:widowControl/>
+              <w:suppressLineNumbers w:val="0"/>
+              <w:bidi w:val="0"/>
+              <w:spacing w:before="0" w:beforeAutospacing="0" w:after="0" w:afterAutospacing="0" w:line="14" w:lineRule="atLeast"/>
+              <w:ind w:left="0" w:leftChars="0" w:right="0" w:rightChars="0"/>
               <w:jc w:val="left"/>
               <w:rPr>
                 <w:rFonts w:hint="default" w:ascii="Times New Roman" w:hAnsi="Times New Roman" w:eastAsia="Times New Roman" w:cs="Times New Roman"/>
@@ -21622,25 +21091,22 @@
             </w:pPr>
             <w:r>
               <w:rPr>
-                <w:rFonts w:hint="default" w:ascii="Times New Roman" w:hAnsi="Times New Roman" w:eastAsia="Times New Roman" w:cs="Times New Roman"/>
-                <w:b w:val="0"/>
-                <w:i w:val="0"/>
-                <w:smallCaps w:val="0"/>
-                <w:strike w:val="0"/>
-                <w:color w:val="000000"/>
-                <w:sz w:val="28"/>
-                <w:szCs w:val="28"/>
-                <w:u w:val="none"/>
-                <w:shd w:val="clear" w:fill="auto"/>
-                <w:vertAlign w:val="baseline"/>
-                <w:rtl w:val="0"/>
-              </w:rPr>
-              <w:t xml:space="preserve">7 </w:t>
-            </w:r>
-          </w:p>
-        </w:tc>
-        <w:tc>
-          <w:tcPr>
+                <w:rFonts w:hint="default" w:ascii="Times New Roman" w:hAnsi="Times New Roman" w:eastAsia="sans-serif" w:cs="Times New Roman"/>
+                <w:b/>
+                <w:bCs/>
+                <w:color w:val="1F1F1F"/>
+                <w:kern w:val="0"/>
+                <w:sz w:val="24"/>
+                <w:szCs w:val="24"/>
+                <w:lang w:val="en-US" w:eastAsia="zh-CN" w:bidi="ar"/>
+              </w:rPr>
+              <w:t>7</w:t>
+            </w:r>
+          </w:p>
+        </w:tc>
+        <w:tc>
+          <w:tcPr>
+            <w:tcW w:w="2381" w:type="dxa"/>
             <w:shd w:val="clear" w:color="auto" w:fill="auto"/>
             <w:tcMar>
               <w:top w:w="100" w:type="dxa"/>
@@ -21648,24 +21114,17 @@
               <w:bottom w:w="100" w:type="dxa"/>
               <w:right w:w="100" w:type="dxa"/>
             </w:tcMar>
-            <w:vAlign w:val="top"/>
+            <w:vAlign w:val="center"/>
           </w:tcPr>
           <w:p>
             <w:pPr>
               <w:keepNext w:val="0"/>
               <w:keepLines w:val="0"/>
-              <w:pageBreakBefore w:val="0"/>
-              <w:widowControl w:val="0"/>
-              <w:pBdr>
-                <w:top w:val="none" w:color="auto" w:sz="0" w:space="0"/>
-                <w:left w:val="none" w:color="auto" w:sz="0" w:space="0"/>
-                <w:bottom w:val="none" w:color="auto" w:sz="0" w:space="0"/>
-                <w:right w:val="none" w:color="auto" w:sz="0" w:space="0"/>
-                <w:between w:val="none" w:color="auto" w:sz="0" w:space="0"/>
-              </w:pBdr>
-              <w:shd w:val="clear" w:fill="auto"/>
-              <w:spacing w:before="0" w:after="0" w:line="240" w:lineRule="auto"/>
-              <w:ind w:left="133" w:right="0" w:firstLine="0"/>
+              <w:widowControl/>
+              <w:suppressLineNumbers w:val="0"/>
+              <w:bidi w:val="0"/>
+              <w:spacing w:before="0" w:beforeAutospacing="0" w:after="0" w:afterAutospacing="0" w:line="14" w:lineRule="atLeast"/>
+              <w:ind w:left="0" w:leftChars="0" w:right="0" w:rightChars="0"/>
               <w:jc w:val="left"/>
               <w:rPr>
                 <w:rFonts w:hint="default" w:ascii="Times New Roman" w:hAnsi="Times New Roman" w:eastAsia="Times New Roman" w:cs="Times New Roman"/>
@@ -21683,25 +21142,22 @@
             </w:pPr>
             <w:r>
               <w:rPr>
-                <w:rFonts w:hint="default" w:ascii="Times New Roman" w:hAnsi="Times New Roman" w:eastAsia="Times New Roman" w:cs="Times New Roman"/>
-                <w:b w:val="0"/>
-                <w:i w:val="0"/>
-                <w:smallCaps w:val="0"/>
-                <w:strike w:val="0"/>
-                <w:color w:val="000000"/>
-                <w:sz w:val="28"/>
-                <w:szCs w:val="28"/>
-                <w:u w:val="none"/>
-                <w:shd w:val="clear" w:fill="auto"/>
-                <w:vertAlign w:val="baseline"/>
-                <w:rtl w:val="0"/>
-              </w:rPr>
-              <w:t xml:space="preserve">Calendar </w:t>
-            </w:r>
-          </w:p>
-        </w:tc>
-        <w:tc>
-          <w:tcPr>
+                <w:rFonts w:hint="default" w:ascii="Times New Roman" w:hAnsi="Times New Roman" w:eastAsia="sans-serif" w:cs="Times New Roman"/>
+                <w:b/>
+                <w:bCs/>
+                <w:color w:val="1F1F1F"/>
+                <w:kern w:val="0"/>
+                <w:sz w:val="24"/>
+                <w:szCs w:val="24"/>
+                <w:lang w:val="en-US" w:eastAsia="zh-CN" w:bidi="ar"/>
+              </w:rPr>
+              <w:t>Preorder &amp; Preorder Item</w:t>
+            </w:r>
+          </w:p>
+        </w:tc>
+        <w:tc>
+          <w:tcPr>
+            <w:tcW w:w="6039" w:type="dxa"/>
             <w:shd w:val="clear" w:color="auto" w:fill="auto"/>
             <w:tcMar>
               <w:top w:w="100" w:type="dxa"/>
@@ -21709,24 +21165,17 @@
               <w:bottom w:w="100" w:type="dxa"/>
               <w:right w:w="100" w:type="dxa"/>
             </w:tcMar>
-            <w:vAlign w:val="top"/>
+            <w:vAlign w:val="center"/>
           </w:tcPr>
           <w:p>
             <w:pPr>
               <w:keepNext w:val="0"/>
               <w:keepLines w:val="0"/>
-              <w:pageBreakBefore w:val="0"/>
-              <w:widowControl w:val="0"/>
-              <w:pBdr>
-                <w:top w:val="none" w:color="auto" w:sz="0" w:space="0"/>
-                <w:left w:val="none" w:color="auto" w:sz="0" w:space="0"/>
-                <w:bottom w:val="none" w:color="auto" w:sz="0" w:space="0"/>
-                <w:right w:val="none" w:color="auto" w:sz="0" w:space="0"/>
-                <w:between w:val="none" w:color="auto" w:sz="0" w:space="0"/>
-              </w:pBdr>
-              <w:shd w:val="clear" w:fill="auto"/>
-              <w:spacing w:before="0" w:after="0" w:line="344" w:lineRule="auto"/>
-              <w:ind w:left="136" w:right="931" w:firstLine="8"/>
+              <w:widowControl/>
+              <w:suppressLineNumbers w:val="0"/>
+              <w:bidi w:val="0"/>
+              <w:spacing w:before="0" w:beforeAutospacing="0" w:after="0" w:afterAutospacing="0" w:line="14" w:lineRule="atLeast"/>
+              <w:ind w:left="0" w:leftChars="0" w:right="0" w:rightChars="0"/>
               <w:jc w:val="left"/>
               <w:rPr>
                 <w:rFonts w:hint="default" w:ascii="Times New Roman" w:hAnsi="Times New Roman" w:eastAsia="Times New Roman" w:cs="Times New Roman"/>
@@ -21744,20 +21193,14 @@
             </w:pPr>
             <w:r>
               <w:rPr>
-                <w:rFonts w:hint="default" w:ascii="Times New Roman" w:hAnsi="Times New Roman" w:eastAsia="Times New Roman" w:cs="Times New Roman"/>
-                <w:b w:val="0"/>
-                <w:i w:val="0"/>
-                <w:smallCaps w:val="0"/>
-                <w:strike w:val="0"/>
-                <w:color w:val="000000"/>
-                <w:sz w:val="28"/>
-                <w:szCs w:val="28"/>
-                <w:u w:val="none"/>
-                <w:shd w:val="clear" w:fill="auto"/>
-                <w:vertAlign w:val="baseline"/>
-                <w:rtl w:val="0"/>
-              </w:rPr>
-              <w:t>Schedules or appointments related to users, such as  interviews or meetings.</w:t>
+                <w:rFonts w:hint="default" w:ascii="Times New Roman" w:hAnsi="Times New Roman" w:eastAsia="sans-serif" w:cs="Times New Roman"/>
+                <w:color w:val="1F1F1F"/>
+                <w:kern w:val="0"/>
+                <w:sz w:val="24"/>
+                <w:szCs w:val="24"/>
+                <w:lang w:val="en-US" w:eastAsia="zh-CN" w:bidi="ar"/>
+              </w:rPr>
+              <w:t>Handles customer pre-orders for unharvested produce, including requested quantities and expected harvest dates.</w:t>
             </w:r>
           </w:p>
         </w:tc>
@@ -21784,6 +21227,7 @@
         </w:trPr>
         <w:tc>
           <w:tcPr>
+            <w:tcW w:w="520" w:type="dxa"/>
             <w:shd w:val="clear" w:color="auto" w:fill="auto"/>
             <w:tcMar>
               <w:top w:w="100" w:type="dxa"/>
@@ -21791,24 +21235,17 @@
               <w:bottom w:w="100" w:type="dxa"/>
               <w:right w:w="100" w:type="dxa"/>
             </w:tcMar>
-            <w:vAlign w:val="top"/>
+            <w:vAlign w:val="center"/>
           </w:tcPr>
           <w:p>
             <w:pPr>
               <w:keepNext w:val="0"/>
               <w:keepLines w:val="0"/>
-              <w:pageBreakBefore w:val="0"/>
-              <w:widowControl w:val="0"/>
-              <w:pBdr>
-                <w:top w:val="none" w:color="auto" w:sz="0" w:space="0"/>
-                <w:left w:val="none" w:color="auto" w:sz="0" w:space="0"/>
-                <w:bottom w:val="none" w:color="auto" w:sz="0" w:space="0"/>
-                <w:right w:val="none" w:color="auto" w:sz="0" w:space="0"/>
-                <w:between w:val="none" w:color="auto" w:sz="0" w:space="0"/>
-              </w:pBdr>
-              <w:shd w:val="clear" w:fill="auto"/>
-              <w:spacing w:before="0" w:after="0" w:line="240" w:lineRule="auto"/>
-              <w:ind w:left="149" w:right="0" w:firstLine="0"/>
+              <w:widowControl/>
+              <w:suppressLineNumbers w:val="0"/>
+              <w:bidi w:val="0"/>
+              <w:spacing w:before="0" w:beforeAutospacing="0" w:after="0" w:afterAutospacing="0" w:line="14" w:lineRule="atLeast"/>
+              <w:ind w:left="0" w:leftChars="0" w:right="0" w:rightChars="0"/>
               <w:jc w:val="left"/>
               <w:rPr>
                 <w:rFonts w:hint="default" w:ascii="Times New Roman" w:hAnsi="Times New Roman" w:eastAsia="Times New Roman" w:cs="Times New Roman"/>
@@ -21826,25 +21263,22 @@
             </w:pPr>
             <w:r>
               <w:rPr>
-                <w:rFonts w:hint="default" w:ascii="Times New Roman" w:hAnsi="Times New Roman" w:eastAsia="Times New Roman" w:cs="Times New Roman"/>
-                <w:b w:val="0"/>
-                <w:i w:val="0"/>
-                <w:smallCaps w:val="0"/>
-                <w:strike w:val="0"/>
-                <w:color w:val="000000"/>
-                <w:sz w:val="28"/>
-                <w:szCs w:val="28"/>
-                <w:u w:val="none"/>
-                <w:shd w:val="clear" w:fill="auto"/>
-                <w:vertAlign w:val="baseline"/>
-                <w:rtl w:val="0"/>
-              </w:rPr>
-              <w:t xml:space="preserve">8 </w:t>
-            </w:r>
-          </w:p>
-        </w:tc>
-        <w:tc>
-          <w:tcPr>
+                <w:rFonts w:hint="default" w:ascii="Times New Roman" w:hAnsi="Times New Roman" w:eastAsia="sans-serif" w:cs="Times New Roman"/>
+                <w:b/>
+                <w:bCs/>
+                <w:color w:val="1F1F1F"/>
+                <w:kern w:val="0"/>
+                <w:sz w:val="24"/>
+                <w:szCs w:val="24"/>
+                <w:lang w:val="en-US" w:eastAsia="zh-CN" w:bidi="ar"/>
+              </w:rPr>
+              <w:t>8</w:t>
+            </w:r>
+          </w:p>
+        </w:tc>
+        <w:tc>
+          <w:tcPr>
+            <w:tcW w:w="2381" w:type="dxa"/>
             <w:shd w:val="clear" w:color="auto" w:fill="auto"/>
             <w:tcMar>
               <w:top w:w="100" w:type="dxa"/>
@@ -21852,24 +21286,17 @@
               <w:bottom w:w="100" w:type="dxa"/>
               <w:right w:w="100" w:type="dxa"/>
             </w:tcMar>
-            <w:vAlign w:val="top"/>
+            <w:vAlign w:val="center"/>
           </w:tcPr>
           <w:p>
             <w:pPr>
               <w:keepNext w:val="0"/>
               <w:keepLines w:val="0"/>
-              <w:pageBreakBefore w:val="0"/>
-              <w:widowControl w:val="0"/>
-              <w:pBdr>
-                <w:top w:val="none" w:color="auto" w:sz="0" w:space="0"/>
-                <w:left w:val="none" w:color="auto" w:sz="0" w:space="0"/>
-                <w:bottom w:val="none" w:color="auto" w:sz="0" w:space="0"/>
-                <w:right w:val="none" w:color="auto" w:sz="0" w:space="0"/>
-                <w:between w:val="none" w:color="auto" w:sz="0" w:space="0"/>
-              </w:pBdr>
-              <w:shd w:val="clear" w:fill="auto"/>
-              <w:spacing w:before="0" w:after="0" w:line="240" w:lineRule="auto"/>
-              <w:ind w:left="128" w:right="0" w:firstLine="0"/>
+              <w:widowControl/>
+              <w:suppressLineNumbers w:val="0"/>
+              <w:bidi w:val="0"/>
+              <w:spacing w:before="0" w:beforeAutospacing="0" w:after="0" w:afterAutospacing="0" w:line="14" w:lineRule="atLeast"/>
+              <w:ind w:left="0" w:leftChars="0" w:right="0" w:rightChars="0"/>
               <w:jc w:val="left"/>
               <w:rPr>
                 <w:rFonts w:hint="default" w:ascii="Times New Roman" w:hAnsi="Times New Roman" w:eastAsia="Times New Roman" w:cs="Times New Roman"/>
@@ -21887,25 +21314,22 @@
             </w:pPr>
             <w:r>
               <w:rPr>
-                <w:rFonts w:hint="default" w:ascii="Times New Roman" w:hAnsi="Times New Roman" w:eastAsia="Times New Roman" w:cs="Times New Roman"/>
-                <w:b w:val="0"/>
-                <w:i w:val="0"/>
-                <w:smallCaps w:val="0"/>
-                <w:strike w:val="0"/>
-                <w:color w:val="000000"/>
-                <w:sz w:val="28"/>
-                <w:szCs w:val="28"/>
-                <w:u w:val="none"/>
-                <w:shd w:val="clear" w:fill="auto"/>
-                <w:vertAlign w:val="baseline"/>
-                <w:rtl w:val="0"/>
-              </w:rPr>
-              <w:t xml:space="preserve">Payment </w:t>
-            </w:r>
-          </w:p>
-        </w:tc>
-        <w:tc>
-          <w:tcPr>
+                <w:rFonts w:hint="default" w:ascii="Times New Roman" w:hAnsi="Times New Roman" w:eastAsia="sans-serif" w:cs="Times New Roman"/>
+                <w:b/>
+                <w:bCs/>
+                <w:color w:val="1F1F1F"/>
+                <w:kern w:val="0"/>
+                <w:sz w:val="24"/>
+                <w:szCs w:val="24"/>
+                <w:lang w:val="en-US" w:eastAsia="zh-CN" w:bidi="ar"/>
+              </w:rPr>
+              <w:t>Cart &amp; Cart Item</w:t>
+            </w:r>
+          </w:p>
+        </w:tc>
+        <w:tc>
+          <w:tcPr>
+            <w:tcW w:w="6039" w:type="dxa"/>
             <w:shd w:val="clear" w:color="auto" w:fill="auto"/>
             <w:tcMar>
               <w:top w:w="100" w:type="dxa"/>
@@ -21913,24 +21337,17 @@
               <w:bottom w:w="100" w:type="dxa"/>
               <w:right w:w="100" w:type="dxa"/>
             </w:tcMar>
-            <w:vAlign w:val="top"/>
+            <w:vAlign w:val="center"/>
           </w:tcPr>
           <w:p>
             <w:pPr>
               <w:keepNext w:val="0"/>
               <w:keepLines w:val="0"/>
-              <w:pageBreakBefore w:val="0"/>
-              <w:widowControl w:val="0"/>
-              <w:pBdr>
-                <w:top w:val="none" w:color="auto" w:sz="0" w:space="0"/>
-                <w:left w:val="none" w:color="auto" w:sz="0" w:space="0"/>
-                <w:bottom w:val="none" w:color="auto" w:sz="0" w:space="0"/>
-                <w:right w:val="none" w:color="auto" w:sz="0" w:space="0"/>
-                <w:between w:val="none" w:color="auto" w:sz="0" w:space="0"/>
-              </w:pBdr>
-              <w:shd w:val="clear" w:fill="auto"/>
-              <w:spacing w:before="0" w:after="0" w:line="345" w:lineRule="auto"/>
-              <w:ind w:left="131" w:right="460" w:firstLine="1"/>
+              <w:widowControl/>
+              <w:suppressLineNumbers w:val="0"/>
+              <w:bidi w:val="0"/>
+              <w:spacing w:before="0" w:beforeAutospacing="0" w:after="0" w:afterAutospacing="0" w:line="14" w:lineRule="atLeast"/>
+              <w:ind w:left="0" w:leftChars="0" w:right="0" w:rightChars="0"/>
               <w:jc w:val="left"/>
               <w:rPr>
                 <w:rFonts w:hint="default" w:ascii="Times New Roman" w:hAnsi="Times New Roman" w:eastAsia="Times New Roman" w:cs="Times New Roman"/>
@@ -21948,20 +21365,14 @@
             </w:pPr>
             <w:r>
               <w:rPr>
-                <w:rFonts w:hint="default" w:ascii="Times New Roman" w:hAnsi="Times New Roman" w:eastAsia="Times New Roman" w:cs="Times New Roman"/>
-                <w:b w:val="0"/>
-                <w:i w:val="0"/>
-                <w:smallCaps w:val="0"/>
-                <w:strike w:val="0"/>
-                <w:color w:val="000000"/>
-                <w:sz w:val="28"/>
-                <w:szCs w:val="28"/>
-                <w:u w:val="none"/>
-                <w:shd w:val="clear" w:fill="auto"/>
-                <w:vertAlign w:val="baseline"/>
-                <w:rtl w:val="0"/>
-              </w:rPr>
-              <w:t>Records user payments for packages, coupons used, and  transaction status.</w:t>
+                <w:rFonts w:hint="default" w:ascii="Times New Roman" w:hAnsi="Times New Roman" w:eastAsia="sans-serif" w:cs="Times New Roman"/>
+                <w:color w:val="1F1F1F"/>
+                <w:kern w:val="0"/>
+                <w:sz w:val="24"/>
+                <w:szCs w:val="24"/>
+                <w:lang w:val="en-US" w:eastAsia="zh-CN" w:bidi="ar"/>
+              </w:rPr>
+              <w:t>Manages customer shopping carts and the individual items added to them.</w:t>
             </w:r>
           </w:p>
         </w:tc>
@@ -21988,6 +21399,7 @@
         </w:trPr>
         <w:tc>
           <w:tcPr>
+            <w:tcW w:w="520" w:type="dxa"/>
             <w:shd w:val="clear" w:color="auto" w:fill="auto"/>
             <w:tcMar>
               <w:top w:w="100" w:type="dxa"/>
@@ -21995,24 +21407,17 @@
               <w:bottom w:w="100" w:type="dxa"/>
               <w:right w:w="100" w:type="dxa"/>
             </w:tcMar>
-            <w:vAlign w:val="top"/>
+            <w:vAlign w:val="center"/>
           </w:tcPr>
           <w:p>
             <w:pPr>
               <w:keepNext w:val="0"/>
               <w:keepLines w:val="0"/>
-              <w:pageBreakBefore w:val="0"/>
-              <w:widowControl w:val="0"/>
-              <w:pBdr>
-                <w:top w:val="none" w:color="auto" w:sz="0" w:space="0"/>
-                <w:left w:val="none" w:color="auto" w:sz="0" w:space="0"/>
-                <w:bottom w:val="none" w:color="auto" w:sz="0" w:space="0"/>
-                <w:right w:val="none" w:color="auto" w:sz="0" w:space="0"/>
-                <w:between w:val="none" w:color="auto" w:sz="0" w:space="0"/>
-              </w:pBdr>
-              <w:shd w:val="clear" w:fill="auto"/>
-              <w:spacing w:before="0" w:after="0" w:line="240" w:lineRule="auto"/>
-              <w:ind w:left="144" w:right="0" w:firstLine="0"/>
+              <w:widowControl/>
+              <w:suppressLineNumbers w:val="0"/>
+              <w:bidi w:val="0"/>
+              <w:spacing w:before="0" w:beforeAutospacing="0" w:after="0" w:afterAutospacing="0" w:line="14" w:lineRule="atLeast"/>
+              <w:ind w:left="0" w:leftChars="0" w:right="0" w:rightChars="0"/>
               <w:jc w:val="left"/>
               <w:rPr>
                 <w:rFonts w:hint="default" w:ascii="Times New Roman" w:hAnsi="Times New Roman" w:eastAsia="Times New Roman" w:cs="Times New Roman"/>
@@ -22030,25 +21435,22 @@
             </w:pPr>
             <w:r>
               <w:rPr>
-                <w:rFonts w:hint="default" w:ascii="Times New Roman" w:hAnsi="Times New Roman" w:eastAsia="Times New Roman" w:cs="Times New Roman"/>
-                <w:b w:val="0"/>
-                <w:i w:val="0"/>
-                <w:smallCaps w:val="0"/>
-                <w:strike w:val="0"/>
-                <w:color w:val="000000"/>
-                <w:sz w:val="28"/>
-                <w:szCs w:val="28"/>
-                <w:u w:val="none"/>
-                <w:shd w:val="clear" w:fill="auto"/>
-                <w:vertAlign w:val="baseline"/>
-                <w:rtl w:val="0"/>
-              </w:rPr>
-              <w:t xml:space="preserve">9 </w:t>
-            </w:r>
-          </w:p>
-        </w:tc>
-        <w:tc>
-          <w:tcPr>
+                <w:rFonts w:hint="default" w:ascii="Times New Roman" w:hAnsi="Times New Roman" w:eastAsia="sans-serif" w:cs="Times New Roman"/>
+                <w:b/>
+                <w:bCs/>
+                <w:color w:val="1F1F1F"/>
+                <w:kern w:val="0"/>
+                <w:sz w:val="24"/>
+                <w:szCs w:val="24"/>
+                <w:lang w:val="en-US" w:eastAsia="zh-CN" w:bidi="ar"/>
+              </w:rPr>
+              <w:t>9</w:t>
+            </w:r>
+          </w:p>
+        </w:tc>
+        <w:tc>
+          <w:tcPr>
+            <w:tcW w:w="2381" w:type="dxa"/>
             <w:shd w:val="clear" w:color="auto" w:fill="auto"/>
             <w:tcMar>
               <w:top w:w="100" w:type="dxa"/>
@@ -22056,24 +21458,17 @@
               <w:bottom w:w="100" w:type="dxa"/>
               <w:right w:w="100" w:type="dxa"/>
             </w:tcMar>
-            <w:vAlign w:val="top"/>
+            <w:vAlign w:val="center"/>
           </w:tcPr>
           <w:p>
             <w:pPr>
               <w:keepNext w:val="0"/>
               <w:keepLines w:val="0"/>
-              <w:pageBreakBefore w:val="0"/>
-              <w:widowControl w:val="0"/>
-              <w:pBdr>
-                <w:top w:val="none" w:color="auto" w:sz="0" w:space="0"/>
-                <w:left w:val="none" w:color="auto" w:sz="0" w:space="0"/>
-                <w:bottom w:val="none" w:color="auto" w:sz="0" w:space="0"/>
-                <w:right w:val="none" w:color="auto" w:sz="0" w:space="0"/>
-                <w:between w:val="none" w:color="auto" w:sz="0" w:space="0"/>
-              </w:pBdr>
-              <w:shd w:val="clear" w:fill="auto"/>
-              <w:spacing w:before="0" w:after="0" w:line="240" w:lineRule="auto"/>
-              <w:ind w:left="128" w:right="0" w:firstLine="0"/>
+              <w:widowControl/>
+              <w:suppressLineNumbers w:val="0"/>
+              <w:bidi w:val="0"/>
+              <w:spacing w:before="0" w:beforeAutospacing="0" w:after="0" w:afterAutospacing="0" w:line="14" w:lineRule="atLeast"/>
+              <w:ind w:left="0" w:leftChars="0" w:right="0" w:rightChars="0"/>
               <w:jc w:val="left"/>
               <w:rPr>
                 <w:rFonts w:hint="default" w:ascii="Times New Roman" w:hAnsi="Times New Roman" w:eastAsia="Times New Roman" w:cs="Times New Roman"/>
@@ -22091,25 +21486,22 @@
             </w:pPr>
             <w:r>
               <w:rPr>
-                <w:rFonts w:hint="default" w:ascii="Times New Roman" w:hAnsi="Times New Roman" w:eastAsia="Times New Roman" w:cs="Times New Roman"/>
-                <w:b w:val="0"/>
-                <w:i w:val="0"/>
-                <w:smallCaps w:val="0"/>
-                <w:strike w:val="0"/>
-                <w:color w:val="000000"/>
-                <w:sz w:val="28"/>
-                <w:szCs w:val="28"/>
-                <w:u w:val="none"/>
-                <w:shd w:val="clear" w:fill="auto"/>
-                <w:vertAlign w:val="baseline"/>
-                <w:rtl w:val="0"/>
-              </w:rPr>
-              <w:t xml:space="preserve">Package </w:t>
-            </w:r>
-          </w:p>
-        </w:tc>
-        <w:tc>
-          <w:tcPr>
+                <w:rFonts w:hint="default" w:ascii="Times New Roman" w:hAnsi="Times New Roman" w:eastAsia="sans-serif" w:cs="Times New Roman"/>
+                <w:b/>
+                <w:bCs/>
+                <w:color w:val="1F1F1F"/>
+                <w:kern w:val="0"/>
+                <w:sz w:val="24"/>
+                <w:szCs w:val="24"/>
+                <w:lang w:val="en-US" w:eastAsia="zh-CN" w:bidi="ar"/>
+              </w:rPr>
+              <w:t>Wishlist &amp; Wishlist Item</w:t>
+            </w:r>
+          </w:p>
+        </w:tc>
+        <w:tc>
+          <w:tcPr>
+            <w:tcW w:w="6039" w:type="dxa"/>
             <w:shd w:val="clear" w:color="auto" w:fill="auto"/>
             <w:tcMar>
               <w:top w:w="100" w:type="dxa"/>
@@ -22117,24 +21509,17 @@
               <w:bottom w:w="100" w:type="dxa"/>
               <w:right w:w="100" w:type="dxa"/>
             </w:tcMar>
-            <w:vAlign w:val="top"/>
+            <w:vAlign w:val="center"/>
           </w:tcPr>
           <w:p>
             <w:pPr>
               <w:keepNext w:val="0"/>
               <w:keepLines w:val="0"/>
-              <w:pageBreakBefore w:val="0"/>
-              <w:widowControl w:val="0"/>
-              <w:pBdr>
-                <w:top w:val="none" w:color="auto" w:sz="0" w:space="0"/>
-                <w:left w:val="none" w:color="auto" w:sz="0" w:space="0"/>
-                <w:bottom w:val="none" w:color="auto" w:sz="0" w:space="0"/>
-                <w:right w:val="none" w:color="auto" w:sz="0" w:space="0"/>
-                <w:between w:val="none" w:color="auto" w:sz="0" w:space="0"/>
-              </w:pBdr>
-              <w:shd w:val="clear" w:fill="auto"/>
-              <w:spacing w:before="0" w:after="0" w:line="343" w:lineRule="auto"/>
-              <w:ind w:left="129" w:right="99" w:firstLine="6"/>
+              <w:widowControl/>
+              <w:suppressLineNumbers w:val="0"/>
+              <w:bidi w:val="0"/>
+              <w:spacing w:before="0" w:beforeAutospacing="0" w:after="0" w:afterAutospacing="0" w:line="14" w:lineRule="atLeast"/>
+              <w:ind w:left="0" w:leftChars="0" w:right="0" w:rightChars="0"/>
               <w:jc w:val="left"/>
               <w:rPr>
                 <w:rFonts w:hint="default" w:ascii="Times New Roman" w:hAnsi="Times New Roman" w:eastAsia="Times New Roman" w:cs="Times New Roman"/>
@@ -22152,20 +21537,14 @@
             </w:pPr>
             <w:r>
               <w:rPr>
-                <w:rFonts w:hint="default" w:ascii="Times New Roman" w:hAnsi="Times New Roman" w:eastAsia="Times New Roman" w:cs="Times New Roman"/>
-                <w:b w:val="0"/>
-                <w:i w:val="0"/>
-                <w:smallCaps w:val="0"/>
-                <w:strike w:val="0"/>
-                <w:color w:val="000000"/>
-                <w:sz w:val="28"/>
-                <w:szCs w:val="28"/>
-                <w:u w:val="none"/>
-                <w:shd w:val="clear" w:fill="auto"/>
-                <w:vertAlign w:val="baseline"/>
-                <w:rtl w:val="0"/>
-              </w:rPr>
-              <w:t>Information about service plans users can purchase, like job  posting packages.</w:t>
+                <w:rFonts w:hint="default" w:ascii="Times New Roman" w:hAnsi="Times New Roman" w:eastAsia="sans-serif" w:cs="Times New Roman"/>
+                <w:color w:val="1F1F1F"/>
+                <w:kern w:val="0"/>
+                <w:sz w:val="24"/>
+                <w:szCs w:val="24"/>
+                <w:lang w:val="en-US" w:eastAsia="zh-CN" w:bidi="ar"/>
+              </w:rPr>
+              <w:t>Stores products saved by customers to their personal wishlists.</w:t>
             </w:r>
           </w:p>
         </w:tc>
@@ -22192,6 +21571,7 @@
         </w:trPr>
         <w:tc>
           <w:tcPr>
+            <w:tcW w:w="520" w:type="dxa"/>
             <w:shd w:val="clear" w:color="auto" w:fill="auto"/>
             <w:tcMar>
               <w:top w:w="100" w:type="dxa"/>
@@ -22199,25 +21579,18 @@
               <w:bottom w:w="100" w:type="dxa"/>
               <w:right w:w="100" w:type="dxa"/>
             </w:tcMar>
-            <w:vAlign w:val="top"/>
+            <w:vAlign w:val="center"/>
           </w:tcPr>
           <w:p>
             <w:pPr>
               <w:keepNext w:val="0"/>
               <w:keepLines w:val="0"/>
-              <w:pageBreakBefore w:val="0"/>
-              <w:widowControl w:val="0"/>
-              <w:pBdr>
-                <w:top w:val="none" w:color="auto" w:sz="0" w:space="0"/>
-                <w:left w:val="none" w:color="auto" w:sz="0" w:space="0"/>
-                <w:bottom w:val="none" w:color="auto" w:sz="0" w:space="0"/>
-                <w:right w:val="none" w:color="auto" w:sz="0" w:space="0"/>
-                <w:between w:val="none" w:color="auto" w:sz="0" w:space="0"/>
-              </w:pBdr>
-              <w:shd w:val="clear" w:fill="auto"/>
-              <w:spacing w:before="0" w:after="0" w:line="240" w:lineRule="auto"/>
-              <w:ind w:left="0" w:right="0" w:firstLine="0"/>
-              <w:jc w:val="center"/>
+              <w:widowControl/>
+              <w:suppressLineNumbers w:val="0"/>
+              <w:bidi w:val="0"/>
+              <w:spacing w:before="0" w:beforeAutospacing="0" w:after="0" w:afterAutospacing="0" w:line="14" w:lineRule="atLeast"/>
+              <w:ind w:left="0" w:leftChars="0" w:right="0" w:rightChars="0"/>
+              <w:jc w:val="left"/>
               <w:rPr>
                 <w:rFonts w:hint="default" w:ascii="Times New Roman" w:hAnsi="Times New Roman" w:eastAsia="Times New Roman" w:cs="Times New Roman"/>
                 <w:b w:val="0"/>
@@ -22234,25 +21607,22 @@
             </w:pPr>
             <w:r>
               <w:rPr>
-                <w:rFonts w:hint="default" w:ascii="Times New Roman" w:hAnsi="Times New Roman" w:eastAsia="Times New Roman" w:cs="Times New Roman"/>
-                <w:b w:val="0"/>
-                <w:i w:val="0"/>
-                <w:smallCaps w:val="0"/>
-                <w:strike w:val="0"/>
-                <w:color w:val="000000"/>
-                <w:sz w:val="28"/>
-                <w:szCs w:val="28"/>
-                <w:u w:val="none"/>
-                <w:shd w:val="clear" w:fill="auto"/>
-                <w:vertAlign w:val="baseline"/>
-                <w:rtl w:val="0"/>
-              </w:rPr>
-              <w:t xml:space="preserve">10 </w:t>
-            </w:r>
-          </w:p>
-        </w:tc>
-        <w:tc>
-          <w:tcPr>
+                <w:rFonts w:hint="default" w:ascii="Times New Roman" w:hAnsi="Times New Roman" w:eastAsia="sans-serif" w:cs="Times New Roman"/>
+                <w:b/>
+                <w:bCs/>
+                <w:color w:val="1F1F1F"/>
+                <w:kern w:val="0"/>
+                <w:sz w:val="24"/>
+                <w:szCs w:val="24"/>
+                <w:lang w:val="en-US" w:eastAsia="zh-CN" w:bidi="ar"/>
+              </w:rPr>
+              <w:t>10</w:t>
+            </w:r>
+          </w:p>
+        </w:tc>
+        <w:tc>
+          <w:tcPr>
+            <w:tcW w:w="2381" w:type="dxa"/>
             <w:shd w:val="clear" w:color="auto" w:fill="auto"/>
             <w:tcMar>
               <w:top w:w="100" w:type="dxa"/>
@@ -22260,24 +21630,17 @@
               <w:bottom w:w="100" w:type="dxa"/>
               <w:right w:w="100" w:type="dxa"/>
             </w:tcMar>
-            <w:vAlign w:val="top"/>
+            <w:vAlign w:val="center"/>
           </w:tcPr>
           <w:p>
             <w:pPr>
               <w:keepNext w:val="0"/>
               <w:keepLines w:val="0"/>
-              <w:pageBreakBefore w:val="0"/>
-              <w:widowControl w:val="0"/>
-              <w:pBdr>
-                <w:top w:val="none" w:color="auto" w:sz="0" w:space="0"/>
-                <w:left w:val="none" w:color="auto" w:sz="0" w:space="0"/>
-                <w:bottom w:val="none" w:color="auto" w:sz="0" w:space="0"/>
-                <w:right w:val="none" w:color="auto" w:sz="0" w:space="0"/>
-                <w:between w:val="none" w:color="auto" w:sz="0" w:space="0"/>
-              </w:pBdr>
-              <w:shd w:val="clear" w:fill="auto"/>
-              <w:spacing w:before="0" w:after="0" w:line="240" w:lineRule="auto"/>
-              <w:ind w:left="133" w:right="0" w:firstLine="0"/>
+              <w:widowControl/>
+              <w:suppressLineNumbers w:val="0"/>
+              <w:bidi w:val="0"/>
+              <w:spacing w:before="0" w:beforeAutospacing="0" w:after="0" w:afterAutospacing="0" w:line="14" w:lineRule="atLeast"/>
+              <w:ind w:left="0" w:leftChars="0" w:right="0" w:rightChars="0"/>
               <w:jc w:val="left"/>
               <w:rPr>
                 <w:rFonts w:hint="default" w:ascii="Times New Roman" w:hAnsi="Times New Roman" w:eastAsia="Times New Roman" w:cs="Times New Roman"/>
@@ -22295,25 +21658,22 @@
             </w:pPr>
             <w:r>
               <w:rPr>
-                <w:rFonts w:hint="default" w:ascii="Times New Roman" w:hAnsi="Times New Roman" w:eastAsia="Times New Roman" w:cs="Times New Roman"/>
-                <w:b w:val="0"/>
-                <w:i w:val="0"/>
-                <w:smallCaps w:val="0"/>
-                <w:strike w:val="0"/>
-                <w:color w:val="000000"/>
-                <w:sz w:val="28"/>
-                <w:szCs w:val="28"/>
-                <w:u w:val="none"/>
-                <w:shd w:val="clear" w:fill="auto"/>
-                <w:vertAlign w:val="baseline"/>
-                <w:rtl w:val="0"/>
-              </w:rPr>
-              <w:t xml:space="preserve">Coupon </w:t>
-            </w:r>
-          </w:p>
-        </w:tc>
-        <w:tc>
-          <w:tcPr>
+                <w:rFonts w:hint="default" w:ascii="Times New Roman" w:hAnsi="Times New Roman" w:eastAsia="sans-serif" w:cs="Times New Roman"/>
+                <w:b/>
+                <w:bCs/>
+                <w:color w:val="1F1F1F"/>
+                <w:kern w:val="0"/>
+                <w:sz w:val="24"/>
+                <w:szCs w:val="24"/>
+                <w:lang w:val="en-US" w:eastAsia="zh-CN" w:bidi="ar"/>
+              </w:rPr>
+              <w:t>Orders &amp; Order Item</w:t>
+            </w:r>
+          </w:p>
+        </w:tc>
+        <w:tc>
+          <w:tcPr>
+            <w:tcW w:w="6039" w:type="dxa"/>
             <w:shd w:val="clear" w:color="auto" w:fill="auto"/>
             <w:tcMar>
               <w:top w:w="100" w:type="dxa"/>
@@ -22321,24 +21681,17 @@
               <w:bottom w:w="100" w:type="dxa"/>
               <w:right w:w="100" w:type="dxa"/>
             </w:tcMar>
-            <w:vAlign w:val="top"/>
+            <w:vAlign w:val="center"/>
           </w:tcPr>
           <w:p>
             <w:pPr>
               <w:keepNext w:val="0"/>
               <w:keepLines w:val="0"/>
-              <w:pageBreakBefore w:val="0"/>
-              <w:widowControl w:val="0"/>
-              <w:pBdr>
-                <w:top w:val="none" w:color="auto" w:sz="0" w:space="0"/>
-                <w:left w:val="none" w:color="auto" w:sz="0" w:space="0"/>
-                <w:bottom w:val="none" w:color="auto" w:sz="0" w:space="0"/>
-                <w:right w:val="none" w:color="auto" w:sz="0" w:space="0"/>
-                <w:between w:val="none" w:color="auto" w:sz="0" w:space="0"/>
-              </w:pBdr>
-              <w:shd w:val="clear" w:fill="auto"/>
-              <w:spacing w:before="0" w:after="0" w:line="343" w:lineRule="auto"/>
-              <w:ind w:left="138" w:right="120" w:hanging="4"/>
+              <w:widowControl/>
+              <w:suppressLineNumbers w:val="0"/>
+              <w:bidi w:val="0"/>
+              <w:spacing w:before="0" w:beforeAutospacing="0" w:after="0" w:afterAutospacing="0" w:line="14" w:lineRule="atLeast"/>
+              <w:ind w:left="0" w:leftChars="0" w:right="0" w:rightChars="0"/>
               <w:jc w:val="left"/>
               <w:rPr>
                 <w:rFonts w:hint="default" w:ascii="Times New Roman" w:hAnsi="Times New Roman" w:eastAsia="Times New Roman" w:cs="Times New Roman"/>
@@ -22356,20 +21709,14 @@
             </w:pPr>
             <w:r>
               <w:rPr>
-                <w:rFonts w:hint="default" w:ascii="Times New Roman" w:hAnsi="Times New Roman" w:eastAsia="Times New Roman" w:cs="Times New Roman"/>
-                <w:b w:val="0"/>
-                <w:i w:val="0"/>
-                <w:smallCaps w:val="0"/>
-                <w:strike w:val="0"/>
-                <w:color w:val="000000"/>
-                <w:sz w:val="28"/>
-                <w:szCs w:val="28"/>
-                <w:u w:val="none"/>
-                <w:shd w:val="clear" w:fill="auto"/>
-                <w:vertAlign w:val="baseline"/>
-                <w:rtl w:val="0"/>
-              </w:rPr>
-              <w:t>Discount codes applicable to payments, with expiration and  activation status.</w:t>
+                <w:rFonts w:hint="default" w:ascii="Times New Roman" w:hAnsi="Times New Roman" w:eastAsia="sans-serif" w:cs="Times New Roman"/>
+                <w:color w:val="1F1F1F"/>
+                <w:kern w:val="0"/>
+                <w:sz w:val="24"/>
+                <w:szCs w:val="24"/>
+                <w:lang w:val="en-US" w:eastAsia="zh-CN" w:bidi="ar"/>
+              </w:rPr>
+              <w:t>Tracks placed orders, itemized order details, payment statuses, and shipping addresses.</w:t>
             </w:r>
           </w:p>
         </w:tc>
@@ -22396,6 +21743,7 @@
         </w:trPr>
         <w:tc>
           <w:tcPr>
+            <w:tcW w:w="520" w:type="dxa"/>
             <w:shd w:val="clear" w:color="auto" w:fill="auto"/>
             <w:tcMar>
               <w:top w:w="100" w:type="dxa"/>
@@ -22403,25 +21751,18 @@
               <w:bottom w:w="100" w:type="dxa"/>
               <w:right w:w="100" w:type="dxa"/>
             </w:tcMar>
-            <w:vAlign w:val="top"/>
+            <w:vAlign w:val="center"/>
           </w:tcPr>
           <w:p>
             <w:pPr>
               <w:keepNext w:val="0"/>
               <w:keepLines w:val="0"/>
-              <w:pageBreakBefore w:val="0"/>
-              <w:widowControl w:val="0"/>
-              <w:pBdr>
-                <w:top w:val="none" w:color="auto" w:sz="0" w:space="0"/>
-                <w:left w:val="none" w:color="auto" w:sz="0" w:space="0"/>
-                <w:bottom w:val="none" w:color="auto" w:sz="0" w:space="0"/>
-                <w:right w:val="none" w:color="auto" w:sz="0" w:space="0"/>
-                <w:between w:val="none" w:color="auto" w:sz="0" w:space="0"/>
-              </w:pBdr>
-              <w:shd w:val="clear" w:fill="auto"/>
-              <w:spacing w:before="0" w:after="0" w:line="240" w:lineRule="auto"/>
-              <w:ind w:left="0" w:right="0" w:firstLine="0"/>
-              <w:jc w:val="center"/>
+              <w:widowControl/>
+              <w:suppressLineNumbers w:val="0"/>
+              <w:bidi w:val="0"/>
+              <w:spacing w:before="0" w:beforeAutospacing="0" w:after="0" w:afterAutospacing="0" w:line="14" w:lineRule="atLeast"/>
+              <w:ind w:left="0" w:leftChars="0" w:right="0" w:rightChars="0"/>
+              <w:jc w:val="left"/>
               <w:rPr>
                 <w:rFonts w:hint="default" w:ascii="Times New Roman" w:hAnsi="Times New Roman" w:eastAsia="Times New Roman" w:cs="Times New Roman"/>
                 <w:b w:val="0"/>
@@ -22438,25 +21779,22 @@
             </w:pPr>
             <w:r>
               <w:rPr>
-                <w:rFonts w:hint="default" w:ascii="Times New Roman" w:hAnsi="Times New Roman" w:eastAsia="Times New Roman" w:cs="Times New Roman"/>
-                <w:b w:val="0"/>
-                <w:i w:val="0"/>
-                <w:smallCaps w:val="0"/>
-                <w:strike w:val="0"/>
-                <w:color w:val="000000"/>
-                <w:sz w:val="28"/>
-                <w:szCs w:val="28"/>
-                <w:u w:val="none"/>
-                <w:shd w:val="clear" w:fill="auto"/>
-                <w:vertAlign w:val="baseline"/>
-                <w:rtl w:val="0"/>
-              </w:rPr>
-              <w:t xml:space="preserve">11 </w:t>
-            </w:r>
-          </w:p>
-        </w:tc>
-        <w:tc>
-          <w:tcPr>
+                <w:rFonts w:hint="default" w:ascii="Times New Roman" w:hAnsi="Times New Roman" w:eastAsia="sans-serif" w:cs="Times New Roman"/>
+                <w:b/>
+                <w:bCs/>
+                <w:color w:val="1F1F1F"/>
+                <w:kern w:val="0"/>
+                <w:sz w:val="24"/>
+                <w:szCs w:val="24"/>
+                <w:lang w:val="en-US" w:eastAsia="zh-CN" w:bidi="ar"/>
+              </w:rPr>
+              <w:t>11</w:t>
+            </w:r>
+          </w:p>
+        </w:tc>
+        <w:tc>
+          <w:tcPr>
+            <w:tcW w:w="2381" w:type="dxa"/>
             <w:shd w:val="clear" w:color="auto" w:fill="auto"/>
             <w:tcMar>
               <w:top w:w="100" w:type="dxa"/>
@@ -22464,24 +21802,17 @@
               <w:bottom w:w="100" w:type="dxa"/>
               <w:right w:w="100" w:type="dxa"/>
             </w:tcMar>
-            <w:vAlign w:val="top"/>
+            <w:vAlign w:val="center"/>
           </w:tcPr>
           <w:p>
             <w:pPr>
               <w:keepNext w:val="0"/>
               <w:keepLines w:val="0"/>
-              <w:pageBreakBefore w:val="0"/>
-              <w:widowControl w:val="0"/>
-              <w:pBdr>
-                <w:top w:val="none" w:color="auto" w:sz="0" w:space="0"/>
-                <w:left w:val="none" w:color="auto" w:sz="0" w:space="0"/>
-                <w:bottom w:val="none" w:color="auto" w:sz="0" w:space="0"/>
-                <w:right w:val="none" w:color="auto" w:sz="0" w:space="0"/>
-                <w:between w:val="none" w:color="auto" w:sz="0" w:space="0"/>
-              </w:pBdr>
-              <w:shd w:val="clear" w:fill="auto"/>
-              <w:spacing w:before="0" w:after="0" w:line="240" w:lineRule="auto"/>
-              <w:ind w:left="121" w:right="0" w:firstLine="0"/>
+              <w:widowControl/>
+              <w:suppressLineNumbers w:val="0"/>
+              <w:bidi w:val="0"/>
+              <w:spacing w:before="0" w:beforeAutospacing="0" w:after="0" w:afterAutospacing="0" w:line="14" w:lineRule="atLeast"/>
+              <w:ind w:left="0" w:leftChars="0" w:right="0" w:rightChars="0"/>
               <w:jc w:val="left"/>
               <w:rPr>
                 <w:rFonts w:hint="default" w:ascii="Times New Roman" w:hAnsi="Times New Roman" w:eastAsia="Times New Roman" w:cs="Times New Roman"/>
@@ -22499,25 +21830,22 @@
             </w:pPr>
             <w:r>
               <w:rPr>
-                <w:rFonts w:hint="default" w:ascii="Times New Roman" w:hAnsi="Times New Roman" w:eastAsia="Times New Roman" w:cs="Times New Roman"/>
-                <w:b w:val="0"/>
-                <w:i w:val="0"/>
-                <w:smallCaps w:val="0"/>
-                <w:strike w:val="0"/>
-                <w:color w:val="000000"/>
-                <w:sz w:val="28"/>
-                <w:szCs w:val="28"/>
-                <w:u w:val="none"/>
-                <w:shd w:val="clear" w:fill="auto"/>
-                <w:vertAlign w:val="baseline"/>
-                <w:rtl w:val="0"/>
-              </w:rPr>
-              <w:t xml:space="preserve">Notification </w:t>
-            </w:r>
-          </w:p>
-        </w:tc>
-        <w:tc>
-          <w:tcPr>
+                <w:rFonts w:hint="default" w:ascii="Times New Roman" w:hAnsi="Times New Roman" w:eastAsia="sans-serif" w:cs="Times New Roman"/>
+                <w:b/>
+                <w:bCs/>
+                <w:color w:val="1F1F1F"/>
+                <w:kern w:val="0"/>
+                <w:sz w:val="24"/>
+                <w:szCs w:val="24"/>
+                <w:lang w:val="en-US" w:eastAsia="zh-CN" w:bidi="ar"/>
+              </w:rPr>
+              <w:t>Checkout Session &amp; Item</w:t>
+            </w:r>
+          </w:p>
+        </w:tc>
+        <w:tc>
+          <w:tcPr>
+            <w:tcW w:w="6039" w:type="dxa"/>
             <w:shd w:val="clear" w:color="auto" w:fill="auto"/>
             <w:tcMar>
               <w:top w:w="100" w:type="dxa"/>
@@ -22525,24 +21853,17 @@
               <w:bottom w:w="100" w:type="dxa"/>
               <w:right w:w="100" w:type="dxa"/>
             </w:tcMar>
-            <w:vAlign w:val="top"/>
+            <w:vAlign w:val="center"/>
           </w:tcPr>
           <w:p>
             <w:pPr>
               <w:keepNext w:val="0"/>
               <w:keepLines w:val="0"/>
-              <w:pageBreakBefore w:val="0"/>
-              <w:widowControl w:val="0"/>
-              <w:pBdr>
-                <w:top w:val="none" w:color="auto" w:sz="0" w:space="0"/>
-                <w:left w:val="none" w:color="auto" w:sz="0" w:space="0"/>
-                <w:bottom w:val="none" w:color="auto" w:sz="0" w:space="0"/>
-                <w:right w:val="none" w:color="auto" w:sz="0" w:space="0"/>
-                <w:between w:val="none" w:color="auto" w:sz="0" w:space="0"/>
-              </w:pBdr>
-              <w:shd w:val="clear" w:fill="auto"/>
-              <w:spacing w:before="0" w:after="0" w:line="345" w:lineRule="auto"/>
-              <w:ind w:left="131" w:right="334" w:firstLine="12"/>
+              <w:widowControl/>
+              <w:suppressLineNumbers w:val="0"/>
+              <w:bidi w:val="0"/>
+              <w:spacing w:before="0" w:beforeAutospacing="0" w:after="0" w:afterAutospacing="0" w:line="14" w:lineRule="atLeast"/>
+              <w:ind w:left="0" w:leftChars="0" w:right="0" w:rightChars="0"/>
               <w:jc w:val="left"/>
               <w:rPr>
                 <w:rFonts w:hint="default" w:ascii="Times New Roman" w:hAnsi="Times New Roman" w:eastAsia="Times New Roman" w:cs="Times New Roman"/>
@@ -22560,20 +21881,14 @@
             </w:pPr>
             <w:r>
               <w:rPr>
-                <w:rFonts w:hint="default" w:ascii="Times New Roman" w:hAnsi="Times New Roman" w:eastAsia="Times New Roman" w:cs="Times New Roman"/>
-                <w:b w:val="0"/>
-                <w:i w:val="0"/>
-                <w:smallCaps w:val="0"/>
-                <w:strike w:val="0"/>
-                <w:color w:val="000000"/>
-                <w:sz w:val="28"/>
-                <w:szCs w:val="28"/>
-                <w:u w:val="none"/>
-                <w:shd w:val="clear" w:fill="auto"/>
-                <w:vertAlign w:val="baseline"/>
-                <w:rtl w:val="0"/>
-              </w:rPr>
-              <w:t>System-generated alerts for updates, messages, or actions  taken on the platform.</w:t>
+                <w:rFonts w:hint="default" w:ascii="Times New Roman" w:hAnsi="Times New Roman" w:eastAsia="sans-serif" w:cs="Times New Roman"/>
+                <w:color w:val="1F1F1F"/>
+                <w:kern w:val="0"/>
+                <w:sz w:val="24"/>
+                <w:szCs w:val="24"/>
+                <w:lang w:val="en-US" w:eastAsia="zh-CN" w:bidi="ar"/>
+              </w:rPr>
+              <w:t>Temporarily stores data during the customer checkout process.</w:t>
             </w:r>
           </w:p>
         </w:tc>
@@ -22600,6 +21915,7 @@
         </w:trPr>
         <w:tc>
           <w:tcPr>
+            <w:tcW w:w="520" w:type="dxa"/>
             <w:shd w:val="clear" w:color="auto" w:fill="auto"/>
             <w:tcMar>
               <w:top w:w="100" w:type="dxa"/>
@@ -22607,25 +21923,18 @@
               <w:bottom w:w="100" w:type="dxa"/>
               <w:right w:w="100" w:type="dxa"/>
             </w:tcMar>
-            <w:vAlign w:val="top"/>
+            <w:vAlign w:val="center"/>
           </w:tcPr>
           <w:p>
             <w:pPr>
               <w:keepNext w:val="0"/>
               <w:keepLines w:val="0"/>
-              <w:pageBreakBefore w:val="0"/>
-              <w:widowControl w:val="0"/>
-              <w:pBdr>
-                <w:top w:val="none" w:color="auto" w:sz="0" w:space="0"/>
-                <w:left w:val="none" w:color="auto" w:sz="0" w:space="0"/>
-                <w:bottom w:val="none" w:color="auto" w:sz="0" w:space="0"/>
-                <w:right w:val="none" w:color="auto" w:sz="0" w:space="0"/>
-                <w:between w:val="none" w:color="auto" w:sz="0" w:space="0"/>
-              </w:pBdr>
-              <w:shd w:val="clear" w:fill="auto"/>
-              <w:spacing w:before="0" w:after="0" w:line="240" w:lineRule="auto"/>
-              <w:ind w:left="0" w:right="0" w:firstLine="0"/>
-              <w:jc w:val="center"/>
+              <w:widowControl/>
+              <w:suppressLineNumbers w:val="0"/>
+              <w:bidi w:val="0"/>
+              <w:spacing w:before="0" w:beforeAutospacing="0" w:after="0" w:afterAutospacing="0" w:line="14" w:lineRule="atLeast"/>
+              <w:ind w:left="0" w:leftChars="0" w:right="0" w:rightChars="0"/>
+              <w:jc w:val="left"/>
               <w:rPr>
                 <w:rFonts w:hint="default" w:ascii="Times New Roman" w:hAnsi="Times New Roman" w:eastAsia="Times New Roman" w:cs="Times New Roman"/>
                 <w:b w:val="0"/>
@@ -22642,25 +21951,22 @@
             </w:pPr>
             <w:r>
               <w:rPr>
-                <w:rFonts w:hint="default" w:ascii="Times New Roman" w:hAnsi="Times New Roman" w:eastAsia="Times New Roman" w:cs="Times New Roman"/>
-                <w:b w:val="0"/>
-                <w:i w:val="0"/>
-                <w:smallCaps w:val="0"/>
-                <w:strike w:val="0"/>
-                <w:color w:val="000000"/>
-                <w:sz w:val="28"/>
-                <w:szCs w:val="28"/>
-                <w:u w:val="none"/>
-                <w:shd w:val="clear" w:fill="auto"/>
-                <w:vertAlign w:val="baseline"/>
-                <w:rtl w:val="0"/>
-              </w:rPr>
-              <w:t xml:space="preserve">12 </w:t>
-            </w:r>
-          </w:p>
-        </w:tc>
-        <w:tc>
-          <w:tcPr>
+                <w:rFonts w:hint="default" w:ascii="Times New Roman" w:hAnsi="Times New Roman" w:eastAsia="sans-serif" w:cs="Times New Roman"/>
+                <w:b/>
+                <w:bCs/>
+                <w:color w:val="1F1F1F"/>
+                <w:kern w:val="0"/>
+                <w:sz w:val="24"/>
+                <w:szCs w:val="24"/>
+                <w:lang w:val="en-US" w:eastAsia="zh-CN" w:bidi="ar"/>
+              </w:rPr>
+              <w:t>12</w:t>
+            </w:r>
+          </w:p>
+        </w:tc>
+        <w:tc>
+          <w:tcPr>
+            <w:tcW w:w="2381" w:type="dxa"/>
             <w:shd w:val="clear" w:color="auto" w:fill="auto"/>
             <w:tcMar>
               <w:top w:w="100" w:type="dxa"/>
@@ -22668,24 +21974,17 @@
               <w:bottom w:w="100" w:type="dxa"/>
               <w:right w:w="100" w:type="dxa"/>
             </w:tcMar>
-            <w:vAlign w:val="top"/>
+            <w:vAlign w:val="center"/>
           </w:tcPr>
           <w:p>
             <w:pPr>
               <w:keepNext w:val="0"/>
               <w:keepLines w:val="0"/>
-              <w:pageBreakBefore w:val="0"/>
-              <w:widowControl w:val="0"/>
-              <w:pBdr>
-                <w:top w:val="none" w:color="auto" w:sz="0" w:space="0"/>
-                <w:left w:val="none" w:color="auto" w:sz="0" w:space="0"/>
-                <w:bottom w:val="none" w:color="auto" w:sz="0" w:space="0"/>
-                <w:right w:val="none" w:color="auto" w:sz="0" w:space="0"/>
-                <w:between w:val="none" w:color="auto" w:sz="0" w:space="0"/>
-              </w:pBdr>
-              <w:shd w:val="clear" w:fill="auto"/>
-              <w:spacing w:before="0" w:after="0" w:line="240" w:lineRule="auto"/>
-              <w:ind w:left="133" w:right="0" w:firstLine="0"/>
+              <w:widowControl/>
+              <w:suppressLineNumbers w:val="0"/>
+              <w:bidi w:val="0"/>
+              <w:spacing w:before="0" w:beforeAutospacing="0" w:after="0" w:afterAutospacing="0" w:line="14" w:lineRule="atLeast"/>
+              <w:ind w:left="0" w:leftChars="0" w:right="0" w:rightChars="0"/>
               <w:jc w:val="left"/>
               <w:rPr>
                 <w:rFonts w:hint="default" w:ascii="Times New Roman" w:hAnsi="Times New Roman" w:eastAsia="Times New Roman" w:cs="Times New Roman"/>
@@ -22703,25 +22002,22 @@
             </w:pPr>
             <w:r>
               <w:rPr>
-                <w:rFonts w:hint="default" w:ascii="Times New Roman" w:hAnsi="Times New Roman" w:eastAsia="Times New Roman" w:cs="Times New Roman"/>
-                <w:b w:val="0"/>
-                <w:i w:val="0"/>
-                <w:smallCaps w:val="0"/>
-                <w:strike w:val="0"/>
-                <w:color w:val="000000"/>
-                <w:sz w:val="28"/>
-                <w:szCs w:val="28"/>
-                <w:u w:val="none"/>
-                <w:shd w:val="clear" w:fill="auto"/>
-                <w:vertAlign w:val="baseline"/>
-                <w:rtl w:val="0"/>
-              </w:rPr>
-              <w:t xml:space="preserve">Chat </w:t>
-            </w:r>
-          </w:p>
-        </w:tc>
-        <w:tc>
-          <w:tcPr>
+                <w:rFonts w:hint="default" w:ascii="Times New Roman" w:hAnsi="Times New Roman" w:eastAsia="sans-serif" w:cs="Times New Roman"/>
+                <w:b/>
+                <w:bCs/>
+                <w:color w:val="1F1F1F"/>
+                <w:kern w:val="0"/>
+                <w:sz w:val="24"/>
+                <w:szCs w:val="24"/>
+                <w:lang w:val="en-US" w:eastAsia="zh-CN" w:bidi="ar"/>
+              </w:rPr>
+              <w:t>Payment</w:t>
+            </w:r>
+          </w:p>
+        </w:tc>
+        <w:tc>
+          <w:tcPr>
+            <w:tcW w:w="6039" w:type="dxa"/>
             <w:shd w:val="clear" w:color="auto" w:fill="auto"/>
             <w:tcMar>
               <w:top w:w="100" w:type="dxa"/>
@@ -22729,24 +22025,17 @@
               <w:bottom w:w="100" w:type="dxa"/>
               <w:right w:w="100" w:type="dxa"/>
             </w:tcMar>
-            <w:vAlign w:val="top"/>
+            <w:vAlign w:val="center"/>
           </w:tcPr>
           <w:p>
             <w:pPr>
               <w:keepNext w:val="0"/>
               <w:keepLines w:val="0"/>
-              <w:pageBreakBefore w:val="0"/>
-              <w:widowControl w:val="0"/>
-              <w:pBdr>
-                <w:top w:val="none" w:color="auto" w:sz="0" w:space="0"/>
-                <w:left w:val="none" w:color="auto" w:sz="0" w:space="0"/>
-                <w:bottom w:val="none" w:color="auto" w:sz="0" w:space="0"/>
-                <w:right w:val="none" w:color="auto" w:sz="0" w:space="0"/>
-                <w:between w:val="none" w:color="auto" w:sz="0" w:space="0"/>
-              </w:pBdr>
-              <w:shd w:val="clear" w:fill="auto"/>
-              <w:spacing w:before="0" w:after="0" w:line="343" w:lineRule="auto"/>
-              <w:ind w:left="137" w:right="967" w:firstLine="6"/>
+              <w:widowControl/>
+              <w:suppressLineNumbers w:val="0"/>
+              <w:bidi w:val="0"/>
+              <w:spacing w:before="0" w:beforeAutospacing="0" w:after="0" w:afterAutospacing="0" w:line="14" w:lineRule="atLeast"/>
+              <w:ind w:left="0" w:leftChars="0" w:right="0" w:rightChars="0"/>
               <w:jc w:val="left"/>
               <w:rPr>
                 <w:rFonts w:hint="default" w:ascii="Times New Roman" w:hAnsi="Times New Roman" w:eastAsia="Times New Roman" w:cs="Times New Roman"/>
@@ -22764,224 +22053,14 @@
             </w:pPr>
             <w:r>
               <w:rPr>
-                <w:rFonts w:hint="default" w:ascii="Times New Roman" w:hAnsi="Times New Roman" w:eastAsia="Times New Roman" w:cs="Times New Roman"/>
-                <w:b w:val="0"/>
-                <w:i w:val="0"/>
-                <w:smallCaps w:val="0"/>
-                <w:strike w:val="0"/>
-                <w:color w:val="000000"/>
-                <w:sz w:val="28"/>
-                <w:szCs w:val="28"/>
-                <w:u w:val="none"/>
-                <w:shd w:val="clear" w:fill="auto"/>
-                <w:vertAlign w:val="baseline"/>
-                <w:rtl w:val="0"/>
-              </w:rPr>
-              <w:t>Stores 1:1 message exchanged between users (e.g.,  candidate and company).</w:t>
-            </w:r>
-          </w:p>
-        </w:tc>
-      </w:tr>
-      <w:tr>
-        <w:tblPrEx>
-          <w:tblBorders>
-            <w:top w:val="single" w:color="000000" w:sz="8" w:space="0"/>
-            <w:left w:val="single" w:color="000000" w:sz="8" w:space="0"/>
-            <w:bottom w:val="single" w:color="000000" w:sz="8" w:space="0"/>
-            <w:right w:val="single" w:color="000000" w:sz="8" w:space="0"/>
-            <w:insideH w:val="single" w:color="000000" w:sz="8" w:space="0"/>
-            <w:insideV w:val="single" w:color="000000" w:sz="8" w:space="0"/>
-          </w:tblBorders>
-          <w:tblCellMar>
-            <w:top w:w="100" w:type="dxa"/>
-            <w:left w:w="100" w:type="dxa"/>
-            <w:bottom w:w="100" w:type="dxa"/>
-            <w:right w:w="100" w:type="dxa"/>
-          </w:tblCellMar>
-        </w:tblPrEx>
-        <w:trPr>
-          <w:trHeight w:val="943" w:hRule="atLeast"/>
-        </w:trPr>
-        <w:tc>
-          <w:tcPr>
-            <w:shd w:val="clear" w:color="auto" w:fill="auto"/>
-            <w:tcMar>
-              <w:top w:w="100" w:type="dxa"/>
-              <w:left w:w="100" w:type="dxa"/>
-              <w:bottom w:w="100" w:type="dxa"/>
-              <w:right w:w="100" w:type="dxa"/>
-            </w:tcMar>
-            <w:vAlign w:val="top"/>
-          </w:tcPr>
-          <w:p>
-            <w:pPr>
-              <w:keepNext w:val="0"/>
-              <w:keepLines w:val="0"/>
-              <w:pageBreakBefore w:val="0"/>
-              <w:widowControl w:val="0"/>
-              <w:pBdr>
-                <w:top w:val="none" w:color="auto" w:sz="0" w:space="0"/>
-                <w:left w:val="none" w:color="auto" w:sz="0" w:space="0"/>
-                <w:bottom w:val="none" w:color="auto" w:sz="0" w:space="0"/>
-                <w:right w:val="none" w:color="auto" w:sz="0" w:space="0"/>
-                <w:between w:val="none" w:color="auto" w:sz="0" w:space="0"/>
-              </w:pBdr>
-              <w:shd w:val="clear" w:fill="auto"/>
-              <w:spacing w:before="0" w:after="0" w:line="240" w:lineRule="auto"/>
-              <w:ind w:left="0" w:right="0" w:firstLine="0"/>
-              <w:jc w:val="center"/>
-              <w:rPr>
-                <w:rFonts w:hint="default" w:ascii="Times New Roman" w:hAnsi="Times New Roman" w:eastAsia="Times New Roman" w:cs="Times New Roman"/>
-                <w:b w:val="0"/>
-                <w:i w:val="0"/>
-                <w:smallCaps w:val="0"/>
-                <w:strike w:val="0"/>
-                <w:color w:val="000000"/>
-                <w:sz w:val="28"/>
-                <w:szCs w:val="28"/>
-                <w:u w:val="none"/>
-                <w:shd w:val="clear" w:fill="auto"/>
-                <w:vertAlign w:val="baseline"/>
-              </w:rPr>
-            </w:pPr>
-            <w:r>
-              <w:rPr>
-                <w:rFonts w:hint="default" w:ascii="Times New Roman" w:hAnsi="Times New Roman" w:eastAsia="Times New Roman" w:cs="Times New Roman"/>
-                <w:b w:val="0"/>
-                <w:i w:val="0"/>
-                <w:smallCaps w:val="0"/>
-                <w:strike w:val="0"/>
-                <w:color w:val="000000"/>
-                <w:sz w:val="28"/>
-                <w:szCs w:val="28"/>
-                <w:u w:val="none"/>
-                <w:shd w:val="clear" w:fill="auto"/>
-                <w:vertAlign w:val="baseline"/>
-                <w:rtl w:val="0"/>
-              </w:rPr>
-              <w:t xml:space="preserve">13 </w:t>
-            </w:r>
-          </w:p>
-        </w:tc>
-        <w:tc>
-          <w:tcPr>
-            <w:shd w:val="clear" w:color="auto" w:fill="auto"/>
-            <w:tcMar>
-              <w:top w:w="100" w:type="dxa"/>
-              <w:left w:w="100" w:type="dxa"/>
-              <w:bottom w:w="100" w:type="dxa"/>
-              <w:right w:w="100" w:type="dxa"/>
-            </w:tcMar>
-            <w:vAlign w:val="top"/>
-          </w:tcPr>
-          <w:p>
-            <w:pPr>
-              <w:keepNext w:val="0"/>
-              <w:keepLines w:val="0"/>
-              <w:pageBreakBefore w:val="0"/>
-              <w:widowControl w:val="0"/>
-              <w:pBdr>
-                <w:top w:val="none" w:color="auto" w:sz="0" w:space="0"/>
-                <w:left w:val="none" w:color="auto" w:sz="0" w:space="0"/>
-                <w:bottom w:val="none" w:color="auto" w:sz="0" w:space="0"/>
-                <w:right w:val="none" w:color="auto" w:sz="0" w:space="0"/>
-                <w:between w:val="none" w:color="auto" w:sz="0" w:space="0"/>
-              </w:pBdr>
-              <w:shd w:val="clear" w:fill="auto"/>
-              <w:spacing w:before="0" w:after="0" w:line="240" w:lineRule="auto"/>
-              <w:ind w:left="133" w:right="0" w:firstLine="0"/>
-              <w:jc w:val="left"/>
-              <w:rPr>
-                <w:rFonts w:hint="default" w:ascii="Times New Roman" w:hAnsi="Times New Roman" w:eastAsia="Times New Roman" w:cs="Times New Roman"/>
-                <w:b w:val="0"/>
-                <w:i w:val="0"/>
-                <w:smallCaps w:val="0"/>
-                <w:strike w:val="0"/>
-                <w:color w:val="000000"/>
-                <w:sz w:val="28"/>
-                <w:szCs w:val="28"/>
-                <w:u w:val="none"/>
-                <w:shd w:val="clear" w:fill="auto"/>
-                <w:vertAlign w:val="baseline"/>
-              </w:rPr>
-            </w:pPr>
-            <w:r>
-              <w:rPr>
-                <w:rFonts w:hint="default" w:ascii="Times New Roman" w:hAnsi="Times New Roman" w:eastAsia="Times New Roman" w:cs="Times New Roman"/>
-                <w:b w:val="0"/>
-                <w:i w:val="0"/>
-                <w:smallCaps w:val="0"/>
-                <w:strike w:val="0"/>
-                <w:color w:val="000000"/>
-                <w:sz w:val="28"/>
-                <w:szCs w:val="28"/>
-                <w:u w:val="none"/>
-                <w:shd w:val="clear" w:fill="auto"/>
-                <w:vertAlign w:val="baseline"/>
-                <w:rtl w:val="0"/>
-              </w:rPr>
-              <w:t xml:space="preserve">Candidate Roadmap </w:t>
-            </w:r>
-          </w:p>
-        </w:tc>
-        <w:tc>
-          <w:tcPr>
-            <w:shd w:val="clear" w:color="auto" w:fill="auto"/>
-            <w:tcMar>
-              <w:top w:w="100" w:type="dxa"/>
-              <w:left w:w="100" w:type="dxa"/>
-              <w:bottom w:w="100" w:type="dxa"/>
-              <w:right w:w="100" w:type="dxa"/>
-            </w:tcMar>
-            <w:vAlign w:val="top"/>
-          </w:tcPr>
-          <w:p>
-            <w:pPr>
-              <w:keepNext w:val="0"/>
-              <w:keepLines w:val="0"/>
-              <w:pageBreakBefore w:val="0"/>
-              <w:widowControl w:val="0"/>
-              <w:pBdr>
-                <w:top w:val="none" w:color="auto" w:sz="0" w:space="0"/>
-                <w:left w:val="none" w:color="auto" w:sz="0" w:space="0"/>
-                <w:bottom w:val="none" w:color="auto" w:sz="0" w:space="0"/>
-                <w:right w:val="none" w:color="auto" w:sz="0" w:space="0"/>
-                <w:between w:val="none" w:color="auto" w:sz="0" w:space="0"/>
-              </w:pBdr>
-              <w:shd w:val="clear" w:fill="auto"/>
-              <w:spacing w:before="0" w:after="0" w:line="345" w:lineRule="auto"/>
-              <w:ind w:left="131" w:right="713" w:firstLine="5"/>
-              <w:jc w:val="left"/>
-              <w:rPr>
-                <w:rFonts w:hint="default" w:ascii="Times New Roman" w:hAnsi="Times New Roman" w:eastAsia="Times New Roman" w:cs="Times New Roman"/>
-                <w:b w:val="0"/>
-                <w:i w:val="0"/>
-                <w:smallCaps w:val="0"/>
-                <w:strike w:val="0"/>
-                <w:color w:val="000000"/>
-                <w:sz w:val="28"/>
-                <w:szCs w:val="28"/>
-                <w:u w:val="none"/>
-                <w:shd w:val="clear" w:fill="auto"/>
-                <w:vertAlign w:val="baseline"/>
-              </w:rPr>
-            </w:pPr>
-            <w:r>
-              <w:rPr>
-                <w:rFonts w:hint="default" w:ascii="Times New Roman" w:hAnsi="Times New Roman" w:eastAsia="Times New Roman" w:cs="Times New Roman"/>
-                <w:b w:val="0"/>
-                <w:i w:val="0"/>
-                <w:smallCaps w:val="0"/>
-                <w:strike w:val="0"/>
-                <w:color w:val="000000"/>
-                <w:sz w:val="28"/>
-                <w:szCs w:val="28"/>
-                <w:u w:val="none"/>
-                <w:shd w:val="clear" w:fill="auto"/>
-                <w:vertAlign w:val="baseline"/>
-                <w:rtl w:val="0"/>
-              </w:rPr>
-              <w:t>Tracks candidate progress in job applications through  roadmap steps.</w:t>
+                <w:rFonts w:hint="default" w:ascii="Times New Roman" w:hAnsi="Times New Roman" w:eastAsia="sans-serif" w:cs="Times New Roman"/>
+                <w:color w:val="1F1F1F"/>
+                <w:kern w:val="0"/>
+                <w:sz w:val="24"/>
+                <w:szCs w:val="24"/>
+                <w:lang w:val="en-US" w:eastAsia="zh-CN" w:bidi="ar"/>
+              </w:rPr>
+              <w:t>Records transaction details, including payment methods, transaction codes, total amounts, and statuses.</w:t>
             </w:r>
           </w:p>
         </w:tc>
@@ -23018,6 +22097,8 @@
           <w:vertAlign w:val="baseline"/>
         </w:rPr>
       </w:pPr>
+      <w:bookmarkStart w:id="0" w:name="_GoBack"/>
+      <w:bookmarkEnd w:id="0"/>
     </w:p>
     <w:p>
       <w:pPr>
@@ -31636,6 +30717,7 @@
     </w:p>
     <w:tbl>
       <w:tblPr>
+        <w:tblStyle w:val="9"/>
         <w:tblW w:w="0" w:type="auto"/>
         <w:tblInd w:w="45" w:type="dxa"/>
         <w:tblBorders>
@@ -31646,7 +30728,7 @@
           <w:insideH w:val="none" w:color="auto" w:sz="0" w:space="0"/>
           <w:insideV w:val="none" w:color="auto" w:sz="0" w:space="0"/>
         </w:tblBorders>
-        <w:shd w:val="clear"/>
+        <w:shd w:val="clear" w:color="auto" w:fill="auto"/>
         <w:tblLayout w:type="autofit"/>
         <w:tblCellMar>
           <w:top w:w="15" w:type="dxa"/>
@@ -31670,7 +30752,7 @@
             <w:insideH w:val="none" w:color="auto" w:sz="0" w:space="0"/>
             <w:insideV w:val="none" w:color="auto" w:sz="0" w:space="0"/>
           </w:tblBorders>
-          <w:shd w:val="clear"/>
+          <w:shd w:val="clear" w:color="auto" w:fill="auto"/>
           <w:tblCellMar>
             <w:top w:w="15" w:type="dxa"/>
             <w:left w:w="15" w:type="dxa"/>
@@ -31701,7 +30783,7 @@
           </w:tcPr>
           <w:p>
             <w:pPr>
-              <w:pStyle w:val="10"/>
+              <w:pStyle w:val="11"/>
               <w:keepNext w:val="0"/>
               <w:keepLines w:val="0"/>
               <w:widowControl/>
@@ -31764,7 +30846,7 @@
           </w:tcPr>
           <w:p>
             <w:pPr>
-              <w:pStyle w:val="10"/>
+              <w:pStyle w:val="11"/>
               <w:keepNext w:val="0"/>
               <w:keepLines w:val="0"/>
               <w:widowControl/>
@@ -31827,7 +30909,7 @@
           </w:tcPr>
           <w:p>
             <w:pPr>
-              <w:pStyle w:val="10"/>
+              <w:pStyle w:val="11"/>
               <w:keepNext w:val="0"/>
               <w:keepLines w:val="0"/>
               <w:widowControl/>
@@ -31881,7 +30963,7 @@
             <w:insideH w:val="none" w:color="auto" w:sz="0" w:space="0"/>
             <w:insideV w:val="none" w:color="auto" w:sz="0" w:space="0"/>
           </w:tblBorders>
-          <w:shd w:val="clear"/>
+          <w:shd w:val="clear" w:color="auto" w:fill="auto"/>
           <w:tblCellMar>
             <w:top w:w="15" w:type="dxa"/>
             <w:left w:w="15" w:type="dxa"/>
@@ -31901,7 +30983,7 @@
               <w:bottom w:val="single" w:color="000000" w:sz="4" w:space="0"/>
               <w:right w:val="single" w:color="000000" w:sz="4" w:space="0"/>
             </w:tcBorders>
-            <w:shd w:val="clear"/>
+            <w:shd w:val="clear" w:color="auto" w:fill="auto"/>
             <w:tcMar>
               <w:top w:w="0" w:type="dxa"/>
               <w:left w:w="100" w:type="dxa"/>
@@ -31912,7 +30994,7 @@
           </w:tcPr>
           <w:p>
             <w:pPr>
-              <w:pStyle w:val="10"/>
+              <w:pStyle w:val="11"/>
               <w:keepNext w:val="0"/>
               <w:keepLines w:val="0"/>
               <w:widowControl/>
@@ -31961,7 +31043,7 @@
               <w:bottom w:val="single" w:color="000000" w:sz="4" w:space="0"/>
               <w:right w:val="single" w:color="000000" w:sz="4" w:space="0"/>
             </w:tcBorders>
-            <w:shd w:val="clear"/>
+            <w:shd w:val="clear" w:color="auto" w:fill="auto"/>
             <w:tcMar>
               <w:top w:w="0" w:type="dxa"/>
               <w:left w:w="100" w:type="dxa"/>
@@ -31972,7 +31054,7 @@
           </w:tcPr>
           <w:p>
             <w:pPr>
-              <w:pStyle w:val="10"/>
+              <w:pStyle w:val="11"/>
               <w:keepNext w:val="0"/>
               <w:keepLines w:val="0"/>
               <w:widowControl/>
@@ -32021,7 +31103,7 @@
               <w:bottom w:val="single" w:color="000000" w:sz="4" w:space="0"/>
               <w:right w:val="single" w:color="000000" w:sz="4" w:space="0"/>
             </w:tcBorders>
-            <w:shd w:val="clear"/>
+            <w:shd w:val="clear" w:color="auto" w:fill="auto"/>
             <w:tcMar>
               <w:top w:w="0" w:type="dxa"/>
               <w:left w:w="100" w:type="dxa"/>
@@ -32032,7 +31114,7 @@
           </w:tcPr>
           <w:p>
             <w:pPr>
-              <w:pStyle w:val="10"/>
+              <w:pStyle w:val="11"/>
               <w:keepNext w:val="0"/>
               <w:keepLines w:val="0"/>
               <w:widowControl/>
@@ -32119,7 +31201,7 @@
             <w:insideH w:val="none" w:color="auto" w:sz="0" w:space="0"/>
             <w:insideV w:val="none" w:color="auto" w:sz="0" w:space="0"/>
           </w:tblBorders>
-          <w:shd w:val="clear"/>
+          <w:shd w:val="clear" w:color="auto" w:fill="auto"/>
           <w:tblCellMar>
             <w:top w:w="15" w:type="dxa"/>
             <w:left w:w="15" w:type="dxa"/>
@@ -32139,7 +31221,7 @@
               <w:bottom w:val="single" w:color="000000" w:sz="4" w:space="0"/>
               <w:right w:val="single" w:color="000000" w:sz="4" w:space="0"/>
             </w:tcBorders>
-            <w:shd w:val="clear"/>
+            <w:shd w:val="clear" w:color="auto" w:fill="auto"/>
             <w:tcMar>
               <w:top w:w="0" w:type="dxa"/>
               <w:left w:w="100" w:type="dxa"/>
@@ -32150,7 +31232,7 @@
           </w:tcPr>
           <w:p>
             <w:pPr>
-              <w:pStyle w:val="10"/>
+              <w:pStyle w:val="11"/>
               <w:keepNext w:val="0"/>
               <w:keepLines w:val="0"/>
               <w:widowControl/>
@@ -32199,7 +31281,7 @@
               <w:bottom w:val="single" w:color="000000" w:sz="4" w:space="0"/>
               <w:right w:val="single" w:color="000000" w:sz="4" w:space="0"/>
             </w:tcBorders>
-            <w:shd w:val="clear"/>
+            <w:shd w:val="clear" w:color="auto" w:fill="auto"/>
             <w:tcMar>
               <w:top w:w="0" w:type="dxa"/>
               <w:left w:w="100" w:type="dxa"/>
@@ -32210,7 +31292,7 @@
           </w:tcPr>
           <w:p>
             <w:pPr>
-              <w:pStyle w:val="10"/>
+              <w:pStyle w:val="11"/>
               <w:keepNext w:val="0"/>
               <w:keepLines w:val="0"/>
               <w:widowControl/>
@@ -32259,7 +31341,7 @@
               <w:bottom w:val="single" w:color="000000" w:sz="4" w:space="0"/>
               <w:right w:val="single" w:color="000000" w:sz="4" w:space="0"/>
             </w:tcBorders>
-            <w:shd w:val="clear"/>
+            <w:shd w:val="clear" w:color="auto" w:fill="auto"/>
             <w:tcMar>
               <w:top w:w="0" w:type="dxa"/>
               <w:left w:w="100" w:type="dxa"/>
@@ -32270,7 +31352,7 @@
           </w:tcPr>
           <w:p>
             <w:pPr>
-              <w:pStyle w:val="10"/>
+              <w:pStyle w:val="11"/>
               <w:keepNext w:val="0"/>
               <w:keepLines w:val="0"/>
               <w:widowControl/>
@@ -32321,7 +31403,7 @@
             <w:insideH w:val="none" w:color="auto" w:sz="0" w:space="0"/>
             <w:insideV w:val="none" w:color="auto" w:sz="0" w:space="0"/>
           </w:tblBorders>
-          <w:shd w:val="clear"/>
+          <w:shd w:val="clear" w:color="auto" w:fill="auto"/>
           <w:tblCellMar>
             <w:top w:w="15" w:type="dxa"/>
             <w:left w:w="15" w:type="dxa"/>
@@ -32341,7 +31423,7 @@
               <w:bottom w:val="single" w:color="000000" w:sz="4" w:space="0"/>
               <w:right w:val="single" w:color="000000" w:sz="4" w:space="0"/>
             </w:tcBorders>
-            <w:shd w:val="clear"/>
+            <w:shd w:val="clear" w:color="auto" w:fill="auto"/>
             <w:tcMar>
               <w:top w:w="0" w:type="dxa"/>
               <w:left w:w="100" w:type="dxa"/>
@@ -32352,7 +31434,7 @@
           </w:tcPr>
           <w:p>
             <w:pPr>
-              <w:pStyle w:val="10"/>
+              <w:pStyle w:val="11"/>
               <w:keepNext w:val="0"/>
               <w:keepLines w:val="0"/>
               <w:widowControl/>
@@ -32401,7 +31483,7 @@
               <w:bottom w:val="single" w:color="000000" w:sz="4" w:space="0"/>
               <w:right w:val="single" w:color="000000" w:sz="4" w:space="0"/>
             </w:tcBorders>
-            <w:shd w:val="clear"/>
+            <w:shd w:val="clear" w:color="auto" w:fill="auto"/>
             <w:tcMar>
               <w:top w:w="0" w:type="dxa"/>
               <w:left w:w="100" w:type="dxa"/>
@@ -32412,7 +31494,7 @@
           </w:tcPr>
           <w:p>
             <w:pPr>
-              <w:pStyle w:val="10"/>
+              <w:pStyle w:val="11"/>
               <w:keepNext w:val="0"/>
               <w:keepLines w:val="0"/>
               <w:widowControl/>
@@ -32461,7 +31543,7 @@
               <w:bottom w:val="single" w:color="000000" w:sz="4" w:space="0"/>
               <w:right w:val="single" w:color="000000" w:sz="4" w:space="0"/>
             </w:tcBorders>
-            <w:shd w:val="clear"/>
+            <w:shd w:val="clear" w:color="auto" w:fill="auto"/>
             <w:tcMar>
               <w:top w:w="0" w:type="dxa"/>
               <w:left w:w="100" w:type="dxa"/>
@@ -32472,7 +31554,7 @@
           </w:tcPr>
           <w:p>
             <w:pPr>
-              <w:pStyle w:val="10"/>
+              <w:pStyle w:val="11"/>
               <w:keepNext w:val="0"/>
               <w:keepLines w:val="0"/>
               <w:widowControl/>
@@ -32523,7 +31605,7 @@
             <w:insideH w:val="none" w:color="auto" w:sz="0" w:space="0"/>
             <w:insideV w:val="none" w:color="auto" w:sz="0" w:space="0"/>
           </w:tblBorders>
-          <w:shd w:val="clear"/>
+          <w:shd w:val="clear" w:color="auto" w:fill="auto"/>
           <w:tblCellMar>
             <w:top w:w="15" w:type="dxa"/>
             <w:left w:w="15" w:type="dxa"/>
@@ -32543,7 +31625,7 @@
               <w:bottom w:val="single" w:color="000000" w:sz="4" w:space="0"/>
               <w:right w:val="single" w:color="000000" w:sz="4" w:space="0"/>
             </w:tcBorders>
-            <w:shd w:val="clear"/>
+            <w:shd w:val="clear" w:color="auto" w:fill="auto"/>
             <w:tcMar>
               <w:top w:w="0" w:type="dxa"/>
               <w:left w:w="100" w:type="dxa"/>
@@ -32554,7 +31636,7 @@
           </w:tcPr>
           <w:p>
             <w:pPr>
-              <w:pStyle w:val="10"/>
+              <w:pStyle w:val="11"/>
               <w:keepNext w:val="0"/>
               <w:keepLines w:val="0"/>
               <w:widowControl/>
@@ -32603,7 +31685,7 @@
               <w:bottom w:val="single" w:color="000000" w:sz="4" w:space="0"/>
               <w:right w:val="single" w:color="000000" w:sz="4" w:space="0"/>
             </w:tcBorders>
-            <w:shd w:val="clear"/>
+            <w:shd w:val="clear" w:color="auto" w:fill="auto"/>
             <w:tcMar>
               <w:top w:w="0" w:type="dxa"/>
               <w:left w:w="100" w:type="dxa"/>
@@ -32614,7 +31696,7 @@
           </w:tcPr>
           <w:p>
             <w:pPr>
-              <w:pStyle w:val="10"/>
+              <w:pStyle w:val="11"/>
               <w:keepNext w:val="0"/>
               <w:keepLines w:val="0"/>
               <w:widowControl/>
@@ -32663,7 +31745,7 @@
               <w:bottom w:val="single" w:color="000000" w:sz="4" w:space="0"/>
               <w:right w:val="single" w:color="000000" w:sz="4" w:space="0"/>
             </w:tcBorders>
-            <w:shd w:val="clear"/>
+            <w:shd w:val="clear" w:color="auto" w:fill="auto"/>
             <w:tcMar>
               <w:top w:w="0" w:type="dxa"/>
               <w:left w:w="100" w:type="dxa"/>
@@ -32674,7 +31756,7 @@
           </w:tcPr>
           <w:p>
             <w:pPr>
-              <w:pStyle w:val="10"/>
+              <w:pStyle w:val="11"/>
               <w:keepNext w:val="0"/>
               <w:keepLines w:val="0"/>
               <w:widowControl/>
@@ -32761,7 +31843,7 @@
             <w:insideH w:val="none" w:color="auto" w:sz="0" w:space="0"/>
             <w:insideV w:val="none" w:color="auto" w:sz="0" w:space="0"/>
           </w:tblBorders>
-          <w:shd w:val="clear"/>
+          <w:shd w:val="clear" w:color="auto" w:fill="auto"/>
           <w:tblCellMar>
             <w:top w:w="15" w:type="dxa"/>
             <w:left w:w="15" w:type="dxa"/>
@@ -32781,7 +31863,7 @@
               <w:bottom w:val="single" w:color="000000" w:sz="4" w:space="0"/>
               <w:right w:val="single" w:color="000000" w:sz="4" w:space="0"/>
             </w:tcBorders>
-            <w:shd w:val="clear"/>
+            <w:shd w:val="clear" w:color="auto" w:fill="auto"/>
             <w:tcMar>
               <w:top w:w="0" w:type="dxa"/>
               <w:left w:w="100" w:type="dxa"/>
@@ -32792,7 +31874,7 @@
           </w:tcPr>
           <w:p>
             <w:pPr>
-              <w:pStyle w:val="10"/>
+              <w:pStyle w:val="11"/>
               <w:keepNext w:val="0"/>
               <w:keepLines w:val="0"/>
               <w:widowControl/>
@@ -32841,7 +31923,7 @@
               <w:bottom w:val="single" w:color="000000" w:sz="4" w:space="0"/>
               <w:right w:val="single" w:color="000000" w:sz="4" w:space="0"/>
             </w:tcBorders>
-            <w:shd w:val="clear"/>
+            <w:shd w:val="clear" w:color="auto" w:fill="auto"/>
             <w:tcMar>
               <w:top w:w="0" w:type="dxa"/>
               <w:left w:w="100" w:type="dxa"/>
@@ -32852,7 +31934,7 @@
           </w:tcPr>
           <w:p>
             <w:pPr>
-              <w:pStyle w:val="10"/>
+              <w:pStyle w:val="11"/>
               <w:keepNext w:val="0"/>
               <w:keepLines w:val="0"/>
               <w:widowControl/>
@@ -32901,7 +31983,7 @@
               <w:bottom w:val="single" w:color="000000" w:sz="4" w:space="0"/>
               <w:right w:val="single" w:color="000000" w:sz="4" w:space="0"/>
             </w:tcBorders>
-            <w:shd w:val="clear"/>
+            <w:shd w:val="clear" w:color="auto" w:fill="auto"/>
             <w:tcMar>
               <w:top w:w="0" w:type="dxa"/>
               <w:left w:w="100" w:type="dxa"/>
@@ -32912,7 +31994,7 @@
           </w:tcPr>
           <w:p>
             <w:pPr>
-              <w:pStyle w:val="10"/>
+              <w:pStyle w:val="11"/>
               <w:keepNext w:val="0"/>
               <w:keepLines w:val="0"/>
               <w:widowControl/>
@@ -32963,7 +32045,7 @@
             <w:insideH w:val="none" w:color="auto" w:sz="0" w:space="0"/>
             <w:insideV w:val="none" w:color="auto" w:sz="0" w:space="0"/>
           </w:tblBorders>
-          <w:shd w:val="clear"/>
+          <w:shd w:val="clear" w:color="auto" w:fill="auto"/>
           <w:tblCellMar>
             <w:top w:w="15" w:type="dxa"/>
             <w:left w:w="15" w:type="dxa"/>
@@ -32983,7 +32065,7 @@
               <w:bottom w:val="single" w:color="000000" w:sz="4" w:space="0"/>
               <w:right w:val="single" w:color="000000" w:sz="4" w:space="0"/>
             </w:tcBorders>
-            <w:shd w:val="clear"/>
+            <w:shd w:val="clear" w:color="auto" w:fill="auto"/>
             <w:tcMar>
               <w:top w:w="0" w:type="dxa"/>
               <w:left w:w="100" w:type="dxa"/>
@@ -32994,7 +32076,7 @@
           </w:tcPr>
           <w:p>
             <w:pPr>
-              <w:pStyle w:val="10"/>
+              <w:pStyle w:val="11"/>
               <w:keepNext w:val="0"/>
               <w:keepLines w:val="0"/>
               <w:widowControl/>
@@ -33043,7 +32125,7 @@
               <w:bottom w:val="single" w:color="000000" w:sz="4" w:space="0"/>
               <w:right w:val="single" w:color="000000" w:sz="4" w:space="0"/>
             </w:tcBorders>
-            <w:shd w:val="clear"/>
+            <w:shd w:val="clear" w:color="auto" w:fill="auto"/>
             <w:tcMar>
               <w:top w:w="0" w:type="dxa"/>
               <w:left w:w="100" w:type="dxa"/>
@@ -33054,7 +32136,7 @@
           </w:tcPr>
           <w:p>
             <w:pPr>
-              <w:pStyle w:val="10"/>
+              <w:pStyle w:val="11"/>
               <w:keepNext w:val="0"/>
               <w:keepLines w:val="0"/>
               <w:widowControl/>
@@ -33103,7 +32185,7 @@
               <w:bottom w:val="single" w:color="000000" w:sz="4" w:space="0"/>
               <w:right w:val="single" w:color="000000" w:sz="4" w:space="0"/>
             </w:tcBorders>
-            <w:shd w:val="clear"/>
+            <w:shd w:val="clear" w:color="auto" w:fill="auto"/>
             <w:tcMar>
               <w:top w:w="0" w:type="dxa"/>
               <w:left w:w="100" w:type="dxa"/>
@@ -33114,7 +32196,7 @@
           </w:tcPr>
           <w:p>
             <w:pPr>
-              <w:pStyle w:val="10"/>
+              <w:pStyle w:val="11"/>
               <w:keepNext w:val="0"/>
               <w:keepLines w:val="0"/>
               <w:widowControl/>
@@ -33165,7 +32247,7 @@
             <w:insideH w:val="none" w:color="auto" w:sz="0" w:space="0"/>
             <w:insideV w:val="none" w:color="auto" w:sz="0" w:space="0"/>
           </w:tblBorders>
-          <w:shd w:val="clear"/>
+          <w:shd w:val="clear" w:color="auto" w:fill="auto"/>
           <w:tblCellMar>
             <w:top w:w="15" w:type="dxa"/>
             <w:left w:w="15" w:type="dxa"/>
@@ -33185,7 +32267,7 @@
               <w:bottom w:val="single" w:color="000000" w:sz="4" w:space="0"/>
               <w:right w:val="single" w:color="000000" w:sz="4" w:space="0"/>
             </w:tcBorders>
-            <w:shd w:val="clear"/>
+            <w:shd w:val="clear" w:color="auto" w:fill="auto"/>
             <w:tcMar>
               <w:top w:w="0" w:type="dxa"/>
               <w:left w:w="100" w:type="dxa"/>
@@ -33196,7 +32278,7 @@
           </w:tcPr>
           <w:p>
             <w:pPr>
-              <w:pStyle w:val="10"/>
+              <w:pStyle w:val="11"/>
               <w:keepNext w:val="0"/>
               <w:keepLines w:val="0"/>
               <w:widowControl/>
@@ -33245,7 +32327,7 @@
               <w:bottom w:val="single" w:color="000000" w:sz="4" w:space="0"/>
               <w:right w:val="single" w:color="000000" w:sz="4" w:space="0"/>
             </w:tcBorders>
-            <w:shd w:val="clear"/>
+            <w:shd w:val="clear" w:color="auto" w:fill="auto"/>
             <w:tcMar>
               <w:top w:w="0" w:type="dxa"/>
               <w:left w:w="100" w:type="dxa"/>
@@ -33256,7 +32338,7 @@
           </w:tcPr>
           <w:p>
             <w:pPr>
-              <w:pStyle w:val="10"/>
+              <w:pStyle w:val="11"/>
               <w:keepNext w:val="0"/>
               <w:keepLines w:val="0"/>
               <w:widowControl/>
@@ -33305,7 +32387,7 @@
               <w:bottom w:val="single" w:color="000000" w:sz="4" w:space="0"/>
               <w:right w:val="single" w:color="000000" w:sz="4" w:space="0"/>
             </w:tcBorders>
-            <w:shd w:val="clear"/>
+            <w:shd w:val="clear" w:color="auto" w:fill="auto"/>
             <w:tcMar>
               <w:top w:w="0" w:type="dxa"/>
               <w:left w:w="100" w:type="dxa"/>
@@ -33316,7 +32398,7 @@
           </w:tcPr>
           <w:p>
             <w:pPr>
-              <w:pStyle w:val="10"/>
+              <w:pStyle w:val="11"/>
               <w:keepNext w:val="0"/>
               <w:keepLines w:val="0"/>
               <w:widowControl/>
@@ -33367,7 +32449,7 @@
             <w:insideH w:val="none" w:color="auto" w:sz="0" w:space="0"/>
             <w:insideV w:val="none" w:color="auto" w:sz="0" w:space="0"/>
           </w:tblBorders>
-          <w:shd w:val="clear"/>
+          <w:shd w:val="clear" w:color="auto" w:fill="auto"/>
           <w:tblCellMar>
             <w:top w:w="15" w:type="dxa"/>
             <w:left w:w="15" w:type="dxa"/>
@@ -33387,7 +32469,7 @@
               <w:bottom w:val="single" w:color="000000" w:sz="4" w:space="0"/>
               <w:right w:val="single" w:color="000000" w:sz="4" w:space="0"/>
             </w:tcBorders>
-            <w:shd w:val="clear"/>
+            <w:shd w:val="clear" w:color="auto" w:fill="auto"/>
             <w:tcMar>
               <w:top w:w="0" w:type="dxa"/>
               <w:left w:w="100" w:type="dxa"/>
@@ -33398,7 +32480,7 @@
           </w:tcPr>
           <w:p>
             <w:pPr>
-              <w:pStyle w:val="10"/>
+              <w:pStyle w:val="11"/>
               <w:keepNext w:val="0"/>
               <w:keepLines w:val="0"/>
               <w:widowControl/>
@@ -33447,7 +32529,7 @@
               <w:bottom w:val="single" w:color="000000" w:sz="4" w:space="0"/>
               <w:right w:val="single" w:color="000000" w:sz="4" w:space="0"/>
             </w:tcBorders>
-            <w:shd w:val="clear"/>
+            <w:shd w:val="clear" w:color="auto" w:fill="auto"/>
             <w:tcMar>
               <w:top w:w="0" w:type="dxa"/>
               <w:left w:w="100" w:type="dxa"/>
@@ -33458,7 +32540,7 @@
           </w:tcPr>
           <w:p>
             <w:pPr>
-              <w:pStyle w:val="10"/>
+              <w:pStyle w:val="11"/>
               <w:keepNext w:val="0"/>
               <w:keepLines w:val="0"/>
               <w:widowControl/>
@@ -33507,7 +32589,7 @@
               <w:bottom w:val="single" w:color="000000" w:sz="4" w:space="0"/>
               <w:right w:val="single" w:color="000000" w:sz="4" w:space="0"/>
             </w:tcBorders>
-            <w:shd w:val="clear"/>
+            <w:shd w:val="clear" w:color="auto" w:fill="auto"/>
             <w:tcMar>
               <w:top w:w="0" w:type="dxa"/>
               <w:left w:w="100" w:type="dxa"/>
@@ -33518,7 +32600,7 @@
           </w:tcPr>
           <w:p>
             <w:pPr>
-              <w:pStyle w:val="10"/>
+              <w:pStyle w:val="11"/>
               <w:keepNext w:val="0"/>
               <w:keepLines w:val="0"/>
               <w:widowControl/>
@@ -33569,7 +32651,7 @@
             <w:insideH w:val="none" w:color="auto" w:sz="0" w:space="0"/>
             <w:insideV w:val="none" w:color="auto" w:sz="0" w:space="0"/>
           </w:tblBorders>
-          <w:shd w:val="clear"/>
+          <w:shd w:val="clear" w:color="auto" w:fill="auto"/>
           <w:tblCellMar>
             <w:top w:w="15" w:type="dxa"/>
             <w:left w:w="15" w:type="dxa"/>
@@ -33589,7 +32671,7 @@
               <w:bottom w:val="single" w:color="000000" w:sz="4" w:space="0"/>
               <w:right w:val="single" w:color="000000" w:sz="4" w:space="0"/>
             </w:tcBorders>
-            <w:shd w:val="clear"/>
+            <w:shd w:val="clear" w:color="auto" w:fill="auto"/>
             <w:tcMar>
               <w:top w:w="0" w:type="dxa"/>
               <w:left w:w="100" w:type="dxa"/>
@@ -33600,7 +32682,7 @@
           </w:tcPr>
           <w:p>
             <w:pPr>
-              <w:pStyle w:val="10"/>
+              <w:pStyle w:val="11"/>
               <w:keepNext w:val="0"/>
               <w:keepLines w:val="0"/>
               <w:widowControl/>
@@ -33649,7 +32731,7 @@
               <w:bottom w:val="single" w:color="000000" w:sz="4" w:space="0"/>
               <w:right w:val="single" w:color="000000" w:sz="4" w:space="0"/>
             </w:tcBorders>
-            <w:shd w:val="clear"/>
+            <w:shd w:val="clear" w:color="auto" w:fill="auto"/>
             <w:tcMar>
               <w:top w:w="0" w:type="dxa"/>
               <w:left w:w="100" w:type="dxa"/>
@@ -33660,7 +32742,7 @@
           </w:tcPr>
           <w:p>
             <w:pPr>
-              <w:pStyle w:val="10"/>
+              <w:pStyle w:val="11"/>
               <w:keepNext w:val="0"/>
               <w:keepLines w:val="0"/>
               <w:widowControl/>
@@ -33709,7 +32791,7 @@
               <w:bottom w:val="single" w:color="000000" w:sz="4" w:space="0"/>
               <w:right w:val="single" w:color="000000" w:sz="4" w:space="0"/>
             </w:tcBorders>
-            <w:shd w:val="clear"/>
+            <w:shd w:val="clear" w:color="auto" w:fill="auto"/>
             <w:tcMar>
               <w:top w:w="0" w:type="dxa"/>
               <w:left w:w="100" w:type="dxa"/>
@@ -33720,7 +32802,7 @@
           </w:tcPr>
           <w:p>
             <w:pPr>
-              <w:pStyle w:val="10"/>
+              <w:pStyle w:val="11"/>
               <w:keepNext w:val="0"/>
               <w:keepLines w:val="0"/>
               <w:widowControl/>
@@ -33771,7 +32853,7 @@
             <w:insideH w:val="none" w:color="auto" w:sz="0" w:space="0"/>
             <w:insideV w:val="none" w:color="auto" w:sz="0" w:space="0"/>
           </w:tblBorders>
-          <w:shd w:val="clear"/>
+          <w:shd w:val="clear" w:color="auto" w:fill="auto"/>
           <w:tblCellMar>
             <w:top w:w="15" w:type="dxa"/>
             <w:left w:w="15" w:type="dxa"/>
@@ -33791,7 +32873,7 @@
               <w:bottom w:val="single" w:color="000000" w:sz="4" w:space="0"/>
               <w:right w:val="single" w:color="000000" w:sz="4" w:space="0"/>
             </w:tcBorders>
-            <w:shd w:val="clear"/>
+            <w:shd w:val="clear" w:color="auto" w:fill="auto"/>
             <w:tcMar>
               <w:top w:w="0" w:type="dxa"/>
               <w:left w:w="100" w:type="dxa"/>
@@ -33802,7 +32884,7 @@
           </w:tcPr>
           <w:p>
             <w:pPr>
-              <w:pStyle w:val="10"/>
+              <w:pStyle w:val="11"/>
               <w:keepNext w:val="0"/>
               <w:keepLines w:val="0"/>
               <w:widowControl/>
@@ -33851,7 +32933,7 @@
               <w:bottom w:val="single" w:color="000000" w:sz="4" w:space="0"/>
               <w:right w:val="single" w:color="000000" w:sz="4" w:space="0"/>
             </w:tcBorders>
-            <w:shd w:val="clear"/>
+            <w:shd w:val="clear" w:color="auto" w:fill="auto"/>
             <w:tcMar>
               <w:top w:w="0" w:type="dxa"/>
               <w:left w:w="100" w:type="dxa"/>
@@ -33862,7 +32944,7 @@
           </w:tcPr>
           <w:p>
             <w:pPr>
-              <w:pStyle w:val="10"/>
+              <w:pStyle w:val="11"/>
               <w:keepNext w:val="0"/>
               <w:keepLines w:val="0"/>
               <w:widowControl/>
@@ -33911,7 +32993,7 @@
               <w:bottom w:val="single" w:color="000000" w:sz="4" w:space="0"/>
               <w:right w:val="single" w:color="000000" w:sz="4" w:space="0"/>
             </w:tcBorders>
-            <w:shd w:val="clear"/>
+            <w:shd w:val="clear" w:color="auto" w:fill="auto"/>
             <w:tcMar>
               <w:top w:w="0" w:type="dxa"/>
               <w:left w:w="100" w:type="dxa"/>
@@ -33922,7 +33004,7 @@
           </w:tcPr>
           <w:p>
             <w:pPr>
-              <w:pStyle w:val="10"/>
+              <w:pStyle w:val="11"/>
               <w:keepNext w:val="0"/>
               <w:keepLines w:val="0"/>
               <w:widowControl/>
@@ -33973,7 +33055,7 @@
             <w:insideH w:val="none" w:color="auto" w:sz="0" w:space="0"/>
             <w:insideV w:val="none" w:color="auto" w:sz="0" w:space="0"/>
           </w:tblBorders>
-          <w:shd w:val="clear"/>
+          <w:shd w:val="clear" w:color="auto" w:fill="auto"/>
           <w:tblCellMar>
             <w:top w:w="15" w:type="dxa"/>
             <w:left w:w="15" w:type="dxa"/>
@@ -33993,7 +33075,7 @@
               <w:bottom w:val="single" w:color="000000" w:sz="4" w:space="0"/>
               <w:right w:val="single" w:color="000000" w:sz="4" w:space="0"/>
             </w:tcBorders>
-            <w:shd w:val="clear"/>
+            <w:shd w:val="clear" w:color="auto" w:fill="auto"/>
             <w:tcMar>
               <w:top w:w="0" w:type="dxa"/>
               <w:left w:w="100" w:type="dxa"/>
@@ -34004,7 +33086,7 @@
           </w:tcPr>
           <w:p>
             <w:pPr>
-              <w:pStyle w:val="10"/>
+              <w:pStyle w:val="11"/>
               <w:keepNext w:val="0"/>
               <w:keepLines w:val="0"/>
               <w:widowControl/>
@@ -34053,7 +33135,7 @@
               <w:bottom w:val="single" w:color="000000" w:sz="4" w:space="0"/>
               <w:right w:val="single" w:color="000000" w:sz="4" w:space="0"/>
             </w:tcBorders>
-            <w:shd w:val="clear"/>
+            <w:shd w:val="clear" w:color="auto" w:fill="auto"/>
             <w:tcMar>
               <w:top w:w="0" w:type="dxa"/>
               <w:left w:w="100" w:type="dxa"/>
@@ -34064,7 +33146,7 @@
           </w:tcPr>
           <w:p>
             <w:pPr>
-              <w:pStyle w:val="10"/>
+              <w:pStyle w:val="11"/>
               <w:keepNext w:val="0"/>
               <w:keepLines w:val="0"/>
               <w:widowControl/>
@@ -34113,7 +33195,7 @@
               <w:bottom w:val="single" w:color="000000" w:sz="4" w:space="0"/>
               <w:right w:val="single" w:color="000000" w:sz="4" w:space="0"/>
             </w:tcBorders>
-            <w:shd w:val="clear"/>
+            <w:shd w:val="clear" w:color="auto" w:fill="auto"/>
             <w:tcMar>
               <w:top w:w="0" w:type="dxa"/>
               <w:left w:w="100" w:type="dxa"/>
@@ -34124,7 +33206,7 @@
           </w:tcPr>
           <w:p>
             <w:pPr>
-              <w:pStyle w:val="10"/>
+              <w:pStyle w:val="11"/>
               <w:keepNext w:val="0"/>
               <w:keepLines w:val="0"/>
               <w:widowControl/>
@@ -34175,7 +33257,7 @@
             <w:insideH w:val="none" w:color="auto" w:sz="0" w:space="0"/>
             <w:insideV w:val="none" w:color="auto" w:sz="0" w:space="0"/>
           </w:tblBorders>
-          <w:shd w:val="clear"/>
+          <w:shd w:val="clear" w:color="auto" w:fill="auto"/>
           <w:tblCellMar>
             <w:top w:w="15" w:type="dxa"/>
             <w:left w:w="15" w:type="dxa"/>
@@ -34195,7 +33277,7 @@
               <w:bottom w:val="single" w:color="000000" w:sz="4" w:space="0"/>
               <w:right w:val="single" w:color="000000" w:sz="4" w:space="0"/>
             </w:tcBorders>
-            <w:shd w:val="clear"/>
+            <w:shd w:val="clear" w:color="auto" w:fill="auto"/>
             <w:tcMar>
               <w:top w:w="0" w:type="dxa"/>
               <w:left w:w="100" w:type="dxa"/>
@@ -34206,7 +33288,7 @@
           </w:tcPr>
           <w:p>
             <w:pPr>
-              <w:pStyle w:val="10"/>
+              <w:pStyle w:val="11"/>
               <w:keepNext w:val="0"/>
               <w:keepLines w:val="0"/>
               <w:widowControl/>
@@ -34255,7 +33337,7 @@
               <w:bottom w:val="single" w:color="000000" w:sz="4" w:space="0"/>
               <w:right w:val="single" w:color="000000" w:sz="4" w:space="0"/>
             </w:tcBorders>
-            <w:shd w:val="clear"/>
+            <w:shd w:val="clear" w:color="auto" w:fill="auto"/>
             <w:tcMar>
               <w:top w:w="0" w:type="dxa"/>
               <w:left w:w="100" w:type="dxa"/>
@@ -34266,7 +33348,7 @@
           </w:tcPr>
           <w:p>
             <w:pPr>
-              <w:pStyle w:val="10"/>
+              <w:pStyle w:val="11"/>
               <w:keepNext w:val="0"/>
               <w:keepLines w:val="0"/>
               <w:widowControl/>
@@ -34315,7 +33397,7 @@
               <w:bottom w:val="single" w:color="000000" w:sz="4" w:space="0"/>
               <w:right w:val="single" w:color="000000" w:sz="4" w:space="0"/>
             </w:tcBorders>
-            <w:shd w:val="clear"/>
+            <w:shd w:val="clear" w:color="auto" w:fill="auto"/>
             <w:tcMar>
               <w:top w:w="0" w:type="dxa"/>
               <w:left w:w="100" w:type="dxa"/>
@@ -34326,7 +33408,7 @@
           </w:tcPr>
           <w:p>
             <w:pPr>
-              <w:pStyle w:val="10"/>
+              <w:pStyle w:val="11"/>
               <w:keepNext w:val="0"/>
               <w:keepLines w:val="0"/>
               <w:widowControl/>
@@ -34377,7 +33459,7 @@
             <w:insideH w:val="none" w:color="auto" w:sz="0" w:space="0"/>
             <w:insideV w:val="none" w:color="auto" w:sz="0" w:space="0"/>
           </w:tblBorders>
-          <w:shd w:val="clear"/>
+          <w:shd w:val="clear" w:color="auto" w:fill="auto"/>
           <w:tblCellMar>
             <w:top w:w="15" w:type="dxa"/>
             <w:left w:w="15" w:type="dxa"/>
@@ -34397,7 +33479,7 @@
               <w:bottom w:val="single" w:color="000000" w:sz="4" w:space="0"/>
               <w:right w:val="single" w:color="000000" w:sz="4" w:space="0"/>
             </w:tcBorders>
-            <w:shd w:val="clear"/>
+            <w:shd w:val="clear" w:color="auto" w:fill="auto"/>
             <w:tcMar>
               <w:top w:w="0" w:type="dxa"/>
               <w:left w:w="100" w:type="dxa"/>
@@ -34408,7 +33490,7 @@
           </w:tcPr>
           <w:p>
             <w:pPr>
-              <w:pStyle w:val="10"/>
+              <w:pStyle w:val="11"/>
               <w:keepNext w:val="0"/>
               <w:keepLines w:val="0"/>
               <w:widowControl/>
@@ -34457,7 +33539,7 @@
               <w:bottom w:val="single" w:color="000000" w:sz="4" w:space="0"/>
               <w:right w:val="single" w:color="000000" w:sz="4" w:space="0"/>
             </w:tcBorders>
-            <w:shd w:val="clear"/>
+            <w:shd w:val="clear" w:color="auto" w:fill="auto"/>
             <w:tcMar>
               <w:top w:w="0" w:type="dxa"/>
               <w:left w:w="100" w:type="dxa"/>
@@ -34468,7 +33550,7 @@
           </w:tcPr>
           <w:p>
             <w:pPr>
-              <w:pStyle w:val="10"/>
+              <w:pStyle w:val="11"/>
               <w:keepNext w:val="0"/>
               <w:keepLines w:val="0"/>
               <w:widowControl/>
@@ -34496,7 +33578,6 @@
                 <w:sz w:val="28"/>
                 <w:szCs w:val="28"/>
                 <w:u w:val="none"/>
-                <w:bdr w:val="none" w:color="auto" w:sz="0" w:space="0"/>
                 <w:vertAlign w:val="baseline"/>
                 <w14:textFill>
                   <w14:solidFill>
@@ -34517,7 +33598,7 @@
               <w:bottom w:val="single" w:color="000000" w:sz="4" w:space="0"/>
               <w:right w:val="single" w:color="000000" w:sz="4" w:space="0"/>
             </w:tcBorders>
-            <w:shd w:val="clear"/>
+            <w:shd w:val="clear" w:color="auto" w:fill="auto"/>
             <w:tcMar>
               <w:top w:w="0" w:type="dxa"/>
               <w:left w:w="100" w:type="dxa"/>
@@ -34528,7 +33609,7 @@
           </w:tcPr>
           <w:p>
             <w:pPr>
-              <w:pStyle w:val="10"/>
+              <w:pStyle w:val="11"/>
               <w:keepNext w:val="0"/>
               <w:keepLines w:val="0"/>
               <w:widowControl/>
@@ -34556,7 +33637,6 @@
                 <w:sz w:val="28"/>
                 <w:szCs w:val="28"/>
                 <w:u w:val="none"/>
-                <w:bdr w:val="none" w:color="auto" w:sz="0" w:space="0"/>
                 <w:vertAlign w:val="baseline"/>
                 <w14:textFill>
                   <w14:solidFill>
@@ -34579,7 +33659,7 @@
             <w:insideH w:val="none" w:color="auto" w:sz="0" w:space="0"/>
             <w:insideV w:val="none" w:color="auto" w:sz="0" w:space="0"/>
           </w:tblBorders>
-          <w:shd w:val="clear"/>
+          <w:shd w:val="clear" w:color="auto" w:fill="auto"/>
           <w:tblCellMar>
             <w:top w:w="15" w:type="dxa"/>
             <w:left w:w="15" w:type="dxa"/>
@@ -34599,7 +33679,7 @@
               <w:bottom w:val="single" w:color="000000" w:sz="4" w:space="0"/>
               <w:right w:val="single" w:color="000000" w:sz="4" w:space="0"/>
             </w:tcBorders>
-            <w:shd w:val="clear"/>
+            <w:shd w:val="clear" w:color="auto" w:fill="auto"/>
             <w:tcMar>
               <w:top w:w="0" w:type="dxa"/>
               <w:left w:w="100" w:type="dxa"/>
@@ -34610,7 +33690,7 @@
           </w:tcPr>
           <w:p>
             <w:pPr>
-              <w:pStyle w:val="10"/>
+              <w:pStyle w:val="11"/>
               <w:keepNext w:val="0"/>
               <w:keepLines w:val="0"/>
               <w:widowControl/>
@@ -34659,7 +33739,7 @@
               <w:bottom w:val="single" w:color="000000" w:sz="4" w:space="0"/>
               <w:right w:val="single" w:color="000000" w:sz="4" w:space="0"/>
             </w:tcBorders>
-            <w:shd w:val="clear"/>
+            <w:shd w:val="clear" w:color="auto" w:fill="auto"/>
             <w:tcMar>
               <w:top w:w="0" w:type="dxa"/>
               <w:left w:w="100" w:type="dxa"/>
@@ -34670,7 +33750,7 @@
           </w:tcPr>
           <w:p>
             <w:pPr>
-              <w:pStyle w:val="10"/>
+              <w:pStyle w:val="11"/>
               <w:keepNext w:val="0"/>
               <w:keepLines w:val="0"/>
               <w:widowControl/>
@@ -34698,7 +33778,6 @@
                 <w:sz w:val="28"/>
                 <w:szCs w:val="28"/>
                 <w:u w:val="none"/>
-                <w:bdr w:val="none" w:color="auto" w:sz="0" w:space="0"/>
                 <w:vertAlign w:val="baseline"/>
                 <w14:textFill>
                   <w14:solidFill>
@@ -34719,7 +33798,7 @@
               <w:bottom w:val="single" w:color="000000" w:sz="4" w:space="0"/>
               <w:right w:val="single" w:color="000000" w:sz="4" w:space="0"/>
             </w:tcBorders>
-            <w:shd w:val="clear"/>
+            <w:shd w:val="clear" w:color="auto" w:fill="auto"/>
             <w:tcMar>
               <w:top w:w="0" w:type="dxa"/>
               <w:left w:w="100" w:type="dxa"/>
@@ -34730,7 +33809,7 @@
           </w:tcPr>
           <w:p>
             <w:pPr>
-              <w:pStyle w:val="10"/>
+              <w:pStyle w:val="11"/>
               <w:keepNext w:val="0"/>
               <w:keepLines w:val="0"/>
               <w:widowControl/>
@@ -34781,7 +33860,7 @@
             <w:insideH w:val="none" w:color="auto" w:sz="0" w:space="0"/>
             <w:insideV w:val="none" w:color="auto" w:sz="0" w:space="0"/>
           </w:tblBorders>
-          <w:shd w:val="clear"/>
+          <w:shd w:val="clear" w:color="auto" w:fill="auto"/>
           <w:tblCellMar>
             <w:top w:w="15" w:type="dxa"/>
             <w:left w:w="15" w:type="dxa"/>
@@ -34801,7 +33880,7 @@
               <w:bottom w:val="single" w:color="000000" w:sz="4" w:space="0"/>
               <w:right w:val="single" w:color="000000" w:sz="4" w:space="0"/>
             </w:tcBorders>
-            <w:shd w:val="clear"/>
+            <w:shd w:val="clear" w:color="auto" w:fill="auto"/>
             <w:tcMar>
               <w:top w:w="0" w:type="dxa"/>
               <w:left w:w="100" w:type="dxa"/>
@@ -34812,7 +33891,7 @@
           </w:tcPr>
           <w:p>
             <w:pPr>
-              <w:pStyle w:val="10"/>
+              <w:pStyle w:val="11"/>
               <w:keepNext w:val="0"/>
               <w:keepLines w:val="0"/>
               <w:widowControl/>
@@ -34841,7 +33920,6 @@
                 <w:sz w:val="28"/>
                 <w:szCs w:val="28"/>
                 <w:u w:val="none"/>
-                <w:bdr w:val="none" w:color="auto" w:sz="0" w:space="0"/>
                 <w:shd w:val="clear" w:fill="FFFFFF"/>
                 <w:vertAlign w:val="baseline"/>
                 <w14:textFill>
@@ -34863,7 +33941,7 @@
               <w:bottom w:val="single" w:color="000000" w:sz="8" w:space="0"/>
               <w:right w:val="single" w:color="000000" w:sz="8" w:space="0"/>
             </w:tcBorders>
-            <w:shd w:val="clear"/>
+            <w:shd w:val="clear" w:color="auto" w:fill="auto"/>
             <w:tcMar>
               <w:top w:w="100" w:type="dxa"/>
               <w:left w:w="100" w:type="dxa"/>
@@ -34874,7 +33952,7 @@
           </w:tcPr>
           <w:p>
             <w:pPr>
-              <w:pStyle w:val="10"/>
+              <w:pStyle w:val="11"/>
               <w:keepNext w:val="0"/>
               <w:keepLines w:val="0"/>
               <w:widowControl/>
@@ -34902,7 +33980,6 @@
                 <w:sz w:val="28"/>
                 <w:szCs w:val="28"/>
                 <w:u w:val="none"/>
-                <w:bdr w:val="none" w:color="auto" w:sz="0" w:space="0"/>
                 <w:vertAlign w:val="baseline"/>
                 <w14:textFill>
                   <w14:solidFill>
@@ -34923,7 +34000,7 @@
               <w:bottom w:val="single" w:color="000000" w:sz="8" w:space="0"/>
               <w:right w:val="single" w:color="000000" w:sz="8" w:space="0"/>
             </w:tcBorders>
-            <w:shd w:val="clear"/>
+            <w:shd w:val="clear" w:color="auto" w:fill="auto"/>
             <w:tcMar>
               <w:top w:w="100" w:type="dxa"/>
               <w:left w:w="100" w:type="dxa"/>
@@ -34934,7 +34011,7 @@
           </w:tcPr>
           <w:p>
             <w:pPr>
-              <w:pStyle w:val="10"/>
+              <w:pStyle w:val="11"/>
               <w:keepNext w:val="0"/>
               <w:keepLines w:val="0"/>
               <w:widowControl/>
@@ -34962,7 +34039,6 @@
                 <w:sz w:val="28"/>
                 <w:szCs w:val="28"/>
                 <w:u w:val="none"/>
-                <w:bdr w:val="none" w:color="auto" w:sz="0" w:space="0"/>
                 <w:vertAlign w:val="baseline"/>
                 <w14:textFill>
                   <w14:solidFill>
@@ -34985,7 +34061,7 @@
             <w:insideH w:val="none" w:color="auto" w:sz="0" w:space="0"/>
             <w:insideV w:val="none" w:color="auto" w:sz="0" w:space="0"/>
           </w:tblBorders>
-          <w:shd w:val="clear"/>
+          <w:shd w:val="clear" w:color="auto" w:fill="auto"/>
           <w:tblCellMar>
             <w:top w:w="15" w:type="dxa"/>
             <w:left w:w="15" w:type="dxa"/>
@@ -35005,7 +34081,7 @@
               <w:bottom w:val="single" w:color="000000" w:sz="8" w:space="0"/>
               <w:right w:val="single" w:color="000000" w:sz="8" w:space="0"/>
             </w:tcBorders>
-            <w:shd w:val="clear"/>
+            <w:shd w:val="clear" w:color="auto" w:fill="auto"/>
             <w:tcMar>
               <w:top w:w="100" w:type="dxa"/>
               <w:left w:w="100" w:type="dxa"/>
@@ -35016,7 +34092,7 @@
           </w:tcPr>
           <w:p>
             <w:pPr>
-              <w:pStyle w:val="10"/>
+              <w:pStyle w:val="11"/>
               <w:keepNext w:val="0"/>
               <w:keepLines w:val="0"/>
               <w:widowControl/>
@@ -35044,7 +34120,6 @@
                 <w:sz w:val="28"/>
                 <w:szCs w:val="28"/>
                 <w:u w:val="none"/>
-                <w:bdr w:val="none" w:color="auto" w:sz="0" w:space="0"/>
                 <w:vertAlign w:val="baseline"/>
                 <w14:textFill>
                   <w14:solidFill>
@@ -35065,7 +34140,7 @@
               <w:bottom w:val="single" w:color="000000" w:sz="8" w:space="0"/>
               <w:right w:val="single" w:color="000000" w:sz="8" w:space="0"/>
             </w:tcBorders>
-            <w:shd w:val="clear"/>
+            <w:shd w:val="clear" w:color="auto" w:fill="auto"/>
             <w:tcMar>
               <w:top w:w="100" w:type="dxa"/>
               <w:left w:w="100" w:type="dxa"/>
@@ -35076,7 +34151,7 @@
           </w:tcPr>
           <w:p>
             <w:pPr>
-              <w:pStyle w:val="10"/>
+              <w:pStyle w:val="11"/>
               <w:keepNext w:val="0"/>
               <w:keepLines w:val="0"/>
               <w:widowControl/>
@@ -35104,7 +34179,6 @@
                 <w:sz w:val="28"/>
                 <w:szCs w:val="28"/>
                 <w:u w:val="none"/>
-                <w:bdr w:val="none" w:color="auto" w:sz="0" w:space="0"/>
                 <w:vertAlign w:val="baseline"/>
                 <w14:textFill>
                   <w14:solidFill>
@@ -35125,7 +34199,7 @@
               <w:bottom w:val="single" w:color="000000" w:sz="8" w:space="0"/>
               <w:right w:val="single" w:color="000000" w:sz="8" w:space="0"/>
             </w:tcBorders>
-            <w:shd w:val="clear"/>
+            <w:shd w:val="clear" w:color="auto" w:fill="auto"/>
             <w:tcMar>
               <w:top w:w="100" w:type="dxa"/>
               <w:left w:w="100" w:type="dxa"/>
@@ -35136,7 +34210,7 @@
           </w:tcPr>
           <w:p>
             <w:pPr>
-              <w:pStyle w:val="10"/>
+              <w:pStyle w:val="11"/>
               <w:keepNext w:val="0"/>
               <w:keepLines w:val="0"/>
               <w:widowControl/>
@@ -35164,7 +34238,6 @@
                 <w:sz w:val="28"/>
                 <w:szCs w:val="28"/>
                 <w:u w:val="none"/>
-                <w:bdr w:val="none" w:color="auto" w:sz="0" w:space="0"/>
                 <w:vertAlign w:val="baseline"/>
                 <w14:textFill>
                   <w14:solidFill>
@@ -35432,7 +34505,7 @@
     </w:p>
     <w:tbl>
       <w:tblPr>
-        <w:tblStyle w:val="29"/>
+        <w:tblStyle w:val="31"/>
         <w:tblW w:w="9042" w:type="dxa"/>
         <w:tblInd w:w="20" w:type="dxa"/>
         <w:tblBorders>
@@ -35491,7 +34564,7 @@
           </w:tcPr>
           <w:p>
             <w:pPr>
-              <w:pStyle w:val="10"/>
+              <w:pStyle w:val="11"/>
               <w:keepNext w:val="0"/>
               <w:keepLines w:val="0"/>
               <w:widowControl/>
@@ -35554,7 +34627,7 @@
           </w:tcPr>
           <w:p>
             <w:pPr>
-              <w:pStyle w:val="10"/>
+              <w:pStyle w:val="11"/>
               <w:keepNext w:val="0"/>
               <w:keepLines w:val="0"/>
               <w:widowControl/>
@@ -35617,7 +34690,7 @@
           </w:tcPr>
           <w:p>
             <w:pPr>
-              <w:pStyle w:val="10"/>
+              <w:pStyle w:val="11"/>
               <w:keepNext w:val="0"/>
               <w:keepLines w:val="0"/>
               <w:widowControl/>
@@ -35680,7 +34753,7 @@
           </w:tcPr>
           <w:p>
             <w:pPr>
-              <w:pStyle w:val="10"/>
+              <w:pStyle w:val="11"/>
               <w:keepNext w:val="0"/>
               <w:keepLines w:val="0"/>
               <w:widowControl/>
@@ -35764,7 +34837,7 @@
           </w:tcPr>
           <w:p>
             <w:pPr>
-              <w:pStyle w:val="10"/>
+              <w:pStyle w:val="11"/>
               <w:keepNext w:val="0"/>
               <w:keepLines w:val="0"/>
               <w:widowControl/>
@@ -35825,7 +34898,7 @@
           </w:tcPr>
           <w:p>
             <w:pPr>
-              <w:pStyle w:val="10"/>
+              <w:pStyle w:val="11"/>
               <w:keepNext w:val="0"/>
               <w:keepLines w:val="0"/>
               <w:widowControl/>
@@ -35886,7 +34959,7 @@
           </w:tcPr>
           <w:p>
             <w:pPr>
-              <w:pStyle w:val="10"/>
+              <w:pStyle w:val="11"/>
               <w:keepNext w:val="0"/>
               <w:keepLines w:val="0"/>
               <w:widowControl/>
@@ -35947,7 +35020,7 @@
           </w:tcPr>
           <w:p>
             <w:pPr>
-              <w:pStyle w:val="10"/>
+              <w:pStyle w:val="11"/>
               <w:keepNext w:val="0"/>
               <w:keepLines w:val="0"/>
               <w:widowControl/>
@@ -36029,7 +35102,7 @@
           </w:tcPr>
           <w:p>
             <w:pPr>
-              <w:pStyle w:val="10"/>
+              <w:pStyle w:val="11"/>
               <w:keepNext w:val="0"/>
               <w:keepLines w:val="0"/>
               <w:widowControl/>
@@ -36090,7 +35163,7 @@
           </w:tcPr>
           <w:p>
             <w:pPr>
-              <w:pStyle w:val="10"/>
+              <w:pStyle w:val="11"/>
               <w:keepNext w:val="0"/>
               <w:keepLines w:val="0"/>
               <w:widowControl/>
@@ -36151,7 +35224,7 @@
           </w:tcPr>
           <w:p>
             <w:pPr>
-              <w:pStyle w:val="10"/>
+              <w:pStyle w:val="11"/>
               <w:keepNext w:val="0"/>
               <w:keepLines w:val="0"/>
               <w:widowControl/>
@@ -36212,7 +35285,7 @@
           </w:tcPr>
           <w:p>
             <w:pPr>
-              <w:pStyle w:val="10"/>
+              <w:pStyle w:val="11"/>
               <w:keepNext w:val="0"/>
               <w:keepLines w:val="0"/>
               <w:widowControl/>
@@ -36294,7 +35367,7 @@
           </w:tcPr>
           <w:p>
             <w:pPr>
-              <w:pStyle w:val="10"/>
+              <w:pStyle w:val="11"/>
               <w:keepNext w:val="0"/>
               <w:keepLines w:val="0"/>
               <w:widowControl/>
@@ -36355,7 +35428,7 @@
           </w:tcPr>
           <w:p>
             <w:pPr>
-              <w:pStyle w:val="10"/>
+              <w:pStyle w:val="11"/>
               <w:keepNext w:val="0"/>
               <w:keepLines w:val="0"/>
               <w:widowControl/>
@@ -36416,7 +35489,7 @@
           </w:tcPr>
           <w:p>
             <w:pPr>
-              <w:pStyle w:val="10"/>
+              <w:pStyle w:val="11"/>
               <w:keepNext w:val="0"/>
               <w:keepLines w:val="0"/>
               <w:widowControl/>
@@ -36477,7 +35550,7 @@
           </w:tcPr>
           <w:p>
             <w:pPr>
-              <w:pStyle w:val="10"/>
+              <w:pStyle w:val="11"/>
               <w:keepNext w:val="0"/>
               <w:keepLines w:val="0"/>
               <w:widowControl/>
@@ -36559,7 +35632,7 @@
           </w:tcPr>
           <w:p>
             <w:pPr>
-              <w:pStyle w:val="10"/>
+              <w:pStyle w:val="11"/>
               <w:keepNext w:val="0"/>
               <w:keepLines w:val="0"/>
               <w:widowControl/>
@@ -36620,7 +35693,7 @@
           </w:tcPr>
           <w:p>
             <w:pPr>
-              <w:pStyle w:val="10"/>
+              <w:pStyle w:val="11"/>
               <w:keepNext w:val="0"/>
               <w:keepLines w:val="0"/>
               <w:widowControl/>
@@ -36681,7 +35754,7 @@
           </w:tcPr>
           <w:p>
             <w:pPr>
-              <w:pStyle w:val="10"/>
+              <w:pStyle w:val="11"/>
               <w:keepNext w:val="0"/>
               <w:keepLines w:val="0"/>
               <w:widowControl/>
@@ -36742,7 +35815,7 @@
           </w:tcPr>
           <w:p>
             <w:pPr>
-              <w:pStyle w:val="10"/>
+              <w:pStyle w:val="11"/>
               <w:keepNext w:val="0"/>
               <w:keepLines w:val="0"/>
               <w:widowControl/>
@@ -36824,7 +35897,7 @@
           </w:tcPr>
           <w:p>
             <w:pPr>
-              <w:pStyle w:val="10"/>
+              <w:pStyle w:val="11"/>
               <w:keepNext w:val="0"/>
               <w:keepLines w:val="0"/>
               <w:widowControl/>
@@ -36885,7 +35958,7 @@
           </w:tcPr>
           <w:p>
             <w:pPr>
-              <w:pStyle w:val="10"/>
+              <w:pStyle w:val="11"/>
               <w:keepNext w:val="0"/>
               <w:keepLines w:val="0"/>
               <w:widowControl/>
@@ -36946,7 +36019,7 @@
           </w:tcPr>
           <w:p>
             <w:pPr>
-              <w:pStyle w:val="10"/>
+              <w:pStyle w:val="11"/>
               <w:keepNext w:val="0"/>
               <w:keepLines w:val="0"/>
               <w:widowControl/>
@@ -37007,7 +36080,7 @@
           </w:tcPr>
           <w:p>
             <w:pPr>
-              <w:pStyle w:val="10"/>
+              <w:pStyle w:val="11"/>
               <w:keepNext w:val="0"/>
               <w:keepLines w:val="0"/>
               <w:widowControl/>
@@ -37089,7 +36162,7 @@
           </w:tcPr>
           <w:p>
             <w:pPr>
-              <w:pStyle w:val="10"/>
+              <w:pStyle w:val="11"/>
               <w:keepNext w:val="0"/>
               <w:keepLines w:val="0"/>
               <w:widowControl/>
@@ -37150,7 +36223,7 @@
           </w:tcPr>
           <w:p>
             <w:pPr>
-              <w:pStyle w:val="10"/>
+              <w:pStyle w:val="11"/>
               <w:keepNext w:val="0"/>
               <w:keepLines w:val="0"/>
               <w:widowControl/>
@@ -37211,7 +36284,7 @@
           </w:tcPr>
           <w:p>
             <w:pPr>
-              <w:pStyle w:val="10"/>
+              <w:pStyle w:val="11"/>
               <w:keepNext w:val="0"/>
               <w:keepLines w:val="0"/>
               <w:widowControl/>
@@ -37272,7 +36345,7 @@
           </w:tcPr>
           <w:p>
             <w:pPr>
-              <w:pStyle w:val="10"/>
+              <w:pStyle w:val="11"/>
               <w:keepNext w:val="0"/>
               <w:keepLines w:val="0"/>
               <w:widowControl/>
@@ -37354,7 +36427,7 @@
           </w:tcPr>
           <w:p>
             <w:pPr>
-              <w:pStyle w:val="10"/>
+              <w:pStyle w:val="11"/>
               <w:keepNext w:val="0"/>
               <w:keepLines w:val="0"/>
               <w:widowControl/>
@@ -37415,7 +36488,7 @@
           </w:tcPr>
           <w:p>
             <w:pPr>
-              <w:pStyle w:val="10"/>
+              <w:pStyle w:val="11"/>
               <w:keepNext w:val="0"/>
               <w:keepLines w:val="0"/>
               <w:widowControl/>
@@ -37476,7 +36549,7 @@
           </w:tcPr>
           <w:p>
             <w:pPr>
-              <w:pStyle w:val="10"/>
+              <w:pStyle w:val="11"/>
               <w:keepNext w:val="0"/>
               <w:keepLines w:val="0"/>
               <w:widowControl/>
@@ -37537,7 +36610,7 @@
           </w:tcPr>
           <w:p>
             <w:pPr>
-              <w:pStyle w:val="10"/>
+              <w:pStyle w:val="11"/>
               <w:keepNext w:val="0"/>
               <w:keepLines w:val="0"/>
               <w:widowControl/>
@@ -37619,7 +36692,7 @@
           </w:tcPr>
           <w:p>
             <w:pPr>
-              <w:pStyle w:val="10"/>
+              <w:pStyle w:val="11"/>
               <w:keepNext w:val="0"/>
               <w:keepLines w:val="0"/>
               <w:widowControl/>
@@ -37680,7 +36753,7 @@
           </w:tcPr>
           <w:p>
             <w:pPr>
-              <w:pStyle w:val="10"/>
+              <w:pStyle w:val="11"/>
               <w:keepNext w:val="0"/>
               <w:keepLines w:val="0"/>
               <w:widowControl/>
@@ -37741,7 +36814,7 @@
           </w:tcPr>
           <w:p>
             <w:pPr>
-              <w:pStyle w:val="10"/>
+              <w:pStyle w:val="11"/>
               <w:keepNext w:val="0"/>
               <w:keepLines w:val="0"/>
               <w:widowControl/>
@@ -37802,7 +36875,7 @@
           </w:tcPr>
           <w:p>
             <w:pPr>
-              <w:pStyle w:val="10"/>
+              <w:pStyle w:val="11"/>
               <w:keepNext w:val="0"/>
               <w:keepLines w:val="0"/>
               <w:widowControl/>
@@ -37884,7 +36957,7 @@
           </w:tcPr>
           <w:p>
             <w:pPr>
-              <w:pStyle w:val="10"/>
+              <w:pStyle w:val="11"/>
               <w:keepNext w:val="0"/>
               <w:keepLines w:val="0"/>
               <w:widowControl/>
@@ -37945,7 +37018,7 @@
           </w:tcPr>
           <w:p>
             <w:pPr>
-              <w:pStyle w:val="10"/>
+              <w:pStyle w:val="11"/>
               <w:keepNext w:val="0"/>
               <w:keepLines w:val="0"/>
               <w:widowControl/>
@@ -38006,7 +37079,7 @@
           </w:tcPr>
           <w:p>
             <w:pPr>
-              <w:pStyle w:val="10"/>
+              <w:pStyle w:val="11"/>
               <w:keepNext w:val="0"/>
               <w:keepLines w:val="0"/>
               <w:widowControl/>
@@ -38067,7 +37140,7 @@
           </w:tcPr>
           <w:p>
             <w:pPr>
-              <w:pStyle w:val="10"/>
+              <w:pStyle w:val="11"/>
               <w:keepNext w:val="0"/>
               <w:keepLines w:val="0"/>
               <w:widowControl/>
@@ -38149,7 +37222,7 @@
           </w:tcPr>
           <w:p>
             <w:pPr>
-              <w:pStyle w:val="10"/>
+              <w:pStyle w:val="11"/>
               <w:keepNext w:val="0"/>
               <w:keepLines w:val="0"/>
               <w:widowControl/>
@@ -38210,7 +37283,7 @@
           </w:tcPr>
           <w:p>
             <w:pPr>
-              <w:pStyle w:val="10"/>
+              <w:pStyle w:val="11"/>
               <w:keepNext w:val="0"/>
               <w:keepLines w:val="0"/>
               <w:widowControl/>
@@ -38271,7 +37344,7 @@
           </w:tcPr>
           <w:p>
             <w:pPr>
-              <w:pStyle w:val="10"/>
+              <w:pStyle w:val="11"/>
               <w:keepNext w:val="0"/>
               <w:keepLines w:val="0"/>
               <w:widowControl/>
@@ -38332,7 +37405,7 @@
           </w:tcPr>
           <w:p>
             <w:pPr>
-              <w:pStyle w:val="10"/>
+              <w:pStyle w:val="11"/>
               <w:keepNext w:val="0"/>
               <w:keepLines w:val="0"/>
               <w:widowControl/>
@@ -38414,7 +37487,7 @@
           </w:tcPr>
           <w:p>
             <w:pPr>
-              <w:pStyle w:val="10"/>
+              <w:pStyle w:val="11"/>
               <w:keepNext w:val="0"/>
               <w:keepLines w:val="0"/>
               <w:widowControl/>
@@ -38475,7 +37548,7 @@
           </w:tcPr>
           <w:p>
             <w:pPr>
-              <w:pStyle w:val="10"/>
+              <w:pStyle w:val="11"/>
               <w:keepNext w:val="0"/>
               <w:keepLines w:val="0"/>
               <w:widowControl/>
@@ -38536,7 +37609,7 @@
           </w:tcPr>
           <w:p>
             <w:pPr>
-              <w:pStyle w:val="10"/>
+              <w:pStyle w:val="11"/>
               <w:keepNext w:val="0"/>
               <w:keepLines w:val="0"/>
               <w:widowControl/>
@@ -38597,7 +37670,7 @@
           </w:tcPr>
           <w:p>
             <w:pPr>
-              <w:pStyle w:val="10"/>
+              <w:pStyle w:val="11"/>
               <w:keepNext w:val="0"/>
               <w:keepLines w:val="0"/>
               <w:widowControl/>
@@ -38679,7 +37752,7 @@
           </w:tcPr>
           <w:p>
             <w:pPr>
-              <w:pStyle w:val="10"/>
+              <w:pStyle w:val="11"/>
               <w:keepNext w:val="0"/>
               <w:keepLines w:val="0"/>
               <w:widowControl/>
@@ -38740,7 +37813,7 @@
           </w:tcPr>
           <w:p>
             <w:pPr>
-              <w:pStyle w:val="10"/>
+              <w:pStyle w:val="11"/>
               <w:keepNext w:val="0"/>
               <w:keepLines w:val="0"/>
               <w:widowControl/>
@@ -38801,7 +37874,7 @@
           </w:tcPr>
           <w:p>
             <w:pPr>
-              <w:pStyle w:val="10"/>
+              <w:pStyle w:val="11"/>
               <w:keepNext w:val="0"/>
               <w:keepLines w:val="0"/>
               <w:widowControl/>
@@ -38862,7 +37935,7 @@
           </w:tcPr>
           <w:p>
             <w:pPr>
-              <w:pStyle w:val="10"/>
+              <w:pStyle w:val="11"/>
               <w:keepNext w:val="0"/>
               <w:keepLines w:val="0"/>
               <w:widowControl/>
@@ -38944,7 +38017,7 @@
           </w:tcPr>
           <w:p>
             <w:pPr>
-              <w:pStyle w:val="10"/>
+              <w:pStyle w:val="11"/>
               <w:keepNext w:val="0"/>
               <w:keepLines w:val="0"/>
               <w:widowControl/>
@@ -39007,7 +38080,7 @@
           </w:tcPr>
           <w:p>
             <w:pPr>
-              <w:pStyle w:val="10"/>
+              <w:pStyle w:val="11"/>
               <w:keepNext w:val="0"/>
               <w:keepLines w:val="0"/>
               <w:widowControl/>
@@ -39070,7 +38143,7 @@
           </w:tcPr>
           <w:p>
             <w:pPr>
-              <w:pStyle w:val="10"/>
+              <w:pStyle w:val="11"/>
               <w:keepNext w:val="0"/>
               <w:keepLines w:val="0"/>
               <w:widowControl/>
@@ -39133,7 +38206,7 @@
           </w:tcPr>
           <w:p>
             <w:pPr>
-              <w:pStyle w:val="10"/>
+              <w:pStyle w:val="11"/>
               <w:keepNext w:val="0"/>
               <w:keepLines w:val="0"/>
               <w:widowControl/>
@@ -39217,7 +38290,7 @@
           </w:tcPr>
           <w:p>
             <w:pPr>
-              <w:pStyle w:val="10"/>
+              <w:pStyle w:val="11"/>
               <w:keepNext w:val="0"/>
               <w:keepLines w:val="0"/>
               <w:widowControl/>
@@ -39278,7 +38351,7 @@
           </w:tcPr>
           <w:p>
             <w:pPr>
-              <w:pStyle w:val="10"/>
+              <w:pStyle w:val="11"/>
               <w:keepNext w:val="0"/>
               <w:keepLines w:val="0"/>
               <w:widowControl/>
@@ -39339,7 +38412,7 @@
           </w:tcPr>
           <w:p>
             <w:pPr>
-              <w:pStyle w:val="10"/>
+              <w:pStyle w:val="11"/>
               <w:keepNext w:val="0"/>
               <w:keepLines w:val="0"/>
               <w:widowControl/>
@@ -39400,7 +38473,7 @@
           </w:tcPr>
           <w:p>
             <w:pPr>
-              <w:pStyle w:val="10"/>
+              <w:pStyle w:val="11"/>
               <w:keepNext w:val="0"/>
               <w:keepLines w:val="0"/>
               <w:widowControl/>
@@ -40072,7 +39145,17 @@
       </w:tblCellMar>
     </w:tblPr>
   </w:style>
-  <w:style w:type="paragraph" w:styleId="10">
+  <w:style w:type="character" w:styleId="10">
+    <w:name w:val="HTML Code"/>
+    <w:basedOn w:val="8"/>
+    <w:uiPriority w:val="0"/>
+    <w:rPr>
+      <w:rFonts w:ascii="Courier New" w:hAnsi="Courier New" w:cs="Courier New"/>
+      <w:sz w:val="20"/>
+      <w:szCs w:val="20"/>
+    </w:rPr>
+  </w:style>
+  <w:style w:type="paragraph" w:styleId="11">
     <w:name w:val="Normal (Web)"/>
     <w:qFormat/>
     <w:uiPriority w:val="0"/>
@@ -40089,7 +39172,17 @@
       <w:lang w:val="en-US" w:eastAsia="zh-CN" w:bidi="ar"/>
     </w:rPr>
   </w:style>
-  <w:style w:type="paragraph" w:styleId="11">
+  <w:style w:type="character" w:styleId="12">
+    <w:name w:val="Strong"/>
+    <w:basedOn w:val="8"/>
+    <w:qFormat/>
+    <w:uiPriority w:val="0"/>
+    <w:rPr>
+      <w:b/>
+      <w:bCs/>
+    </w:rPr>
+  </w:style>
+  <w:style w:type="paragraph" w:styleId="13">
     <w:name w:val="Subtitle"/>
     <w:basedOn w:val="1"/>
     <w:next w:val="1"/>
@@ -40109,7 +39202,7 @@
       <w:szCs w:val="48"/>
     </w:rPr>
   </w:style>
-  <w:style w:type="table" w:styleId="12">
+  <w:style w:type="table" w:styleId="14">
     <w:name w:val="Table Grid"/>
     <w:basedOn w:val="9"/>
     <w:qFormat/>
@@ -40134,7 +39227,7 @@
       </w:tblCellMar>
     </w:tblPr>
   </w:style>
-  <w:style w:type="paragraph" w:styleId="13">
+  <w:style w:type="paragraph" w:styleId="15">
     <w:name w:val="Title"/>
     <w:basedOn w:val="1"/>
     <w:next w:val="1"/>
@@ -40152,7 +39245,7 @@
       <w:szCs w:val="72"/>
     </w:rPr>
   </w:style>
-  <w:style w:type="table" w:customStyle="1" w:styleId="14">
+  <w:style w:type="table" w:customStyle="1" w:styleId="16">
     <w:name w:val="TableNormal"/>
     <w:qFormat/>
     <w:uiPriority w:val="0"/>
@@ -40165,93 +39258,93 @@
       </w:tblCellMar>
     </w:tblPr>
   </w:style>
-  <w:style w:type="table" w:customStyle="1" w:styleId="15">
+  <w:style w:type="table" w:customStyle="1" w:styleId="17">
     <w:name w:val="_Style 10"/>
-    <w:basedOn w:val="14"/>
-    <w:qFormat/>
-    <w:uiPriority w:val="0"/>
-  </w:style>
-  <w:style w:type="table" w:customStyle="1" w:styleId="16">
-    <w:name w:val="_Style 11"/>
-    <w:basedOn w:val="14"/>
-    <w:qFormat/>
-    <w:uiPriority w:val="0"/>
-  </w:style>
-  <w:style w:type="table" w:customStyle="1" w:styleId="17">
-    <w:name w:val="_Style 12"/>
-    <w:basedOn w:val="14"/>
+    <w:basedOn w:val="16"/>
     <w:qFormat/>
     <w:uiPriority w:val="0"/>
   </w:style>
   <w:style w:type="table" w:customStyle="1" w:styleId="18">
-    <w:name w:val="_Style 13"/>
-    <w:basedOn w:val="14"/>
+    <w:name w:val="_Style 11"/>
+    <w:basedOn w:val="16"/>
     <w:qFormat/>
     <w:uiPriority w:val="0"/>
   </w:style>
   <w:style w:type="table" w:customStyle="1" w:styleId="19">
-    <w:name w:val="_Style 14"/>
-    <w:basedOn w:val="14"/>
+    <w:name w:val="_Style 12"/>
+    <w:basedOn w:val="16"/>
     <w:qFormat/>
     <w:uiPriority w:val="0"/>
   </w:style>
   <w:style w:type="table" w:customStyle="1" w:styleId="20">
-    <w:name w:val="_Style 15"/>
-    <w:basedOn w:val="14"/>
+    <w:name w:val="_Style 13"/>
+    <w:basedOn w:val="16"/>
     <w:qFormat/>
     <w:uiPriority w:val="0"/>
   </w:style>
   <w:style w:type="table" w:customStyle="1" w:styleId="21">
-    <w:name w:val="_Style 16"/>
-    <w:basedOn w:val="14"/>
+    <w:name w:val="_Style 14"/>
+    <w:basedOn w:val="16"/>
     <w:qFormat/>
     <w:uiPriority w:val="0"/>
   </w:style>
   <w:style w:type="table" w:customStyle="1" w:styleId="22">
-    <w:name w:val="_Style 17"/>
-    <w:basedOn w:val="14"/>
+    <w:name w:val="_Style 15"/>
+    <w:basedOn w:val="16"/>
     <w:qFormat/>
     <w:uiPriority w:val="0"/>
   </w:style>
   <w:style w:type="table" w:customStyle="1" w:styleId="23">
-    <w:name w:val="_Style 18"/>
-    <w:basedOn w:val="14"/>
+    <w:name w:val="_Style 16"/>
+    <w:basedOn w:val="16"/>
     <w:qFormat/>
     <w:uiPriority w:val="0"/>
   </w:style>
   <w:style w:type="table" w:customStyle="1" w:styleId="24">
-    <w:name w:val="_Style 19"/>
-    <w:basedOn w:val="14"/>
+    <w:name w:val="_Style 17"/>
+    <w:basedOn w:val="16"/>
     <w:qFormat/>
     <w:uiPriority w:val="0"/>
   </w:style>
   <w:style w:type="table" w:customStyle="1" w:styleId="25">
-    <w:name w:val="_Style 20"/>
-    <w:basedOn w:val="14"/>
+    <w:name w:val="_Style 18"/>
+    <w:basedOn w:val="16"/>
     <w:qFormat/>
     <w:uiPriority w:val="0"/>
   </w:style>
   <w:style w:type="table" w:customStyle="1" w:styleId="26">
-    <w:name w:val="_Style 21"/>
-    <w:basedOn w:val="14"/>
+    <w:name w:val="_Style 19"/>
+    <w:basedOn w:val="16"/>
     <w:qFormat/>
     <w:uiPriority w:val="0"/>
   </w:style>
   <w:style w:type="table" w:customStyle="1" w:styleId="27">
-    <w:name w:val="_Style 22"/>
-    <w:basedOn w:val="14"/>
+    <w:name w:val="_Style 20"/>
+    <w:basedOn w:val="16"/>
     <w:qFormat/>
     <w:uiPriority w:val="0"/>
   </w:style>
   <w:style w:type="table" w:customStyle="1" w:styleId="28">
-    <w:name w:val="_Style 23"/>
-    <w:basedOn w:val="14"/>
+    <w:name w:val="_Style 21"/>
+    <w:basedOn w:val="16"/>
     <w:qFormat/>
     <w:uiPriority w:val="0"/>
   </w:style>
   <w:style w:type="table" w:customStyle="1" w:styleId="29">
+    <w:name w:val="_Style 22"/>
+    <w:basedOn w:val="16"/>
+    <w:qFormat/>
+    <w:uiPriority w:val="0"/>
+  </w:style>
+  <w:style w:type="table" w:customStyle="1" w:styleId="30">
+    <w:name w:val="_Style 23"/>
+    <w:basedOn w:val="16"/>
+    <w:qFormat/>
+    <w:uiPriority w:val="0"/>
+  </w:style>
+  <w:style w:type="table" w:customStyle="1" w:styleId="31">
     <w:name w:val="_Style 24"/>
-    <w:basedOn w:val="14"/>
+    <w:basedOn w:val="16"/>
     <w:qFormat/>
     <w:uiPriority w:val="0"/>
   </w:style>
